--- a/eng/docx/013.content.docx
+++ b/eng/docx/013.content.docx
@@ -19,7 +19,7 @@
         <w:rPr>
           <w:lang w:val="en_US" w:bidi="en_US"/>
         </w:rPr>
-        <w:t>Resource: Tyndale Open Study Notes</w:t>
+        <w:t>Resource: Aquifer Open Study Notes (Profiles)</w:t>
       </w:r>
       <w:r>
         <w:rPr>
@@ -112,7 +112,7 @@
         <w:rPr>
           <w:lang w:val="en_US" w:bidi="en_US"/>
         </w:rPr>
-        <w:t>Tyndale Open Study Notes</w:t>
+        <w:t>Aquifer Open Study Notes (Profiles)</w:t>
       </w:r>
     </w:p>
     <w:p>

--- a/eng/docx/013.content.docx
+++ b/eng/docx/013.content.docx
@@ -247,18 +247,12 @@
         </w:rPr>
         <w:t>Paul was born in the city of Tarsus to Jewish parents. His parents were Roman citizens, which allowed Paul to become a Roman citizen as well. He grew up in a traditional Jewish home. He worked as a tentmaker (or leatherworker). He studied in Jerusalem under a famous Jewish rabbi named Gamaliel and became a Pharisee. (The Pharisees were a Jewish religious group that carefully followed Jewish laws and oral traditions.) When Paul was a young man, he violently attacked and hurt Christians (</w:t>
       </w:r>
-      <w:hyperlink r:id="rId13">
-        <w:r>
-          <w:rPr>
-            <w:lang w:val="en_US" w:bidi="en_US"/>
-          </w:rPr>
-          <w:rPr>
-            <w:color w:val="0000EE"/>
-            <w:u w:val="single"/>
-          </w:rPr>
-          <w:t>Acts 22:3–5</w:t>
-        </w:r>
-      </w:hyperlink>
+      <w:r>
+        <w:rPr>
+          <w:lang w:val="en_US" w:bidi="en_US"/>
+        </w:rPr>
+        <w:t>Acts 22:3–5</w:t>
+      </w:r>
       <w:r>
         <w:rPr>
           <w:lang w:val="en_US" w:bidi="en_US"/>
@@ -279,54 +273,36 @@
         </w:rPr>
         <w:t>But then something happened that completely changed his life. The risen Jesus appeared to Paul (</w:t>
       </w:r>
-      <w:hyperlink r:id="rId14">
-        <w:r>
-          <w:rPr>
-            <w:lang w:val="en_US" w:bidi="en_US"/>
-          </w:rPr>
-          <w:rPr>
-            <w:color w:val="0000EE"/>
-            <w:u w:val="single"/>
-          </w:rPr>
-          <w:t>Acts 9:3–6</w:t>
-        </w:r>
-      </w:hyperlink>
-      <w:r>
-        <w:rPr>
-          <w:lang w:val="en_US" w:bidi="en_US"/>
-        </w:rPr>
-        <w:t xml:space="preserve">; </w:t>
-      </w:r>
-      <w:hyperlink r:id="rId15">
-        <w:r>
-          <w:rPr>
-            <w:lang w:val="en_US" w:bidi="en_US"/>
-          </w:rPr>
-          <w:rPr>
-            <w:color w:val="0000EE"/>
-            <w:u w:val="single"/>
-          </w:rPr>
-          <w:t>22:6–10</w:t>
-        </w:r>
-      </w:hyperlink>
+      <w:r>
+        <w:rPr>
+          <w:lang w:val="en_US" w:bidi="en_US"/>
+        </w:rPr>
+        <w:t>Acts 9:3–6</w:t>
+      </w:r>
+      <w:r>
+        <w:rPr>
+          <w:lang w:val="en_US" w:bidi="en_US"/>
+        </w:rPr>
+        <w:t xml:space="preserve">; </w:t>
+      </w:r>
+      <w:r>
+        <w:rPr>
+          <w:lang w:val="en_US" w:bidi="en_US"/>
+        </w:rPr>
+        <w:t>22:6–10</w:t>
+      </w:r>
       <w:r>
         <w:rPr>
           <w:lang w:val="en_US" w:bidi="en_US"/>
         </w:rPr>
         <w:t xml:space="preserve">). After this experience, Paul became a follower of Jesus. He spent the rest of his life traveling around the Mediterranean Sea, telling people that Jesus is the Savior and Lord (see </w:t>
       </w:r>
-      <w:hyperlink r:id="rId16">
-        <w:r>
-          <w:rPr>
-            <w:lang w:val="en_US" w:bidi="en_US"/>
-          </w:rPr>
-          <w:rPr>
-            <w:color w:val="0000EE"/>
-            <w:u w:val="single"/>
-          </w:rPr>
-          <w:t>Galatians 1:11–16</w:t>
-        </w:r>
-      </w:hyperlink>
+      <w:r>
+        <w:rPr>
+          <w:lang w:val="en_US" w:bidi="en_US"/>
+        </w:rPr>
+        <w:t>Galatians 1:11–16</w:t>
+      </w:r>
       <w:r>
         <w:rPr>
           <w:lang w:val="en_US" w:bidi="en_US"/>
@@ -347,18 +323,12 @@
         </w:rPr>
         <w:t>Paul believed Jesus was the Jewish Messiah (the special leader God had promised to send to save his people). This made Paul different from other Jews of his time. His vision of Jesus helped him understand that through the death and resurrection of Jesus believers can be made right with God and have their lives changed. Paul no longeBefore, Paul thought people had to carefully follow all of the laws of Moses to please God. But now he understood that being right with God was a gift that came through trusting in Jesus, who died to free people from sin (</w:t>
       </w:r>
-      <w:hyperlink r:id="rId17">
-        <w:r>
-          <w:rPr>
-            <w:lang w:val="en_US" w:bidi="en_US"/>
-          </w:rPr>
-          <w:rPr>
-            <w:color w:val="0000EE"/>
-            <w:u w:val="single"/>
-          </w:rPr>
-          <w:t>Romans 4:1–8</w:t>
-        </w:r>
-      </w:hyperlink>
+      <w:r>
+        <w:rPr>
+          <w:lang w:val="en_US" w:bidi="en_US"/>
+        </w:rPr>
+        <w:t>Romans 4:1–8</w:t>
+      </w:r>
       <w:r>
         <w:rPr>
           <w:lang w:val="en_US" w:bidi="en_US"/>
@@ -443,18 +413,12 @@
         </w:rPr>
         <w:t>People can only be saved by trusting in Jesus as their Savior(</w:t>
       </w:r>
-      <w:hyperlink r:id="rId18">
-        <w:r>
-          <w:rPr>
-            <w:lang w:val="en_US" w:bidi="en_US"/>
-          </w:rPr>
-          <w:rPr>
-            <w:color w:val="0000EE"/>
-            <w:u w:val="single"/>
-          </w:rPr>
-          <w:t>Galatians 2:16</w:t>
-        </w:r>
-      </w:hyperlink>
+      <w:r>
+        <w:rPr>
+          <w:lang w:val="en_US" w:bidi="en_US"/>
+        </w:rPr>
+        <w:t>Galatians 2:16</w:t>
+      </w:r>
       <w:r>
         <w:rPr>
           <w:lang w:val="en_US" w:bidi="en_US"/>
@@ -479,36 +443,24 @@
         </w:rPr>
         <w:t>Believers should give every part of their life to serving Jesus as their Lord (</w:t>
       </w:r>
-      <w:hyperlink r:id="rId19">
-        <w:r>
-          <w:rPr>
-            <w:lang w:val="en_US" w:bidi="en_US"/>
-          </w:rPr>
-          <w:rPr>
-            <w:color w:val="0000EE"/>
-            <w:u w:val="single"/>
-          </w:rPr>
-          <w:t>Romans 14:7–9</w:t>
-        </w:r>
-      </w:hyperlink>
-      <w:r>
-        <w:rPr>
-          <w:lang w:val="en_US" w:bidi="en_US"/>
-        </w:rPr>
-        <w:t xml:space="preserve">; </w:t>
-      </w:r>
-      <w:hyperlink r:id="rId20">
-        <w:r>
-          <w:rPr>
-            <w:lang w:val="en_US" w:bidi="en_US"/>
-          </w:rPr>
-          <w:rPr>
-            <w:color w:val="0000EE"/>
-            <w:u w:val="single"/>
-          </w:rPr>
-          <w:t>2 Corinthians 5:15</w:t>
-        </w:r>
-      </w:hyperlink>
+      <w:r>
+        <w:rPr>
+          <w:lang w:val="en_US" w:bidi="en_US"/>
+        </w:rPr>
+        <w:t>Romans 14:7–9</w:t>
+      </w:r>
+      <w:r>
+        <w:rPr>
+          <w:lang w:val="en_US" w:bidi="en_US"/>
+        </w:rPr>
+        <w:t xml:space="preserve">; </w:t>
+      </w:r>
+      <w:r>
+        <w:rPr>
+          <w:lang w:val="en_US" w:bidi="en_US"/>
+        </w:rPr>
+        <w:t>2 Corinthians 5:15</w:t>
+      </w:r>
       <w:r>
         <w:rPr>
           <w:lang w:val="en_US" w:bidi="en_US"/>
@@ -529,162 +481,108 @@
         </w:rPr>
         <w:t>Among New Testament writers, Paul explains salvation most clearly (</w:t>
       </w:r>
-      <w:hyperlink r:id="rId21">
-        <w:r>
-          <w:rPr>
-            <w:lang w:val="en_US" w:bidi="en_US"/>
-          </w:rPr>
-          <w:rPr>
-            <w:color w:val="0000EE"/>
-            <w:u w:val="single"/>
-          </w:rPr>
-          <w:t>Romans 1–8</w:t>
-        </w:r>
-      </w:hyperlink>
+      <w:r>
+        <w:rPr>
+          <w:lang w:val="en_US" w:bidi="en_US"/>
+        </w:rPr>
+        <w:t>Romans 1–8</w:t>
+      </w:r>
       <w:r>
         <w:rPr>
           <w:lang w:val="en_US" w:bidi="en_US"/>
         </w:rPr>
         <w:t>). He provides a detailed view of the Christian life and community. His letters also emphasize the Holy Spirit's power in the lives of believers (</w:t>
       </w:r>
-      <w:hyperlink r:id="rId22">
-        <w:r>
-          <w:rPr>
-            <w:lang w:val="en_US" w:bidi="en_US"/>
-          </w:rPr>
-          <w:rPr>
-            <w:color w:val="0000EE"/>
-            <w:u w:val="single"/>
-          </w:rPr>
-          <w:t>Romans 8:9–13</w:t>
-        </w:r>
-      </w:hyperlink>
-      <w:r>
-        <w:rPr>
-          <w:lang w:val="en_US" w:bidi="en_US"/>
-        </w:rPr>
-        <w:t xml:space="preserve">; </w:t>
-      </w:r>
-      <w:hyperlink r:id="rId23">
-        <w:r>
-          <w:rPr>
-            <w:lang w:val="en_US" w:bidi="en_US"/>
-          </w:rPr>
-          <w:rPr>
-            <w:color w:val="0000EE"/>
-            <w:u w:val="single"/>
-          </w:rPr>
-          <w:t>Galatians 5:16–25</w:t>
-        </w:r>
-      </w:hyperlink>
+      <w:r>
+        <w:rPr>
+          <w:lang w:val="en_US" w:bidi="en_US"/>
+        </w:rPr>
+        <w:t>Romans 8:9–13</w:t>
+      </w:r>
+      <w:r>
+        <w:rPr>
+          <w:lang w:val="en_US" w:bidi="en_US"/>
+        </w:rPr>
+        <w:t xml:space="preserve">; </w:t>
+      </w:r>
+      <w:r>
+        <w:rPr>
+          <w:lang w:val="en_US" w:bidi="en_US"/>
+        </w:rPr>
+        <w:t>Galatians 5:16–25</w:t>
+      </w:r>
       <w:r>
         <w:rPr>
           <w:lang w:val="en_US" w:bidi="en_US"/>
         </w:rPr>
         <w:t xml:space="preserve">; compare </w:t>
       </w:r>
-      <w:hyperlink r:id="rId24">
-        <w:r>
-          <w:rPr>
-            <w:lang w:val="en_US" w:bidi="en_US"/>
-          </w:rPr>
-          <w:rPr>
-            <w:color w:val="0000EE"/>
-            <w:u w:val="single"/>
-          </w:rPr>
-          <w:t>Galatians 2:20</w:t>
-        </w:r>
-      </w:hyperlink>
-      <w:r>
-        <w:rPr>
-          <w:lang w:val="en_US" w:bidi="en_US"/>
-        </w:rPr>
-        <w:t xml:space="preserve">; </w:t>
-      </w:r>
-      <w:hyperlink r:id="rId25">
-        <w:r>
-          <w:rPr>
-            <w:lang w:val="en_US" w:bidi="en_US"/>
-          </w:rPr>
-          <w:rPr>
-            <w:color w:val="0000EE"/>
-            <w:u w:val="single"/>
-          </w:rPr>
-          <w:t>Colossians 1:27</w:t>
-        </w:r>
-      </w:hyperlink>
+      <w:r>
+        <w:rPr>
+          <w:lang w:val="en_US" w:bidi="en_US"/>
+        </w:rPr>
+        <w:t>Galatians 2:20</w:t>
+      </w:r>
+      <w:r>
+        <w:rPr>
+          <w:lang w:val="en_US" w:bidi="en_US"/>
+        </w:rPr>
+        <w:t xml:space="preserve">; </w:t>
+      </w:r>
+      <w:r>
+        <w:rPr>
+          <w:lang w:val="en_US" w:bidi="en_US"/>
+        </w:rPr>
+        <w:t>Colossians 1:27</w:t>
+      </w:r>
       <w:r>
         <w:rPr>
           <w:lang w:val="en_US" w:bidi="en_US"/>
         </w:rPr>
         <w:t>). He encourages believers to keep growing to become more like Jesus (</w:t>
       </w:r>
-      <w:hyperlink r:id="rId26">
-        <w:r>
-          <w:rPr>
-            <w:lang w:val="en_US" w:bidi="en_US"/>
-          </w:rPr>
-          <w:rPr>
-            <w:color w:val="0000EE"/>
-            <w:u w:val="single"/>
-          </w:rPr>
-          <w:t>Romans 8:30</w:t>
-        </w:r>
-      </w:hyperlink>
-      <w:r>
-        <w:rPr>
-          <w:lang w:val="en_US" w:bidi="en_US"/>
-        </w:rPr>
-        <w:t xml:space="preserve">; </w:t>
-      </w:r>
-      <w:hyperlink r:id="rId27">
-        <w:r>
-          <w:rPr>
-            <w:lang w:val="en_US" w:bidi="en_US"/>
-          </w:rPr>
-          <w:rPr>
-            <w:color w:val="0000EE"/>
-            <w:u w:val="single"/>
-          </w:rPr>
-          <w:t>Ephesians 4:13</w:t>
-        </w:r>
-      </w:hyperlink>
+      <w:r>
+        <w:rPr>
+          <w:lang w:val="en_US" w:bidi="en_US"/>
+        </w:rPr>
+        <w:t>Romans 8:30</w:t>
+      </w:r>
+      <w:r>
+        <w:rPr>
+          <w:lang w:val="en_US" w:bidi="en_US"/>
+        </w:rPr>
+        <w:t xml:space="preserve">; </w:t>
+      </w:r>
+      <w:r>
+        <w:rPr>
+          <w:lang w:val="en_US" w:bidi="en_US"/>
+        </w:rPr>
+        <w:t>Ephesians 4:13</w:t>
+      </w:r>
       <w:r>
         <w:rPr>
           <w:lang w:val="en_US" w:bidi="en_US"/>
         </w:rPr>
         <w:t xml:space="preserve">, </w:t>
       </w:r>
-      <w:hyperlink r:id="rId28">
-        <w:r>
-          <w:rPr>
-            <w:lang w:val="en_US" w:bidi="en_US"/>
-          </w:rPr>
-          <w:rPr>
-            <w:color w:val="0000EE"/>
-            <w:u w:val="single"/>
-          </w:rPr>
-          <w:t>15</w:t>
-        </w:r>
-      </w:hyperlink>
-      <w:r>
-        <w:rPr>
-          <w:lang w:val="en_US" w:bidi="en_US"/>
-        </w:rPr>
-        <w:t xml:space="preserve">; </w:t>
-      </w:r>
-      <w:hyperlink r:id="rId29">
-        <w:r>
-          <w:rPr>
-            <w:lang w:val="en_US" w:bidi="en_US"/>
-          </w:rPr>
-          <w:rPr>
-            <w:color w:val="0000EE"/>
-            <w:u w:val="single"/>
-          </w:rPr>
-          <w:t>5:1–2</w:t>
-        </w:r>
-      </w:hyperlink>
+      <w:r>
+        <w:rPr>
+          <w:lang w:val="en_US" w:bidi="en_US"/>
+        </w:rPr>
+        <w:t>15</w:t>
+      </w:r>
+      <w:r>
+        <w:rPr>
+          <w:lang w:val="en_US" w:bidi="en_US"/>
+        </w:rPr>
+        <w:t xml:space="preserve">; </w:t>
+      </w:r>
+      <w:r>
+        <w:rPr>
+          <w:lang w:val="en_US" w:bidi="en_US"/>
+        </w:rPr>
+        <w:t>5:1–2</w:t>
+      </w:r>
       <w:r>
         <w:rPr>
           <w:lang w:val="en_US" w:bidi="en_US"/>
@@ -705,90 +603,60 @@
         </w:rPr>
         <w:t>Believers should live a life of love (</w:t>
       </w:r>
-      <w:hyperlink r:id="rId30">
-        <w:r>
-          <w:rPr>
-            <w:lang w:val="en_US" w:bidi="en_US"/>
-          </w:rPr>
-          <w:rPr>
-            <w:color w:val="0000EE"/>
-            <w:u w:val="single"/>
-          </w:rPr>
-          <w:t>1 Corinthians 13:1–13</w:t>
-        </w:r>
-      </w:hyperlink>
-      <w:r>
-        <w:rPr>
-          <w:lang w:val="en_US" w:bidi="en_US"/>
-        </w:rPr>
-        <w:t xml:space="preserve">; </w:t>
-      </w:r>
-      <w:hyperlink r:id="rId31">
-        <w:r>
-          <w:rPr>
-            <w:lang w:val="en_US" w:bidi="en_US"/>
-          </w:rPr>
-          <w:rPr>
-            <w:color w:val="0000EE"/>
-            <w:u w:val="single"/>
-          </w:rPr>
-          <w:t>Ephesians 5:2</w:t>
-        </w:r>
-      </w:hyperlink>
+      <w:r>
+        <w:rPr>
+          <w:lang w:val="en_US" w:bidi="en_US"/>
+        </w:rPr>
+        <w:t>1 Corinthians 13:1–13</w:t>
+      </w:r>
+      <w:r>
+        <w:rPr>
+          <w:lang w:val="en_US" w:bidi="en_US"/>
+        </w:rPr>
+        <w:t xml:space="preserve">; </w:t>
+      </w:r>
+      <w:r>
+        <w:rPr>
+          <w:lang w:val="en_US" w:bidi="en_US"/>
+        </w:rPr>
+        <w:t>Ephesians 5:2</w:t>
+      </w:r>
       <w:r>
         <w:rPr>
           <w:lang w:val="en_US" w:bidi="en_US"/>
         </w:rPr>
         <w:t>). They should fully submit to Jesus. More than any other New Testament writer, Paul shows us how and why Christians must base their lives on the gift of grace that comes from Jesus (</w:t>
       </w:r>
-      <w:hyperlink r:id="rId32">
-        <w:r>
-          <w:rPr>
-            <w:lang w:val="en_US" w:bidi="en_US"/>
-          </w:rPr>
-          <w:rPr>
-            <w:color w:val="0000EE"/>
-            <w:u w:val="single"/>
-          </w:rPr>
-          <w:t>Romans 12:1–2</w:t>
-        </w:r>
-      </w:hyperlink>
+      <w:r>
+        <w:rPr>
+          <w:lang w:val="en_US" w:bidi="en_US"/>
+        </w:rPr>
+        <w:t>Romans 12:1–2</w:t>
+      </w:r>
       <w:r>
         <w:rPr>
           <w:lang w:val="en_US" w:bidi="en_US"/>
         </w:rPr>
         <w:t>). For Paul, a believer's entire life (and the whole universe) centers on Jesus alone. Everything finds its true meaning only in relation to Jesus (</w:t>
       </w:r>
-      <w:hyperlink r:id="rId33">
-        <w:r>
-          <w:rPr>
-            <w:lang w:val="en_US" w:bidi="en_US"/>
-          </w:rPr>
-          <w:rPr>
-            <w:color w:val="0000EE"/>
-            <w:u w:val="single"/>
-          </w:rPr>
-          <w:t>Colossians 1:15–20</w:t>
-        </w:r>
-      </w:hyperlink>
-      <w:r>
-        <w:rPr>
-          <w:lang w:val="en_US" w:bidi="en_US"/>
-        </w:rPr>
-        <w:t xml:space="preserve">; </w:t>
-      </w:r>
-      <w:hyperlink r:id="rId34">
-        <w:r>
-          <w:rPr>
-            <w:lang w:val="en_US" w:bidi="en_US"/>
-          </w:rPr>
-          <w:rPr>
-            <w:color w:val="0000EE"/>
-            <w:u w:val="single"/>
-          </w:rPr>
-          <w:t>2:6–3:4</w:t>
-        </w:r>
-      </w:hyperlink>
+      <w:r>
+        <w:rPr>
+          <w:lang w:val="en_US" w:bidi="en_US"/>
+        </w:rPr>
+        <w:t>Colossians 1:15–20</w:t>
+      </w:r>
+      <w:r>
+        <w:rPr>
+          <w:lang w:val="en_US" w:bidi="en_US"/>
+        </w:rPr>
+        <w:t xml:space="preserve">; </w:t>
+      </w:r>
+      <w:r>
+        <w:rPr>
+          <w:lang w:val="en_US" w:bidi="en_US"/>
+        </w:rPr>
+        <w:t>2:6–3:4</w:t>
+      </w:r>
       <w:r>
         <w:rPr>
           <w:lang w:val="en_US" w:bidi="en_US"/>
@@ -823,18 +691,12 @@
         </w:rPr>
         <w:t>Paul wanted to be like Jesus in every way (even in suffering and death). Paul died knowing that just as Jesus rose from death, he too would one day be raised to new life (</w:t>
       </w:r>
-      <w:hyperlink r:id="rId35">
-        <w:r>
-          <w:rPr>
-            <w:lang w:val="en_US" w:bidi="en_US"/>
-          </w:rPr>
-          <w:rPr>
-            <w:color w:val="0000EE"/>
-            <w:u w:val="single"/>
-          </w:rPr>
-          <w:t>Philippians 3:10–11</w:t>
-        </w:r>
-      </w:hyperlink>
+      <w:r>
+        <w:rPr>
+          <w:lang w:val="en_US" w:bidi="en_US"/>
+        </w:rPr>
+        <w:t>Philippians 3:10–11</w:t>
+      </w:r>
       <w:r>
         <w:rPr>
           <w:lang w:val="en_US" w:bidi="en_US"/>
@@ -864,324 +726,216 @@
           <w:lang w:val="en_US" w:bidi="en_US"/>
         </w:rPr>
       </w:r>
-      <w:hyperlink r:id="rId36">
-        <w:r>
-          <w:rPr>
-            <w:lang w:val="en_US" w:bidi="en_US"/>
-          </w:rPr>
-          <w:rPr>
-            <w:color w:val="0000EE"/>
-            <w:u w:val="single"/>
-          </w:rPr>
-          <w:t>Acts 7:58–8:3</w:t>
-        </w:r>
-      </w:hyperlink>
-      <w:r>
-        <w:rPr>
-          <w:lang w:val="en_US" w:bidi="en_US"/>
-        </w:rPr>
-        <w:t xml:space="preserve">; </w:t>
-      </w:r>
-      <w:hyperlink r:id="rId37">
-        <w:r>
-          <w:rPr>
-            <w:lang w:val="en_US" w:bidi="en_US"/>
-          </w:rPr>
-          <w:rPr>
-            <w:color w:val="0000EE"/>
-            <w:u w:val="single"/>
-          </w:rPr>
-          <w:t>9:1–31</w:t>
-        </w:r>
-      </w:hyperlink>
-      <w:r>
-        <w:rPr>
-          <w:lang w:val="en_US" w:bidi="en_US"/>
-        </w:rPr>
-        <w:t xml:space="preserve">; </w:t>
-      </w:r>
-      <w:hyperlink r:id="rId38">
-        <w:r>
-          <w:rPr>
-            <w:lang w:val="en_US" w:bidi="en_US"/>
-          </w:rPr>
-          <w:rPr>
-            <w:color w:val="0000EE"/>
-            <w:u w:val="single"/>
-          </w:rPr>
-          <w:t>11:25–30</w:t>
-        </w:r>
-      </w:hyperlink>
-      <w:r>
-        <w:rPr>
-          <w:lang w:val="en_US" w:bidi="en_US"/>
-        </w:rPr>
-        <w:t xml:space="preserve">; </w:t>
-      </w:r>
-      <w:hyperlink r:id="rId39">
-        <w:r>
-          <w:rPr>
-            <w:lang w:val="en_US" w:bidi="en_US"/>
-          </w:rPr>
-          <w:rPr>
-            <w:color w:val="0000EE"/>
-            <w:u w:val="single"/>
-          </w:rPr>
-          <w:t>12:25–28:31</w:t>
-        </w:r>
-      </w:hyperlink>
-      <w:r>
-        <w:rPr>
-          <w:lang w:val="en_US" w:bidi="en_US"/>
-        </w:rPr>
-        <w:t xml:space="preserve">; </w:t>
-      </w:r>
-      <w:hyperlink r:id="rId40">
-        <w:r>
-          <w:rPr>
-            <w:lang w:val="en_US" w:bidi="en_US"/>
-          </w:rPr>
-          <w:rPr>
-            <w:color w:val="0000EE"/>
-            <w:u w:val="single"/>
-          </w:rPr>
-          <w:t>Romans 1:1–16:27</w:t>
-        </w:r>
-      </w:hyperlink>
-      <w:r>
-        <w:rPr>
-          <w:lang w:val="en_US" w:bidi="en_US"/>
-        </w:rPr>
-        <w:t xml:space="preserve">; </w:t>
-      </w:r>
-      <w:hyperlink r:id="rId41">
-        <w:r>
-          <w:rPr>
-            <w:lang w:val="en_US" w:bidi="en_US"/>
-          </w:rPr>
-          <w:rPr>
-            <w:color w:val="0000EE"/>
-            <w:u w:val="single"/>
-          </w:rPr>
-          <w:t>1 Corinthians 1:1–16:24</w:t>
-        </w:r>
-      </w:hyperlink>
-      <w:r>
-        <w:rPr>
-          <w:lang w:val="en_US" w:bidi="en_US"/>
-        </w:rPr>
-        <w:t xml:space="preserve">; </w:t>
-      </w:r>
-      <w:hyperlink r:id="rId42">
-        <w:r>
-          <w:rPr>
-            <w:lang w:val="en_US" w:bidi="en_US"/>
-          </w:rPr>
-          <w:rPr>
-            <w:color w:val="0000EE"/>
-            <w:u w:val="single"/>
-          </w:rPr>
-          <w:t>2 Corinthians 1:1–13:14</w:t>
-        </w:r>
-      </w:hyperlink>
-      <w:r>
-        <w:rPr>
-          <w:lang w:val="en_US" w:bidi="en_US"/>
-        </w:rPr>
-        <w:t xml:space="preserve">; </w:t>
-      </w:r>
-      <w:hyperlink r:id="rId43">
-        <w:r>
-          <w:rPr>
-            <w:lang w:val="en_US" w:bidi="en_US"/>
-          </w:rPr>
-          <w:rPr>
-            <w:color w:val="0000EE"/>
-            <w:u w:val="single"/>
-          </w:rPr>
-          <w:t>Galatians 1:1–6:18</w:t>
-        </w:r>
-      </w:hyperlink>
-      <w:r>
-        <w:rPr>
-          <w:lang w:val="en_US" w:bidi="en_US"/>
-        </w:rPr>
-        <w:t xml:space="preserve">; </w:t>
-      </w:r>
-      <w:hyperlink r:id="rId44">
-        <w:r>
-          <w:rPr>
-            <w:lang w:val="en_US" w:bidi="en_US"/>
-          </w:rPr>
-          <w:rPr>
-            <w:color w:val="0000EE"/>
-            <w:u w:val="single"/>
-          </w:rPr>
-          <w:t>Ephesians 1:1–6:24</w:t>
-        </w:r>
-      </w:hyperlink>
-      <w:r>
-        <w:rPr>
-          <w:lang w:val="en_US" w:bidi="en_US"/>
-        </w:rPr>
-        <w:t xml:space="preserve">; </w:t>
-      </w:r>
-      <w:hyperlink r:id="rId45">
-        <w:r>
-          <w:rPr>
-            <w:lang w:val="en_US" w:bidi="en_US"/>
-          </w:rPr>
-          <w:rPr>
-            <w:color w:val="0000EE"/>
-            <w:u w:val="single"/>
-          </w:rPr>
-          <w:t>Philippians 1:1–4:23</w:t>
-        </w:r>
-      </w:hyperlink>
-      <w:r>
-        <w:rPr>
-          <w:lang w:val="en_US" w:bidi="en_US"/>
-        </w:rPr>
-        <w:t xml:space="preserve">; </w:t>
-      </w:r>
-      <w:hyperlink r:id="rId46">
-        <w:r>
-          <w:rPr>
-            <w:lang w:val="en_US" w:bidi="en_US"/>
-          </w:rPr>
-          <w:rPr>
-            <w:color w:val="0000EE"/>
-            <w:u w:val="single"/>
-          </w:rPr>
-          <w:t>Colossians 1:1–4:18</w:t>
-        </w:r>
-      </w:hyperlink>
-      <w:r>
-        <w:rPr>
-          <w:lang w:val="en_US" w:bidi="en_US"/>
-        </w:rPr>
-        <w:t xml:space="preserve">; </w:t>
-      </w:r>
-      <w:hyperlink r:id="rId47">
-        <w:r>
-          <w:rPr>
-            <w:lang w:val="en_US" w:bidi="en_US"/>
-          </w:rPr>
-          <w:rPr>
-            <w:color w:val="0000EE"/>
-            <w:u w:val="single"/>
-          </w:rPr>
-          <w:t>1 Thessalonians 1:1–5:28</w:t>
-        </w:r>
-      </w:hyperlink>
-      <w:r>
-        <w:rPr>
-          <w:lang w:val="en_US" w:bidi="en_US"/>
-        </w:rPr>
-        <w:t xml:space="preserve">; </w:t>
-      </w:r>
-      <w:hyperlink r:id="rId48">
-        <w:r>
-          <w:rPr>
-            <w:lang w:val="en_US" w:bidi="en_US"/>
-          </w:rPr>
-          <w:rPr>
-            <w:color w:val="0000EE"/>
-            <w:u w:val="single"/>
-          </w:rPr>
-          <w:t>2 Thessalonians 1:1–3:18</w:t>
-        </w:r>
-      </w:hyperlink>
-      <w:r>
-        <w:rPr>
-          <w:lang w:val="en_US" w:bidi="en_US"/>
-        </w:rPr>
-        <w:t xml:space="preserve">; </w:t>
-      </w:r>
-      <w:hyperlink r:id="rId49">
-        <w:r>
-          <w:rPr>
-            <w:lang w:val="en_US" w:bidi="en_US"/>
-          </w:rPr>
-          <w:rPr>
-            <w:color w:val="0000EE"/>
-            <w:u w:val="single"/>
-          </w:rPr>
-          <w:t>1 Timothy 1:1–6:21</w:t>
-        </w:r>
-      </w:hyperlink>
-      <w:r>
-        <w:rPr>
-          <w:lang w:val="en_US" w:bidi="en_US"/>
-        </w:rPr>
-        <w:t xml:space="preserve">; </w:t>
-      </w:r>
-      <w:hyperlink r:id="rId50">
-        <w:r>
-          <w:rPr>
-            <w:lang w:val="en_US" w:bidi="en_US"/>
-          </w:rPr>
-          <w:rPr>
-            <w:color w:val="0000EE"/>
-            <w:u w:val="single"/>
-          </w:rPr>
-          <w:t>2 Timothy 1:1–4:22</w:t>
-        </w:r>
-      </w:hyperlink>
-      <w:r>
-        <w:rPr>
-          <w:lang w:val="en_US" w:bidi="en_US"/>
-        </w:rPr>
-        <w:t xml:space="preserve">; </w:t>
-      </w:r>
-      <w:hyperlink r:id="rId51">
-        <w:r>
-          <w:rPr>
-            <w:lang w:val="en_US" w:bidi="en_US"/>
-          </w:rPr>
-          <w:rPr>
-            <w:color w:val="0000EE"/>
-            <w:u w:val="single"/>
-          </w:rPr>
-          <w:t>Titus 1:1–3:15</w:t>
-        </w:r>
-      </w:hyperlink>
-      <w:r>
-        <w:rPr>
-          <w:lang w:val="en_US" w:bidi="en_US"/>
-        </w:rPr>
-        <w:t xml:space="preserve">; </w:t>
-      </w:r>
-      <w:hyperlink r:id="rId52">
-        <w:r>
-          <w:rPr>
-            <w:lang w:val="en_US" w:bidi="en_US"/>
-          </w:rPr>
-          <w:rPr>
-            <w:color w:val="0000EE"/>
-            <w:u w:val="single"/>
-          </w:rPr>
-          <w:t>Philemon 1:1–25</w:t>
-        </w:r>
-      </w:hyperlink>
-      <w:r>
-        <w:rPr>
-          <w:lang w:val="en_US" w:bidi="en_US"/>
-        </w:rPr>
-        <w:t xml:space="preserve">; </w:t>
-      </w:r>
-      <w:hyperlink r:id="rId53">
-        <w:r>
-          <w:rPr>
-            <w:lang w:val="en_US" w:bidi="en_US"/>
-          </w:rPr>
-          <w:rPr>
-            <w:color w:val="0000EE"/>
-            <w:u w:val="single"/>
-          </w:rPr>
-          <w:t>2 Peter 3:15–16</w:t>
-        </w:r>
-      </w:hyperlink>
+      <w:r>
+        <w:rPr>
+          <w:lang w:val="en_US" w:bidi="en_US"/>
+        </w:rPr>
+        <w:t>Acts 7:58–8:3</w:t>
+      </w:r>
+      <w:r>
+        <w:rPr>
+          <w:lang w:val="en_US" w:bidi="en_US"/>
+        </w:rPr>
+        <w:t xml:space="preserve">; </w:t>
+      </w:r>
+      <w:r>
+        <w:rPr>
+          <w:lang w:val="en_US" w:bidi="en_US"/>
+        </w:rPr>
+        <w:t>9:1–31</w:t>
+      </w:r>
+      <w:r>
+        <w:rPr>
+          <w:lang w:val="en_US" w:bidi="en_US"/>
+        </w:rPr>
+        <w:t xml:space="preserve">; </w:t>
+      </w:r>
+      <w:r>
+        <w:rPr>
+          <w:lang w:val="en_US" w:bidi="en_US"/>
+        </w:rPr>
+        <w:t>11:25–30</w:t>
+      </w:r>
+      <w:r>
+        <w:rPr>
+          <w:lang w:val="en_US" w:bidi="en_US"/>
+        </w:rPr>
+        <w:t xml:space="preserve">; </w:t>
+      </w:r>
+      <w:r>
+        <w:rPr>
+          <w:lang w:val="en_US" w:bidi="en_US"/>
+        </w:rPr>
+        <w:t>12:25–28:31</w:t>
+      </w:r>
+      <w:r>
+        <w:rPr>
+          <w:lang w:val="en_US" w:bidi="en_US"/>
+        </w:rPr>
+        <w:t xml:space="preserve">; </w:t>
+      </w:r>
+      <w:r>
+        <w:rPr>
+          <w:lang w:val="en_US" w:bidi="en_US"/>
+        </w:rPr>
+        <w:t>Romans 1:1–16:27</w:t>
+      </w:r>
+      <w:r>
+        <w:rPr>
+          <w:lang w:val="en_US" w:bidi="en_US"/>
+        </w:rPr>
+        <w:t xml:space="preserve">; </w:t>
+      </w:r>
+      <w:r>
+        <w:rPr>
+          <w:lang w:val="en_US" w:bidi="en_US"/>
+        </w:rPr>
+        <w:t>1 Corinthians 1:1–16:24</w:t>
+      </w:r>
+      <w:r>
+        <w:rPr>
+          <w:lang w:val="en_US" w:bidi="en_US"/>
+        </w:rPr>
+        <w:t xml:space="preserve">; </w:t>
+      </w:r>
+      <w:r>
+        <w:rPr>
+          <w:lang w:val="en_US" w:bidi="en_US"/>
+        </w:rPr>
+        <w:t>2 Corinthians 1:1–13:14</w:t>
+      </w:r>
+      <w:r>
+        <w:rPr>
+          <w:lang w:val="en_US" w:bidi="en_US"/>
+        </w:rPr>
+        <w:t xml:space="preserve">; </w:t>
+      </w:r>
+      <w:r>
+        <w:rPr>
+          <w:lang w:val="en_US" w:bidi="en_US"/>
+        </w:rPr>
+        <w:t>Galatians 1:1–6:18</w:t>
+      </w:r>
+      <w:r>
+        <w:rPr>
+          <w:lang w:val="en_US" w:bidi="en_US"/>
+        </w:rPr>
+        <w:t xml:space="preserve">; </w:t>
+      </w:r>
+      <w:r>
+        <w:rPr>
+          <w:lang w:val="en_US" w:bidi="en_US"/>
+        </w:rPr>
+        <w:t>Ephesians 1:1–6:24</w:t>
+      </w:r>
+      <w:r>
+        <w:rPr>
+          <w:lang w:val="en_US" w:bidi="en_US"/>
+        </w:rPr>
+        <w:t xml:space="preserve">; </w:t>
+      </w:r>
+      <w:r>
+        <w:rPr>
+          <w:lang w:val="en_US" w:bidi="en_US"/>
+        </w:rPr>
+        <w:t>Philippians 1:1–4:23</w:t>
+      </w:r>
+      <w:r>
+        <w:rPr>
+          <w:lang w:val="en_US" w:bidi="en_US"/>
+        </w:rPr>
+        <w:t xml:space="preserve">; </w:t>
+      </w:r>
+      <w:r>
+        <w:rPr>
+          <w:lang w:val="en_US" w:bidi="en_US"/>
+        </w:rPr>
+        <w:t>Colossians 1:1–4:18</w:t>
+      </w:r>
+      <w:r>
+        <w:rPr>
+          <w:lang w:val="en_US" w:bidi="en_US"/>
+        </w:rPr>
+        <w:t xml:space="preserve">; </w:t>
+      </w:r>
+      <w:r>
+        <w:rPr>
+          <w:lang w:val="en_US" w:bidi="en_US"/>
+        </w:rPr>
+        <w:t>1 Thessalonians 1:1–5:28</w:t>
+      </w:r>
+      <w:r>
+        <w:rPr>
+          <w:lang w:val="en_US" w:bidi="en_US"/>
+        </w:rPr>
+        <w:t xml:space="preserve">; </w:t>
+      </w:r>
+      <w:r>
+        <w:rPr>
+          <w:lang w:val="en_US" w:bidi="en_US"/>
+        </w:rPr>
+        <w:t>2 Thessalonians 1:1–3:18</w:t>
+      </w:r>
+      <w:r>
+        <w:rPr>
+          <w:lang w:val="en_US" w:bidi="en_US"/>
+        </w:rPr>
+        <w:t xml:space="preserve">; </w:t>
+      </w:r>
+      <w:r>
+        <w:rPr>
+          <w:lang w:val="en_US" w:bidi="en_US"/>
+        </w:rPr>
+        <w:t>1 Timothy 1:1–6:21</w:t>
+      </w:r>
+      <w:r>
+        <w:rPr>
+          <w:lang w:val="en_US" w:bidi="en_US"/>
+        </w:rPr>
+        <w:t xml:space="preserve">; </w:t>
+      </w:r>
+      <w:r>
+        <w:rPr>
+          <w:lang w:val="en_US" w:bidi="en_US"/>
+        </w:rPr>
+        <w:t>2 Timothy 1:1–4:22</w:t>
+      </w:r>
+      <w:r>
+        <w:rPr>
+          <w:lang w:val="en_US" w:bidi="en_US"/>
+        </w:rPr>
+        <w:t xml:space="preserve">; </w:t>
+      </w:r>
+      <w:r>
+        <w:rPr>
+          <w:lang w:val="en_US" w:bidi="en_US"/>
+        </w:rPr>
+        <w:t>Titus 1:1–3:15</w:t>
+      </w:r>
+      <w:r>
+        <w:rPr>
+          <w:lang w:val="en_US" w:bidi="en_US"/>
+        </w:rPr>
+        <w:t xml:space="preserve">; </w:t>
+      </w:r>
+      <w:r>
+        <w:rPr>
+          <w:lang w:val="en_US" w:bidi="en_US"/>
+        </w:rPr>
+        <w:t>Philemon 1:1–25</w:t>
+      </w:r>
+      <w:r>
+        <w:rPr>
+          <w:lang w:val="en_US" w:bidi="en_US"/>
+        </w:rPr>
+        <w:t xml:space="preserve">; </w:t>
+      </w:r>
+      <w:r>
+        <w:rPr>
+          <w:lang w:val="en_US" w:bidi="en_US"/>
+        </w:rPr>
+        <w:t>2 Peter 3:15–16</w:t>
+      </w:r>
       <w:r>
         <w:rPr>
           <w:lang w:val="en_US" w:bidi="en_US"/>
@@ -1230,36 +984,24 @@
         </w:rPr>
         <w:t>"Pharaoh" is an Egyptian word that means "great house." It refers to the royal palace and is also a title for the king of Egypt. During Joseph's time, the pharaoh viewed the Israelites favorably. Joseph interpreted the pharaoh's dreams, which led to his promotion as second-in-command in Egypt (</w:t>
       </w:r>
-      <w:hyperlink r:id="rId54">
-        <w:r>
-          <w:rPr>
-            <w:lang w:val="en_US" w:bidi="en_US"/>
-          </w:rPr>
-          <w:rPr>
-            <w:color w:val="0000EE"/>
-            <w:u w:val="single"/>
-          </w:rPr>
-          <w:t>Genesis 41:1–44</w:t>
-        </w:r>
-      </w:hyperlink>
+      <w:r>
+        <w:rPr>
+          <w:lang w:val="en_US" w:bidi="en_US"/>
+        </w:rPr>
+        <w:t>Genesis 41:1–44</w:t>
+      </w:r>
       <w:r>
         <w:rPr>
           <w:lang w:val="en_US" w:bidi="en_US"/>
         </w:rPr>
         <w:t>). Pharaoh gave Joseph's family the best land in Egypt (</w:t>
       </w:r>
-      <w:hyperlink r:id="rId55">
-        <w:r>
-          <w:rPr>
-            <w:lang w:val="en_US" w:bidi="en_US"/>
-          </w:rPr>
-          <w:rPr>
-            <w:color w:val="0000EE"/>
-            <w:u w:val="single"/>
-          </w:rPr>
-          <w:t>Genesis 45:16–20</w:t>
-        </w:r>
-      </w:hyperlink>
+      <w:r>
+        <w:rPr>
+          <w:lang w:val="en_US" w:bidi="en_US"/>
+        </w:rPr>
+        <w:t>Genesis 45:16–20</w:t>
+      </w:r>
       <w:r>
         <w:rPr>
           <w:lang w:val="en_US" w:bidi="en_US"/>
@@ -1280,36 +1022,24 @@
         </w:rPr>
         <w:t xml:space="preserve">Two pharaohs are mentioned in the book of Exodus, and neither valued the Hebrew people (see </w:t>
       </w:r>
-      <w:hyperlink r:id="rId56">
-        <w:r>
-          <w:rPr>
-            <w:lang w:val="en_US" w:bidi="en_US"/>
-          </w:rPr>
-          <w:rPr>
-            <w:color w:val="0000EE"/>
-            <w:u w:val="single"/>
-          </w:rPr>
-          <w:t>Exodus 1:8–10</w:t>
-        </w:r>
-      </w:hyperlink>
+      <w:r>
+        <w:rPr>
+          <w:lang w:val="en_US" w:bidi="en_US"/>
+        </w:rPr>
+        <w:t>Exodus 1:8–10</w:t>
+      </w:r>
       <w:r>
         <w:rPr>
           <w:lang w:val="en_US" w:bidi="en_US"/>
         </w:rPr>
         <w:t>). The first pharaoh ruled when Moses was born. He feared the Hebrews and ordered the killing of all Hebrew baby boys. Moses escaped death and was raised by Pharaoh’s daughter in the palace. This pharaoh died after Moses fled from Egypt (</w:t>
       </w:r>
-      <w:hyperlink r:id="rId57">
-        <w:r>
-          <w:rPr>
-            <w:lang w:val="en_US" w:bidi="en_US"/>
-          </w:rPr>
-          <w:rPr>
-            <w:color w:val="0000EE"/>
-            <w:u w:val="single"/>
-          </w:rPr>
-          <w:t>Exodus 2:23</w:t>
-        </w:r>
-      </w:hyperlink>
+      <w:r>
+        <w:rPr>
+          <w:lang w:val="en_US" w:bidi="en_US"/>
+        </w:rPr>
+        <w:t>Exodus 2:23</w:t>
+      </w:r>
       <w:r>
         <w:rPr>
           <w:lang w:val="en_US" w:bidi="en_US"/>
@@ -1330,72 +1060,48 @@
         </w:rPr>
         <w:t xml:space="preserve">A new pharaoh came to power, and Moses and Aaron later confronted him. This pharaoh was determined to keep the Israelites in Egypt. He stayed stubborn even when he saw God's power. The Bible describes his unwillingness to change (see </w:t>
       </w:r>
-      <w:hyperlink r:id="rId58">
-        <w:r>
-          <w:rPr>
-            <w:lang w:val="en_US" w:bidi="en_US"/>
-          </w:rPr>
-          <w:rPr>
-            <w:color w:val="0000EE"/>
-            <w:u w:val="single"/>
-          </w:rPr>
-          <w:t>Exodus 8:32</w:t>
-        </w:r>
-      </w:hyperlink>
-      <w:r>
-        <w:rPr>
-          <w:lang w:val="en_US" w:bidi="en_US"/>
-        </w:rPr>
-        <w:t xml:space="preserve">; </w:t>
-      </w:r>
-      <w:hyperlink r:id="rId59">
-        <w:r>
-          <w:rPr>
-            <w:lang w:val="en_US" w:bidi="en_US"/>
-          </w:rPr>
-          <w:rPr>
-            <w:color w:val="0000EE"/>
-            <w:u w:val="single"/>
-          </w:rPr>
-          <w:t>9:12</w:t>
-        </w:r>
-      </w:hyperlink>
+      <w:r>
+        <w:rPr>
+          <w:lang w:val="en_US" w:bidi="en_US"/>
+        </w:rPr>
+        <w:t>Exodus 8:32</w:t>
+      </w:r>
+      <w:r>
+        <w:rPr>
+          <w:lang w:val="en_US" w:bidi="en_US"/>
+        </w:rPr>
+        <w:t xml:space="preserve">; </w:t>
+      </w:r>
+      <w:r>
+        <w:rPr>
+          <w:lang w:val="en_US" w:bidi="en_US"/>
+        </w:rPr>
+        <w:t>9:12</w:t>
+      </w:r>
       <w:r>
         <w:rPr>
           <w:lang w:val="en_US" w:bidi="en_US"/>
         </w:rPr>
         <w:t xml:space="preserve">, </w:t>
       </w:r>
-      <w:hyperlink r:id="rId60">
-        <w:r>
-          <w:rPr>
-            <w:lang w:val="en_US" w:bidi="en_US"/>
-          </w:rPr>
-          <w:rPr>
-            <w:color w:val="0000EE"/>
-            <w:u w:val="single"/>
-          </w:rPr>
-          <w:t>34–35</w:t>
-        </w:r>
-      </w:hyperlink>
+      <w:r>
+        <w:rPr>
+          <w:lang w:val="en_US" w:bidi="en_US"/>
+        </w:rPr>
+        <w:t>34–35</w:t>
+      </w:r>
       <w:r>
         <w:rPr>
           <w:lang w:val="en_US" w:bidi="en_US"/>
         </w:rPr>
         <w:t xml:space="preserve">; compare </w:t>
       </w:r>
-      <w:hyperlink r:id="rId61">
-        <w:r>
-          <w:rPr>
-            <w:lang w:val="en_US" w:bidi="en_US"/>
-          </w:rPr>
-          <w:rPr>
-            <w:color w:val="0000EE"/>
-            <w:u w:val="single"/>
-          </w:rPr>
-          <w:t>Romans 1:18–32</w:t>
-        </w:r>
-      </w:hyperlink>
+      <w:r>
+        <w:rPr>
+          <w:lang w:val="en_US" w:bidi="en_US"/>
+        </w:rPr>
+        <w:t>Romans 1:18–32</w:t>
+      </w:r>
       <w:r>
         <w:rPr>
           <w:lang w:val="en_US" w:bidi="en_US"/>
@@ -1416,36 +1122,24 @@
         </w:rPr>
         <w:t xml:space="preserve">As king, the pharaoh represented the gods' rule over Egypt, giving him complete power. The plagues were God's attacks on Egypt's false gods (see </w:t>
       </w:r>
-      <w:hyperlink r:id="rId62">
-        <w:r>
-          <w:rPr>
-            <w:lang w:val="en_US" w:bidi="en_US"/>
-          </w:rPr>
-          <w:rPr>
-            <w:color w:val="0000EE"/>
-            <w:u w:val="single"/>
-          </w:rPr>
-          <w:t>Exodus 12:12</w:t>
-        </w:r>
-      </w:hyperlink>
+      <w:r>
+        <w:rPr>
+          <w:lang w:val="en_US" w:bidi="en_US"/>
+        </w:rPr>
+        <w:t>Exodus 12:12</w:t>
+      </w:r>
       <w:r>
         <w:rPr>
           <w:lang w:val="en_US" w:bidi="en_US"/>
         </w:rPr>
         <w:t>). The final plague, the death of the firstborn, targeted Pharaoh's household. This decisive plague convinced Pharaoh to let Israel go. However, after the Israelites left, Pharaoh changed his mind and pursued them to the Red Sea. God's rescue of the defenseless Israelites and the destruction of the powerful Egyptians at the Red Sea is one of the most dramatic rescues in the Old Testament. The Lord revealed himself at the Red Sea as a warrior who fought for his people (</w:t>
       </w:r>
-      <w:hyperlink r:id="rId63">
-        <w:r>
-          <w:rPr>
-            <w:lang w:val="en_US" w:bidi="en_US"/>
-          </w:rPr>
-          <w:rPr>
-            <w:color w:val="0000EE"/>
-            <w:u w:val="single"/>
-          </w:rPr>
-          <w:t>Exodus 15:3</w:t>
-        </w:r>
-      </w:hyperlink>
+      <w:r>
+        <w:rPr>
+          <w:lang w:val="en_US" w:bidi="en_US"/>
+        </w:rPr>
+        <w:t>Exodus 15:3</w:t>
+      </w:r>
       <w:r>
         <w:rPr>
           <w:lang w:val="en_US" w:bidi="en_US"/>
@@ -1489,72 +1183,48 @@
           <w:lang w:val="en_US" w:bidi="en_US"/>
         </w:rPr>
       </w:r>
-      <w:hyperlink r:id="rId64">
-        <w:r>
-          <w:rPr>
-            <w:lang w:val="en_US" w:bidi="en_US"/>
-          </w:rPr>
-          <w:rPr>
-            <w:color w:val="0000EE"/>
-            <w:u w:val="single"/>
-          </w:rPr>
-          <w:t>Exodus 1:8–22</w:t>
-        </w:r>
-      </w:hyperlink>
-      <w:r>
-        <w:rPr>
-          <w:lang w:val="en_US" w:bidi="en_US"/>
-        </w:rPr>
-        <w:t xml:space="preserve">; </w:t>
-      </w:r>
-      <w:hyperlink r:id="rId65">
-        <w:r>
-          <w:rPr>
-            <w:lang w:val="en_US" w:bidi="en_US"/>
-          </w:rPr>
-          <w:rPr>
-            <w:color w:val="0000EE"/>
-            <w:u w:val="single"/>
-          </w:rPr>
-          <w:t>2:14–15</w:t>
-        </w:r>
-      </w:hyperlink>
+      <w:r>
+        <w:rPr>
+          <w:lang w:val="en_US" w:bidi="en_US"/>
+        </w:rPr>
+        <w:t>Exodus 1:8–22</w:t>
+      </w:r>
+      <w:r>
+        <w:rPr>
+          <w:lang w:val="en_US" w:bidi="en_US"/>
+        </w:rPr>
+        <w:t xml:space="preserve">; </w:t>
+      </w:r>
+      <w:r>
+        <w:rPr>
+          <w:lang w:val="en_US" w:bidi="en_US"/>
+        </w:rPr>
+        <w:t>2:14–15</w:t>
+      </w:r>
       <w:r>
         <w:rPr>
           <w:lang w:val="en_US" w:bidi="en_US"/>
         </w:rPr>
         <w:t xml:space="preserve">, </w:t>
       </w:r>
-      <w:hyperlink r:id="rId57">
-        <w:r>
-          <w:rPr>
-            <w:lang w:val="en_US" w:bidi="en_US"/>
-          </w:rPr>
-          <w:rPr>
-            <w:color w:val="0000EE"/>
-            <w:u w:val="single"/>
-          </w:rPr>
-          <w:t>23</w:t>
-        </w:r>
-      </w:hyperlink>
-      <w:r>
-        <w:rPr>
-          <w:lang w:val="en_US" w:bidi="en_US"/>
-        </w:rPr>
-        <w:t xml:space="preserve">; </w:t>
-      </w:r>
-      <w:hyperlink r:id="rId66">
-        <w:r>
-          <w:rPr>
-            <w:lang w:val="en_US" w:bidi="en_US"/>
-          </w:rPr>
-          <w:rPr>
-            <w:color w:val="0000EE"/>
-            <w:u w:val="single"/>
-          </w:rPr>
-          <w:t>5:1–15:21</w:t>
-        </w:r>
-      </w:hyperlink>
+      <w:r>
+        <w:rPr>
+          <w:lang w:val="en_US" w:bidi="en_US"/>
+        </w:rPr>
+        <w:t>23</w:t>
+      </w:r>
+      <w:r>
+        <w:rPr>
+          <w:lang w:val="en_US" w:bidi="en_US"/>
+        </w:rPr>
+        <w:t xml:space="preserve">; </w:t>
+      </w:r>
+      <w:r>
+        <w:rPr>
+          <w:lang w:val="en_US" w:bidi="en_US"/>
+        </w:rPr>
+        <w:t>5:1–15:21</w:t>
+      </w:r>
       <w:r>
         <w:rPr>
           <w:lang w:val="en_US" w:bidi="en_US"/>
@@ -1697,18 +1367,12 @@
         </w:rPr>
         <w:t xml:space="preserve">The Pharisees were a small group. But they had a lot of influence in Israel (see </w:t>
       </w:r>
-      <w:hyperlink r:id="rId67">
-        <w:r>
-          <w:rPr>
-            <w:lang w:val="en_US" w:bidi="en_US"/>
-          </w:rPr>
-          <w:rPr>
-            <w:color w:val="0000EE"/>
-            <w:u w:val="single"/>
-          </w:rPr>
-          <w:t>Matthew 15:12–14</w:t>
-        </w:r>
-      </w:hyperlink>
+      <w:r>
+        <w:rPr>
+          <w:lang w:val="en_US" w:bidi="en_US"/>
+        </w:rPr>
+        <w:t>Matthew 15:12–14</w:t>
+      </w:r>
       <w:r>
         <w:rPr>
           <w:lang w:val="en_US" w:bidi="en_US"/>
@@ -1755,18 +1419,12 @@
         </w:rPr>
         <w:t xml:space="preserve">Unlike the Sadducees, the Pharisees strongly believed in the resurrection of the dead (see </w:t>
       </w:r>
-      <w:hyperlink r:id="rId68">
-        <w:r>
-          <w:rPr>
-            <w:lang w:val="en_US" w:bidi="en_US"/>
-          </w:rPr>
-          <w:rPr>
-            <w:color w:val="0000EE"/>
-            <w:u w:val="single"/>
-          </w:rPr>
-          <w:t>Acts 23:6–8</w:t>
-        </w:r>
-      </w:hyperlink>
+      <w:r>
+        <w:rPr>
+          <w:lang w:val="en_US" w:bidi="en_US"/>
+        </w:rPr>
+        <w:t>Acts 23:6–8</w:t>
+      </w:r>
       <w:r>
         <w:rPr>
           <w:lang w:val="en_US" w:bidi="en_US"/>
@@ -1787,36 +1445,24 @@
         </w:rPr>
         <w:t xml:space="preserve">There was often conflict between Jesus and the Pharisees. Jesus accused them of hypocrisy (saying one thing but doing another) and prioritizing human rules over God's righteous standards. He opposed them because they led people away from God's plan for redemption. Although they were Israel's religious leaders, Jesus criticized them as hypocrites for distorting teachings and practices (see </w:t>
       </w:r>
-      <w:hyperlink r:id="rId69">
-        <w:r>
-          <w:rPr>
-            <w:lang w:val="en_US" w:bidi="en_US"/>
-          </w:rPr>
-          <w:rPr>
-            <w:color w:val="0000EE"/>
-            <w:u w:val="single"/>
-          </w:rPr>
-          <w:t>Matthew 23</w:t>
-        </w:r>
-      </w:hyperlink>
+      <w:r>
+        <w:rPr>
+          <w:lang w:val="en_US" w:bidi="en_US"/>
+        </w:rPr>
+        <w:t>Matthew 23</w:t>
+      </w:r>
       <w:r>
         <w:rPr>
           <w:lang w:val="en_US" w:bidi="en_US"/>
         </w:rPr>
         <w:t xml:space="preserve">). The Pharisees opposed Jesus. They rejected him and his work mainly because he ignored their traditions (see, for example, </w:t>
       </w:r>
-      <w:hyperlink r:id="rId70">
-        <w:r>
-          <w:rPr>
-            <w:lang w:val="en_US" w:bidi="en_US"/>
-          </w:rPr>
-          <w:rPr>
-            <w:color w:val="0000EE"/>
-            <w:u w:val="single"/>
-          </w:rPr>
-          <w:t>Matthew 15:1–20</w:t>
-        </w:r>
-      </w:hyperlink>
+      <w:r>
+        <w:rPr>
+          <w:lang w:val="en_US" w:bidi="en_US"/>
+        </w:rPr>
+        <w:t>Matthew 15:1–20</w:t>
+      </w:r>
       <w:r>
         <w:rPr>
           <w:lang w:val="en_US" w:bidi="en_US"/>
@@ -1846,936 +1492,624 @@
           <w:lang w:val="en_US" w:bidi="en_US"/>
         </w:rPr>
       </w:r>
-      <w:hyperlink r:id="rId71">
-        <w:r>
-          <w:rPr>
-            <w:lang w:val="en_US" w:bidi="en_US"/>
-          </w:rPr>
-          <w:rPr>
-            <w:color w:val="0000EE"/>
-            <w:u w:val="single"/>
-          </w:rPr>
-          <w:t>Matthew 3:7</w:t>
-        </w:r>
-      </w:hyperlink>
-      <w:r>
-        <w:rPr>
-          <w:lang w:val="en_US" w:bidi="en_US"/>
-        </w:rPr>
-        <w:t xml:space="preserve">; </w:t>
-      </w:r>
-      <w:hyperlink r:id="rId72">
-        <w:r>
-          <w:rPr>
-            <w:lang w:val="en_US" w:bidi="en_US"/>
-          </w:rPr>
-          <w:rPr>
-            <w:color w:val="0000EE"/>
-            <w:u w:val="single"/>
-          </w:rPr>
-          <w:t>5:20</w:t>
-        </w:r>
-      </w:hyperlink>
-      <w:r>
-        <w:rPr>
-          <w:lang w:val="en_US" w:bidi="en_US"/>
-        </w:rPr>
-        <w:t xml:space="preserve">; </w:t>
-      </w:r>
-      <w:hyperlink r:id="rId73">
-        <w:r>
-          <w:rPr>
-            <w:lang w:val="en_US" w:bidi="en_US"/>
-          </w:rPr>
-          <w:rPr>
-            <w:color w:val="0000EE"/>
-            <w:u w:val="single"/>
-          </w:rPr>
-          <w:t>9:10–14</w:t>
-        </w:r>
-      </w:hyperlink>
+      <w:r>
+        <w:rPr>
+          <w:lang w:val="en_US" w:bidi="en_US"/>
+        </w:rPr>
+        <w:t>Matthew 3:7</w:t>
+      </w:r>
+      <w:r>
+        <w:rPr>
+          <w:lang w:val="en_US" w:bidi="en_US"/>
+        </w:rPr>
+        <w:t xml:space="preserve">; </w:t>
+      </w:r>
+      <w:r>
+        <w:rPr>
+          <w:lang w:val="en_US" w:bidi="en_US"/>
+        </w:rPr>
+        <w:t>5:20</w:t>
+      </w:r>
+      <w:r>
+        <w:rPr>
+          <w:lang w:val="en_US" w:bidi="en_US"/>
+        </w:rPr>
+        <w:t xml:space="preserve">; </w:t>
+      </w:r>
+      <w:r>
+        <w:rPr>
+          <w:lang w:val="en_US" w:bidi="en_US"/>
+        </w:rPr>
+        <w:t>9:10–14</w:t>
+      </w:r>
       <w:r>
         <w:rPr>
           <w:lang w:val="en_US" w:bidi="en_US"/>
         </w:rPr>
         <w:t xml:space="preserve">, </w:t>
       </w:r>
-      <w:hyperlink r:id="rId74">
-        <w:r>
-          <w:rPr>
-            <w:lang w:val="en_US" w:bidi="en_US"/>
-          </w:rPr>
-          <w:rPr>
-            <w:color w:val="0000EE"/>
-            <w:u w:val="single"/>
-          </w:rPr>
-          <w:t>34</w:t>
-        </w:r>
-      </w:hyperlink>
-      <w:r>
-        <w:rPr>
-          <w:lang w:val="en_US" w:bidi="en_US"/>
-        </w:rPr>
-        <w:t xml:space="preserve">; </w:t>
-      </w:r>
-      <w:hyperlink r:id="rId75">
-        <w:r>
-          <w:rPr>
-            <w:lang w:val="en_US" w:bidi="en_US"/>
-          </w:rPr>
-          <w:rPr>
-            <w:color w:val="0000EE"/>
-            <w:u w:val="single"/>
-          </w:rPr>
-          <w:t>12:1–14</w:t>
-        </w:r>
-      </w:hyperlink>
+      <w:r>
+        <w:rPr>
+          <w:lang w:val="en_US" w:bidi="en_US"/>
+        </w:rPr>
+        <w:t>34</w:t>
+      </w:r>
+      <w:r>
+        <w:rPr>
+          <w:lang w:val="en_US" w:bidi="en_US"/>
+        </w:rPr>
+        <w:t xml:space="preserve">; </w:t>
+      </w:r>
+      <w:r>
+        <w:rPr>
+          <w:lang w:val="en_US" w:bidi="en_US"/>
+        </w:rPr>
+        <w:t>12:1–14</w:t>
+      </w:r>
       <w:r>
         <w:rPr>
           <w:lang w:val="en_US" w:bidi="en_US"/>
         </w:rPr>
         <w:t xml:space="preserve">, </w:t>
       </w:r>
-      <w:hyperlink r:id="rId76">
-        <w:r>
-          <w:rPr>
-            <w:lang w:val="en_US" w:bidi="en_US"/>
-          </w:rPr>
-          <w:rPr>
-            <w:color w:val="0000EE"/>
-            <w:u w:val="single"/>
-          </w:rPr>
-          <w:t>22–24</w:t>
-        </w:r>
-      </w:hyperlink>
+      <w:r>
+        <w:rPr>
+          <w:lang w:val="en_US" w:bidi="en_US"/>
+        </w:rPr>
+        <w:t>22–24</w:t>
+      </w:r>
       <w:r>
         <w:rPr>
           <w:lang w:val="en_US" w:bidi="en_US"/>
         </w:rPr>
         <w:t xml:space="preserve">, </w:t>
       </w:r>
-      <w:hyperlink r:id="rId77">
-        <w:r>
-          <w:rPr>
-            <w:lang w:val="en_US" w:bidi="en_US"/>
-          </w:rPr>
-          <w:rPr>
-            <w:color w:val="0000EE"/>
-            <w:u w:val="single"/>
-          </w:rPr>
-          <w:t>38–40</w:t>
-        </w:r>
-      </w:hyperlink>
-      <w:r>
-        <w:rPr>
-          <w:lang w:val="en_US" w:bidi="en_US"/>
-        </w:rPr>
-        <w:t xml:space="preserve">; </w:t>
-      </w:r>
-      <w:hyperlink r:id="rId78">
-        <w:r>
-          <w:rPr>
-            <w:lang w:val="en_US" w:bidi="en_US"/>
-          </w:rPr>
-          <w:rPr>
-            <w:color w:val="0000EE"/>
-            <w:u w:val="single"/>
-          </w:rPr>
-          <w:t>15:1–14</w:t>
-        </w:r>
-      </w:hyperlink>
-      <w:r>
-        <w:rPr>
-          <w:lang w:val="en_US" w:bidi="en_US"/>
-        </w:rPr>
-        <w:t xml:space="preserve">; </w:t>
-      </w:r>
-      <w:hyperlink r:id="rId79">
-        <w:r>
-          <w:rPr>
-            <w:lang w:val="en_US" w:bidi="en_US"/>
-          </w:rPr>
-          <w:rPr>
-            <w:color w:val="0000EE"/>
-            <w:u w:val="single"/>
-          </w:rPr>
-          <w:t>16:1–12</w:t>
-        </w:r>
-      </w:hyperlink>
-      <w:r>
-        <w:rPr>
-          <w:lang w:val="en_US" w:bidi="en_US"/>
-        </w:rPr>
-        <w:t xml:space="preserve">; </w:t>
-      </w:r>
-      <w:hyperlink r:id="rId80">
-        <w:r>
-          <w:rPr>
-            <w:lang w:val="en_US" w:bidi="en_US"/>
-          </w:rPr>
-          <w:rPr>
-            <w:color w:val="0000EE"/>
-            <w:u w:val="single"/>
-          </w:rPr>
-          <w:t>19:3</w:t>
-        </w:r>
-      </w:hyperlink>
-      <w:r>
-        <w:rPr>
-          <w:lang w:val="en_US" w:bidi="en_US"/>
-        </w:rPr>
-        <w:t xml:space="preserve">; </w:t>
-      </w:r>
-      <w:hyperlink r:id="rId81">
-        <w:r>
-          <w:rPr>
-            <w:lang w:val="en_US" w:bidi="en_US"/>
-          </w:rPr>
-          <w:rPr>
-            <w:color w:val="0000EE"/>
-            <w:u w:val="single"/>
-          </w:rPr>
-          <w:t>21:45</w:t>
-        </w:r>
-      </w:hyperlink>
-      <w:r>
-        <w:rPr>
-          <w:lang w:val="en_US" w:bidi="en_US"/>
-        </w:rPr>
-        <w:t xml:space="preserve">; </w:t>
-      </w:r>
-      <w:hyperlink r:id="rId82">
-        <w:r>
-          <w:rPr>
-            <w:lang w:val="en_US" w:bidi="en_US"/>
-          </w:rPr>
-          <w:rPr>
-            <w:color w:val="0000EE"/>
-            <w:u w:val="single"/>
-          </w:rPr>
-          <w:t>22:15</w:t>
-        </w:r>
-      </w:hyperlink>
+      <w:r>
+        <w:rPr>
+          <w:lang w:val="en_US" w:bidi="en_US"/>
+        </w:rPr>
+        <w:t>38–40</w:t>
+      </w:r>
+      <w:r>
+        <w:rPr>
+          <w:lang w:val="en_US" w:bidi="en_US"/>
+        </w:rPr>
+        <w:t xml:space="preserve">; </w:t>
+      </w:r>
+      <w:r>
+        <w:rPr>
+          <w:lang w:val="en_US" w:bidi="en_US"/>
+        </w:rPr>
+        <w:t>15:1–14</w:t>
+      </w:r>
+      <w:r>
+        <w:rPr>
+          <w:lang w:val="en_US" w:bidi="en_US"/>
+        </w:rPr>
+        <w:t xml:space="preserve">; </w:t>
+      </w:r>
+      <w:r>
+        <w:rPr>
+          <w:lang w:val="en_US" w:bidi="en_US"/>
+        </w:rPr>
+        <w:t>16:1–12</w:t>
+      </w:r>
+      <w:r>
+        <w:rPr>
+          <w:lang w:val="en_US" w:bidi="en_US"/>
+        </w:rPr>
+        <w:t xml:space="preserve">; </w:t>
+      </w:r>
+      <w:r>
+        <w:rPr>
+          <w:lang w:val="en_US" w:bidi="en_US"/>
+        </w:rPr>
+        <w:t>19:3</w:t>
+      </w:r>
+      <w:r>
+        <w:rPr>
+          <w:lang w:val="en_US" w:bidi="en_US"/>
+        </w:rPr>
+        <w:t xml:space="preserve">; </w:t>
+      </w:r>
+      <w:r>
+        <w:rPr>
+          <w:lang w:val="en_US" w:bidi="en_US"/>
+        </w:rPr>
+        <w:t>21:45</w:t>
+      </w:r>
+      <w:r>
+        <w:rPr>
+          <w:lang w:val="en_US" w:bidi="en_US"/>
+        </w:rPr>
+        <w:t xml:space="preserve">; </w:t>
+      </w:r>
+      <w:r>
+        <w:rPr>
+          <w:lang w:val="en_US" w:bidi="en_US"/>
+        </w:rPr>
+        <w:t>22:15</w:t>
+      </w:r>
       <w:r>
         <w:rPr>
           <w:lang w:val="en_US" w:bidi="en_US"/>
         </w:rPr>
         <w:t xml:space="preserve">, </w:t>
       </w:r>
-      <w:hyperlink r:id="rId83">
-        <w:r>
-          <w:rPr>
-            <w:lang w:val="en_US" w:bidi="en_US"/>
-          </w:rPr>
-          <w:rPr>
-            <w:color w:val="0000EE"/>
-            <w:u w:val="single"/>
-          </w:rPr>
-          <w:t>34</w:t>
-        </w:r>
-      </w:hyperlink>
-      <w:r>
-        <w:rPr>
-          <w:lang w:val="en_US" w:bidi="en_US"/>
-        </w:rPr>
-        <w:t xml:space="preserve">; </w:t>
-      </w:r>
-      <w:hyperlink r:id="rId84">
-        <w:r>
-          <w:rPr>
-            <w:lang w:val="en_US" w:bidi="en_US"/>
-          </w:rPr>
-          <w:rPr>
-            <w:color w:val="0000EE"/>
-            <w:u w:val="single"/>
-          </w:rPr>
-          <w:t>23:1–7</w:t>
-        </w:r>
-      </w:hyperlink>
+      <w:r>
+        <w:rPr>
+          <w:lang w:val="en_US" w:bidi="en_US"/>
+        </w:rPr>
+        <w:t>34</w:t>
+      </w:r>
+      <w:r>
+        <w:rPr>
+          <w:lang w:val="en_US" w:bidi="en_US"/>
+        </w:rPr>
+        <w:t xml:space="preserve">; </w:t>
+      </w:r>
+      <w:r>
+        <w:rPr>
+          <w:lang w:val="en_US" w:bidi="en_US"/>
+        </w:rPr>
+        <w:t>23:1–7</w:t>
+      </w:r>
       <w:r>
         <w:rPr>
           <w:lang w:val="en_US" w:bidi="en_US"/>
         </w:rPr>
         <w:t xml:space="preserve">, </w:t>
       </w:r>
-      <w:hyperlink r:id="rId85">
-        <w:r>
-          <w:rPr>
-            <w:lang w:val="en_US" w:bidi="en_US"/>
-          </w:rPr>
-          <w:rPr>
-            <w:color w:val="0000EE"/>
-            <w:u w:val="single"/>
-          </w:rPr>
-          <w:t>13–31</w:t>
-        </w:r>
-      </w:hyperlink>
-      <w:r>
-        <w:rPr>
-          <w:lang w:val="en_US" w:bidi="en_US"/>
-        </w:rPr>
-        <w:t xml:space="preserve">; </w:t>
-      </w:r>
-      <w:hyperlink r:id="rId86">
-        <w:r>
-          <w:rPr>
-            <w:lang w:val="en_US" w:bidi="en_US"/>
-          </w:rPr>
-          <w:rPr>
-            <w:color w:val="0000EE"/>
-            <w:u w:val="single"/>
-          </w:rPr>
-          <w:t>27:62–64</w:t>
-        </w:r>
-      </w:hyperlink>
-      <w:r>
-        <w:rPr>
-          <w:lang w:val="en_US" w:bidi="en_US"/>
-        </w:rPr>
-        <w:t xml:space="preserve">; </w:t>
-      </w:r>
-      <w:hyperlink r:id="rId87">
-        <w:r>
-          <w:rPr>
-            <w:lang w:val="en_US" w:bidi="en_US"/>
-          </w:rPr>
-          <w:rPr>
-            <w:color w:val="0000EE"/>
-            <w:u w:val="single"/>
-          </w:rPr>
-          <w:t>Mark 2:23–25</w:t>
-        </w:r>
-      </w:hyperlink>
-      <w:r>
-        <w:rPr>
-          <w:lang w:val="en_US" w:bidi="en_US"/>
-        </w:rPr>
-        <w:t xml:space="preserve">; </w:t>
-      </w:r>
-      <w:hyperlink r:id="rId88">
-        <w:r>
-          <w:rPr>
-            <w:lang w:val="en_US" w:bidi="en_US"/>
-          </w:rPr>
-          <w:rPr>
-            <w:color w:val="0000EE"/>
-            <w:u w:val="single"/>
-          </w:rPr>
-          <w:t>3:1–6</w:t>
-        </w:r>
-      </w:hyperlink>
-      <w:r>
-        <w:rPr>
-          <w:lang w:val="en_US" w:bidi="en_US"/>
-        </w:rPr>
-        <w:t xml:space="preserve">; </w:t>
-      </w:r>
-      <w:hyperlink r:id="rId89">
-        <w:r>
-          <w:rPr>
-            <w:lang w:val="en_US" w:bidi="en_US"/>
-          </w:rPr>
-          <w:rPr>
-            <w:color w:val="0000EE"/>
-            <w:u w:val="single"/>
-          </w:rPr>
-          <w:t>7:1–13</w:t>
-        </w:r>
-      </w:hyperlink>
-      <w:r>
-        <w:rPr>
-          <w:lang w:val="en_US" w:bidi="en_US"/>
-        </w:rPr>
-        <w:t xml:space="preserve">; </w:t>
-      </w:r>
-      <w:hyperlink r:id="rId90">
-        <w:r>
-          <w:rPr>
-            <w:lang w:val="en_US" w:bidi="en_US"/>
-          </w:rPr>
-          <w:rPr>
-            <w:color w:val="0000EE"/>
-            <w:u w:val="single"/>
-          </w:rPr>
-          <w:t>8:11–12</w:t>
-        </w:r>
-      </w:hyperlink>
-      <w:r>
-        <w:rPr>
-          <w:lang w:val="en_US" w:bidi="en_US"/>
-        </w:rPr>
-        <w:t xml:space="preserve">; </w:t>
-      </w:r>
-      <w:hyperlink r:id="rId91">
-        <w:r>
-          <w:rPr>
-            <w:lang w:val="en_US" w:bidi="en_US"/>
-          </w:rPr>
-          <w:rPr>
-            <w:color w:val="0000EE"/>
-            <w:u w:val="single"/>
-          </w:rPr>
-          <w:t>12:13–17</w:t>
-        </w:r>
-      </w:hyperlink>
-      <w:r>
-        <w:rPr>
-          <w:lang w:val="en_US" w:bidi="en_US"/>
-        </w:rPr>
-        <w:t xml:space="preserve">; </w:t>
-      </w:r>
-      <w:hyperlink r:id="rId92">
-        <w:r>
-          <w:rPr>
-            <w:lang w:val="en_US" w:bidi="en_US"/>
-          </w:rPr>
-          <w:rPr>
-            <w:color w:val="0000EE"/>
-            <w:u w:val="single"/>
-          </w:rPr>
-          <w:t>Luke 5:17–21</w:t>
-        </w:r>
-      </w:hyperlink>
+      <w:r>
+        <w:rPr>
+          <w:lang w:val="en_US" w:bidi="en_US"/>
+        </w:rPr>
+        <w:t>13–31</w:t>
+      </w:r>
+      <w:r>
+        <w:rPr>
+          <w:lang w:val="en_US" w:bidi="en_US"/>
+        </w:rPr>
+        <w:t xml:space="preserve">; </w:t>
+      </w:r>
+      <w:r>
+        <w:rPr>
+          <w:lang w:val="en_US" w:bidi="en_US"/>
+        </w:rPr>
+        <w:t>27:62–64</w:t>
+      </w:r>
+      <w:r>
+        <w:rPr>
+          <w:lang w:val="en_US" w:bidi="en_US"/>
+        </w:rPr>
+        <w:t xml:space="preserve">; </w:t>
+      </w:r>
+      <w:r>
+        <w:rPr>
+          <w:lang w:val="en_US" w:bidi="en_US"/>
+        </w:rPr>
+        <w:t>Mark 2:23–25</w:t>
+      </w:r>
+      <w:r>
+        <w:rPr>
+          <w:lang w:val="en_US" w:bidi="en_US"/>
+        </w:rPr>
+        <w:t xml:space="preserve">; </w:t>
+      </w:r>
+      <w:r>
+        <w:rPr>
+          <w:lang w:val="en_US" w:bidi="en_US"/>
+        </w:rPr>
+        <w:t>3:1–6</w:t>
+      </w:r>
+      <w:r>
+        <w:rPr>
+          <w:lang w:val="en_US" w:bidi="en_US"/>
+        </w:rPr>
+        <w:t xml:space="preserve">; </w:t>
+      </w:r>
+      <w:r>
+        <w:rPr>
+          <w:lang w:val="en_US" w:bidi="en_US"/>
+        </w:rPr>
+        <w:t>7:1–13</w:t>
+      </w:r>
+      <w:r>
+        <w:rPr>
+          <w:lang w:val="en_US" w:bidi="en_US"/>
+        </w:rPr>
+        <w:t xml:space="preserve">; </w:t>
+      </w:r>
+      <w:r>
+        <w:rPr>
+          <w:lang w:val="en_US" w:bidi="en_US"/>
+        </w:rPr>
+        <w:t>8:11–12</w:t>
+      </w:r>
+      <w:r>
+        <w:rPr>
+          <w:lang w:val="en_US" w:bidi="en_US"/>
+        </w:rPr>
+        <w:t xml:space="preserve">; </w:t>
+      </w:r>
+      <w:r>
+        <w:rPr>
+          <w:lang w:val="en_US" w:bidi="en_US"/>
+        </w:rPr>
+        <w:t>12:13–17</w:t>
+      </w:r>
+      <w:r>
+        <w:rPr>
+          <w:lang w:val="en_US" w:bidi="en_US"/>
+        </w:rPr>
+        <w:t xml:space="preserve">; </w:t>
+      </w:r>
+      <w:r>
+        <w:rPr>
+          <w:lang w:val="en_US" w:bidi="en_US"/>
+        </w:rPr>
+        <w:t>Luke 5:17–21</w:t>
+      </w:r>
       <w:r>
         <w:rPr>
           <w:lang w:val="en_US" w:bidi="en_US"/>
         </w:rPr>
         <w:t xml:space="preserve">, </w:t>
       </w:r>
-      <w:hyperlink r:id="rId93">
-        <w:r>
-          <w:rPr>
-            <w:lang w:val="en_US" w:bidi="en_US"/>
-          </w:rPr>
-          <w:rPr>
-            <w:color w:val="0000EE"/>
-            <w:u w:val="single"/>
-          </w:rPr>
-          <w:t>29–32</w:t>
-        </w:r>
-      </w:hyperlink>
-      <w:r>
-        <w:rPr>
-          <w:lang w:val="en_US" w:bidi="en_US"/>
-        </w:rPr>
-        <w:t xml:space="preserve">; </w:t>
-      </w:r>
-      <w:hyperlink r:id="rId94">
-        <w:r>
-          <w:rPr>
-            <w:lang w:val="en_US" w:bidi="en_US"/>
-          </w:rPr>
-          <w:rPr>
-            <w:color w:val="0000EE"/>
-            <w:u w:val="single"/>
-          </w:rPr>
-          <w:t>6:6–11</w:t>
-        </w:r>
-      </w:hyperlink>
-      <w:r>
-        <w:rPr>
-          <w:lang w:val="en_US" w:bidi="en_US"/>
-        </w:rPr>
-        <w:t xml:space="preserve">; </w:t>
-      </w:r>
-      <w:hyperlink r:id="rId95">
-        <w:r>
-          <w:rPr>
-            <w:lang w:val="en_US" w:bidi="en_US"/>
-          </w:rPr>
-          <w:rPr>
-            <w:color w:val="0000EE"/>
-            <w:u w:val="single"/>
-          </w:rPr>
-          <w:t>7:28–30</w:t>
-        </w:r>
-      </w:hyperlink>
+      <w:r>
+        <w:rPr>
+          <w:lang w:val="en_US" w:bidi="en_US"/>
+        </w:rPr>
+        <w:t>29–32</w:t>
+      </w:r>
+      <w:r>
+        <w:rPr>
+          <w:lang w:val="en_US" w:bidi="en_US"/>
+        </w:rPr>
+        <w:t xml:space="preserve">; </w:t>
+      </w:r>
+      <w:r>
+        <w:rPr>
+          <w:lang w:val="en_US" w:bidi="en_US"/>
+        </w:rPr>
+        <w:t>6:6–11</w:t>
+      </w:r>
+      <w:r>
+        <w:rPr>
+          <w:lang w:val="en_US" w:bidi="en_US"/>
+        </w:rPr>
+        <w:t xml:space="preserve">; </w:t>
+      </w:r>
+      <w:r>
+        <w:rPr>
+          <w:lang w:val="en_US" w:bidi="en_US"/>
+        </w:rPr>
+        <w:t>7:28–30</w:t>
+      </w:r>
       <w:r>
         <w:rPr>
           <w:lang w:val="en_US" w:bidi="en_US"/>
         </w:rPr>
         <w:t xml:space="preserve">, </w:t>
       </w:r>
-      <w:hyperlink r:id="rId96">
-        <w:r>
-          <w:rPr>
-            <w:lang w:val="en_US" w:bidi="en_US"/>
-          </w:rPr>
-          <w:rPr>
-            <w:color w:val="0000EE"/>
-            <w:u w:val="single"/>
-          </w:rPr>
-          <w:t>36–49</w:t>
-        </w:r>
-      </w:hyperlink>
-      <w:r>
-        <w:rPr>
-          <w:lang w:val="en_US" w:bidi="en_US"/>
-        </w:rPr>
-        <w:t xml:space="preserve">; </w:t>
-      </w:r>
-      <w:hyperlink r:id="rId97">
-        <w:r>
-          <w:rPr>
-            <w:lang w:val="en_US" w:bidi="en_US"/>
-          </w:rPr>
-          <w:rPr>
-            <w:color w:val="0000EE"/>
-            <w:u w:val="single"/>
-          </w:rPr>
-          <w:t>11:37–54</w:t>
-        </w:r>
-      </w:hyperlink>
-      <w:r>
-        <w:rPr>
-          <w:lang w:val="en_US" w:bidi="en_US"/>
-        </w:rPr>
-        <w:t xml:space="preserve">; </w:t>
-      </w:r>
-      <w:hyperlink r:id="rId98">
-        <w:r>
-          <w:rPr>
-            <w:lang w:val="en_US" w:bidi="en_US"/>
-          </w:rPr>
-          <w:rPr>
-            <w:color w:val="0000EE"/>
-            <w:u w:val="single"/>
-          </w:rPr>
-          <w:t>12:1–3</w:t>
-        </w:r>
-      </w:hyperlink>
-      <w:r>
-        <w:rPr>
-          <w:lang w:val="en_US" w:bidi="en_US"/>
-        </w:rPr>
-        <w:t xml:space="preserve">; </w:t>
-      </w:r>
-      <w:hyperlink r:id="rId99">
-        <w:r>
-          <w:rPr>
-            <w:lang w:val="en_US" w:bidi="en_US"/>
-          </w:rPr>
-          <w:rPr>
-            <w:color w:val="0000EE"/>
-            <w:u w:val="single"/>
-          </w:rPr>
-          <w:t>13:31</w:t>
-        </w:r>
-      </w:hyperlink>
-      <w:r>
-        <w:rPr>
-          <w:lang w:val="en_US" w:bidi="en_US"/>
-        </w:rPr>
-        <w:t xml:space="preserve">; </w:t>
-      </w:r>
-      <w:hyperlink r:id="rId100">
-        <w:r>
-          <w:rPr>
-            <w:lang w:val="en_US" w:bidi="en_US"/>
-          </w:rPr>
-          <w:rPr>
-            <w:color w:val="0000EE"/>
-            <w:u w:val="single"/>
-          </w:rPr>
-          <w:t>14:1–6</w:t>
-        </w:r>
-      </w:hyperlink>
-      <w:r>
-        <w:rPr>
-          <w:lang w:val="en_US" w:bidi="en_US"/>
-        </w:rPr>
-        <w:t xml:space="preserve">; </w:t>
-      </w:r>
-      <w:hyperlink r:id="rId101">
-        <w:r>
-          <w:rPr>
-            <w:lang w:val="en_US" w:bidi="en_US"/>
-          </w:rPr>
-          <w:rPr>
-            <w:color w:val="0000EE"/>
-            <w:u w:val="single"/>
-          </w:rPr>
-          <w:t>15:1–2</w:t>
-        </w:r>
-      </w:hyperlink>
-      <w:r>
-        <w:rPr>
-          <w:lang w:val="en_US" w:bidi="en_US"/>
-        </w:rPr>
-        <w:t xml:space="preserve">; </w:t>
-      </w:r>
-      <w:hyperlink r:id="rId102">
-        <w:r>
-          <w:rPr>
-            <w:lang w:val="en_US" w:bidi="en_US"/>
-          </w:rPr>
-          <w:rPr>
-            <w:color w:val="0000EE"/>
-            <w:u w:val="single"/>
-          </w:rPr>
-          <w:t>16:13–15</w:t>
-        </w:r>
-      </w:hyperlink>
-      <w:r>
-        <w:rPr>
-          <w:lang w:val="en_US" w:bidi="en_US"/>
-        </w:rPr>
-        <w:t xml:space="preserve">; </w:t>
-      </w:r>
-      <w:hyperlink r:id="rId103">
-        <w:r>
-          <w:rPr>
-            <w:lang w:val="en_US" w:bidi="en_US"/>
-          </w:rPr>
-          <w:rPr>
-            <w:color w:val="0000EE"/>
-            <w:u w:val="single"/>
-          </w:rPr>
-          <w:t>17:20–21</w:t>
-        </w:r>
-      </w:hyperlink>
-      <w:r>
-        <w:rPr>
-          <w:lang w:val="en_US" w:bidi="en_US"/>
-        </w:rPr>
-        <w:t xml:space="preserve">; </w:t>
-      </w:r>
-      <w:hyperlink r:id="rId104">
-        <w:r>
-          <w:rPr>
-            <w:lang w:val="en_US" w:bidi="en_US"/>
-          </w:rPr>
-          <w:rPr>
-            <w:color w:val="0000EE"/>
-            <w:u w:val="single"/>
-          </w:rPr>
-          <w:t>18:9–14</w:t>
-        </w:r>
-      </w:hyperlink>
-      <w:r>
-        <w:rPr>
-          <w:lang w:val="en_US" w:bidi="en_US"/>
-        </w:rPr>
-        <w:t xml:space="preserve">; </w:t>
-      </w:r>
-      <w:hyperlink r:id="rId105">
-        <w:r>
-          <w:rPr>
-            <w:lang w:val="en_US" w:bidi="en_US"/>
-          </w:rPr>
-          <w:rPr>
-            <w:color w:val="0000EE"/>
-            <w:u w:val="single"/>
-          </w:rPr>
-          <w:t>19:38–40</w:t>
-        </w:r>
-      </w:hyperlink>
-      <w:r>
-        <w:rPr>
-          <w:lang w:val="en_US" w:bidi="en_US"/>
-        </w:rPr>
-        <w:t xml:space="preserve">; </w:t>
-      </w:r>
-      <w:hyperlink r:id="rId106">
-        <w:r>
-          <w:rPr>
-            <w:lang w:val="en_US" w:bidi="en_US"/>
-          </w:rPr>
-          <w:rPr>
-            <w:color w:val="0000EE"/>
-            <w:u w:val="single"/>
-          </w:rPr>
-          <w:t>John 1:24–25</w:t>
-        </w:r>
-      </w:hyperlink>
-      <w:r>
-        <w:rPr>
-          <w:lang w:val="en_US" w:bidi="en_US"/>
-        </w:rPr>
-        <w:t xml:space="preserve">; </w:t>
-      </w:r>
-      <w:hyperlink r:id="rId107">
-        <w:r>
-          <w:rPr>
-            <w:lang w:val="en_US" w:bidi="en_US"/>
-          </w:rPr>
-          <w:rPr>
-            <w:color w:val="0000EE"/>
-            <w:u w:val="single"/>
-          </w:rPr>
-          <w:t>3:1</w:t>
-        </w:r>
-      </w:hyperlink>
-      <w:r>
-        <w:rPr>
-          <w:lang w:val="en_US" w:bidi="en_US"/>
-        </w:rPr>
-        <w:t xml:space="preserve">; </w:t>
-      </w:r>
-      <w:hyperlink r:id="rId108">
-        <w:r>
-          <w:rPr>
-            <w:lang w:val="en_US" w:bidi="en_US"/>
-          </w:rPr>
-          <w:rPr>
-            <w:color w:val="0000EE"/>
-            <w:u w:val="single"/>
-          </w:rPr>
-          <w:t>7:31–32</w:t>
-        </w:r>
-      </w:hyperlink>
+      <w:r>
+        <w:rPr>
+          <w:lang w:val="en_US" w:bidi="en_US"/>
+        </w:rPr>
+        <w:t>36–49</w:t>
+      </w:r>
+      <w:r>
+        <w:rPr>
+          <w:lang w:val="en_US" w:bidi="en_US"/>
+        </w:rPr>
+        <w:t xml:space="preserve">; </w:t>
+      </w:r>
+      <w:r>
+        <w:rPr>
+          <w:lang w:val="en_US" w:bidi="en_US"/>
+        </w:rPr>
+        <w:t>11:37–54</w:t>
+      </w:r>
+      <w:r>
+        <w:rPr>
+          <w:lang w:val="en_US" w:bidi="en_US"/>
+        </w:rPr>
+        <w:t xml:space="preserve">; </w:t>
+      </w:r>
+      <w:r>
+        <w:rPr>
+          <w:lang w:val="en_US" w:bidi="en_US"/>
+        </w:rPr>
+        <w:t>12:1–3</w:t>
+      </w:r>
+      <w:r>
+        <w:rPr>
+          <w:lang w:val="en_US" w:bidi="en_US"/>
+        </w:rPr>
+        <w:t xml:space="preserve">; </w:t>
+      </w:r>
+      <w:r>
+        <w:rPr>
+          <w:lang w:val="en_US" w:bidi="en_US"/>
+        </w:rPr>
+        <w:t>13:31</w:t>
+      </w:r>
+      <w:r>
+        <w:rPr>
+          <w:lang w:val="en_US" w:bidi="en_US"/>
+        </w:rPr>
+        <w:t xml:space="preserve">; </w:t>
+      </w:r>
+      <w:r>
+        <w:rPr>
+          <w:lang w:val="en_US" w:bidi="en_US"/>
+        </w:rPr>
+        <w:t>14:1–6</w:t>
+      </w:r>
+      <w:r>
+        <w:rPr>
+          <w:lang w:val="en_US" w:bidi="en_US"/>
+        </w:rPr>
+        <w:t xml:space="preserve">; </w:t>
+      </w:r>
+      <w:r>
+        <w:rPr>
+          <w:lang w:val="en_US" w:bidi="en_US"/>
+        </w:rPr>
+        <w:t>15:1–2</w:t>
+      </w:r>
+      <w:r>
+        <w:rPr>
+          <w:lang w:val="en_US" w:bidi="en_US"/>
+        </w:rPr>
+        <w:t xml:space="preserve">; </w:t>
+      </w:r>
+      <w:r>
+        <w:rPr>
+          <w:lang w:val="en_US" w:bidi="en_US"/>
+        </w:rPr>
+        <w:t>16:13–15</w:t>
+      </w:r>
+      <w:r>
+        <w:rPr>
+          <w:lang w:val="en_US" w:bidi="en_US"/>
+        </w:rPr>
+        <w:t xml:space="preserve">; </w:t>
+      </w:r>
+      <w:r>
+        <w:rPr>
+          <w:lang w:val="en_US" w:bidi="en_US"/>
+        </w:rPr>
+        <w:t>17:20–21</w:t>
+      </w:r>
+      <w:r>
+        <w:rPr>
+          <w:lang w:val="en_US" w:bidi="en_US"/>
+        </w:rPr>
+        <w:t xml:space="preserve">; </w:t>
+      </w:r>
+      <w:r>
+        <w:rPr>
+          <w:lang w:val="en_US" w:bidi="en_US"/>
+        </w:rPr>
+        <w:t>18:9–14</w:t>
+      </w:r>
+      <w:r>
+        <w:rPr>
+          <w:lang w:val="en_US" w:bidi="en_US"/>
+        </w:rPr>
+        <w:t xml:space="preserve">; </w:t>
+      </w:r>
+      <w:r>
+        <w:rPr>
+          <w:lang w:val="en_US" w:bidi="en_US"/>
+        </w:rPr>
+        <w:t>19:38–40</w:t>
+      </w:r>
+      <w:r>
+        <w:rPr>
+          <w:lang w:val="en_US" w:bidi="en_US"/>
+        </w:rPr>
+        <w:t xml:space="preserve">; </w:t>
+      </w:r>
+      <w:r>
+        <w:rPr>
+          <w:lang w:val="en_US" w:bidi="en_US"/>
+        </w:rPr>
+        <w:t>John 1:24–25</w:t>
+      </w:r>
+      <w:r>
+        <w:rPr>
+          <w:lang w:val="en_US" w:bidi="en_US"/>
+        </w:rPr>
+        <w:t xml:space="preserve">; </w:t>
+      </w:r>
+      <w:r>
+        <w:rPr>
+          <w:lang w:val="en_US" w:bidi="en_US"/>
+        </w:rPr>
+        <w:t>3:1</w:t>
+      </w:r>
+      <w:r>
+        <w:rPr>
+          <w:lang w:val="en_US" w:bidi="en_US"/>
+        </w:rPr>
+        <w:t xml:space="preserve">; </w:t>
+      </w:r>
+      <w:r>
+        <w:rPr>
+          <w:lang w:val="en_US" w:bidi="en_US"/>
+        </w:rPr>
+        <w:t>7:31–32</w:t>
+      </w:r>
       <w:r>
         <w:rPr>
           <w:lang w:val="en_US" w:bidi="en_US"/>
         </w:rPr>
         <w:t xml:space="preserve">, </w:t>
       </w:r>
-      <w:hyperlink r:id="rId109">
-        <w:r>
-          <w:rPr>
-            <w:lang w:val="en_US" w:bidi="en_US"/>
-          </w:rPr>
-          <w:rPr>
-            <w:color w:val="0000EE"/>
-            <w:u w:val="single"/>
-          </w:rPr>
-          <w:t>45–52</w:t>
-        </w:r>
-      </w:hyperlink>
-      <w:r>
-        <w:rPr>
-          <w:lang w:val="en_US" w:bidi="en_US"/>
-        </w:rPr>
-        <w:t xml:space="preserve">; </w:t>
-      </w:r>
-      <w:hyperlink r:id="rId110">
-        <w:r>
-          <w:rPr>
-            <w:lang w:val="en_US" w:bidi="en_US"/>
-          </w:rPr>
-          <w:rPr>
-            <w:color w:val="0000EE"/>
-            <w:u w:val="single"/>
-          </w:rPr>
-          <w:t>8:3–10</w:t>
-        </w:r>
-      </w:hyperlink>
+      <w:r>
+        <w:rPr>
+          <w:lang w:val="en_US" w:bidi="en_US"/>
+        </w:rPr>
+        <w:t>45–52</w:t>
+      </w:r>
+      <w:r>
+        <w:rPr>
+          <w:lang w:val="en_US" w:bidi="en_US"/>
+        </w:rPr>
+        <w:t xml:space="preserve">; </w:t>
+      </w:r>
+      <w:r>
+        <w:rPr>
+          <w:lang w:val="en_US" w:bidi="en_US"/>
+        </w:rPr>
+        <w:t>8:3–10</w:t>
+      </w:r>
       <w:r>
         <w:rPr>
           <w:lang w:val="en_US" w:bidi="en_US"/>
         </w:rPr>
         <w:t xml:space="preserve">, </w:t>
       </w:r>
-      <w:hyperlink r:id="rId111">
-        <w:r>
-          <w:rPr>
-            <w:lang w:val="en_US" w:bidi="en_US"/>
-          </w:rPr>
-          <w:rPr>
-            <w:color w:val="0000EE"/>
-            <w:u w:val="single"/>
-          </w:rPr>
-          <w:t>13</w:t>
-        </w:r>
-      </w:hyperlink>
-      <w:r>
-        <w:rPr>
-          <w:lang w:val="en_US" w:bidi="en_US"/>
-        </w:rPr>
-        <w:t xml:space="preserve">; </w:t>
-      </w:r>
-      <w:hyperlink r:id="rId112">
-        <w:r>
-          <w:rPr>
-            <w:lang w:val="en_US" w:bidi="en_US"/>
-          </w:rPr>
-          <w:rPr>
-            <w:color w:val="0000EE"/>
-            <w:u w:val="single"/>
-          </w:rPr>
-          <w:t>9:13–34</w:t>
-        </w:r>
-      </w:hyperlink>
+      <w:r>
+        <w:rPr>
+          <w:lang w:val="en_US" w:bidi="en_US"/>
+        </w:rPr>
+        <w:t>13</w:t>
+      </w:r>
+      <w:r>
+        <w:rPr>
+          <w:lang w:val="en_US" w:bidi="en_US"/>
+        </w:rPr>
+        <w:t xml:space="preserve">; </w:t>
+      </w:r>
+      <w:r>
+        <w:rPr>
+          <w:lang w:val="en_US" w:bidi="en_US"/>
+        </w:rPr>
+        <w:t>9:13–34</w:t>
+      </w:r>
       <w:r>
         <w:rPr>
           <w:lang w:val="en_US" w:bidi="en_US"/>
         </w:rPr>
         <w:t xml:space="preserve">, </w:t>
       </w:r>
-      <w:hyperlink r:id="rId113">
-        <w:r>
-          <w:rPr>
-            <w:lang w:val="en_US" w:bidi="en_US"/>
-          </w:rPr>
-          <w:rPr>
-            <w:color w:val="0000EE"/>
-            <w:u w:val="single"/>
-          </w:rPr>
-          <w:t>40</w:t>
-        </w:r>
-      </w:hyperlink>
-      <w:r>
-        <w:rPr>
-          <w:lang w:val="en_US" w:bidi="en_US"/>
-        </w:rPr>
-        <w:t xml:space="preserve">; </w:t>
-      </w:r>
-      <w:hyperlink r:id="rId114">
-        <w:r>
-          <w:rPr>
-            <w:lang w:val="en_US" w:bidi="en_US"/>
-          </w:rPr>
-          <w:rPr>
-            <w:color w:val="0000EE"/>
-            <w:u w:val="single"/>
-          </w:rPr>
-          <w:t>11:46–57</w:t>
-        </w:r>
-      </w:hyperlink>
-      <w:r>
-        <w:rPr>
-          <w:lang w:val="en_US" w:bidi="en_US"/>
-        </w:rPr>
-        <w:t xml:space="preserve">; </w:t>
-      </w:r>
-      <w:hyperlink r:id="rId115">
-        <w:r>
-          <w:rPr>
-            <w:lang w:val="en_US" w:bidi="en_US"/>
-          </w:rPr>
-          <w:rPr>
-            <w:color w:val="0000EE"/>
-            <w:u w:val="single"/>
-          </w:rPr>
-          <w:t>12:17–19</w:t>
-        </w:r>
-      </w:hyperlink>
+      <w:r>
+        <w:rPr>
+          <w:lang w:val="en_US" w:bidi="en_US"/>
+        </w:rPr>
+        <w:t>40</w:t>
+      </w:r>
+      <w:r>
+        <w:rPr>
+          <w:lang w:val="en_US" w:bidi="en_US"/>
+        </w:rPr>
+        <w:t xml:space="preserve">; </w:t>
+      </w:r>
+      <w:r>
+        <w:rPr>
+          <w:lang w:val="en_US" w:bidi="en_US"/>
+        </w:rPr>
+        <w:t>11:46–57</w:t>
+      </w:r>
+      <w:r>
+        <w:rPr>
+          <w:lang w:val="en_US" w:bidi="en_US"/>
+        </w:rPr>
+        <w:t xml:space="preserve">; </w:t>
+      </w:r>
+      <w:r>
+        <w:rPr>
+          <w:lang w:val="en_US" w:bidi="en_US"/>
+        </w:rPr>
+        <w:t>12:17–19</w:t>
+      </w:r>
       <w:r>
         <w:rPr>
           <w:lang w:val="en_US" w:bidi="en_US"/>
         </w:rPr>
         <w:t xml:space="preserve">, </w:t>
       </w:r>
-      <w:hyperlink r:id="rId116">
-        <w:r>
-          <w:rPr>
-            <w:lang w:val="en_US" w:bidi="en_US"/>
-          </w:rPr>
-          <w:rPr>
-            <w:color w:val="0000EE"/>
-            <w:u w:val="single"/>
-          </w:rPr>
-          <w:t>42</w:t>
-        </w:r>
-      </w:hyperlink>
-      <w:r>
-        <w:rPr>
-          <w:lang w:val="en_US" w:bidi="en_US"/>
-        </w:rPr>
-        <w:t xml:space="preserve">; </w:t>
-      </w:r>
-      <w:hyperlink r:id="rId117">
-        <w:r>
-          <w:rPr>
-            <w:lang w:val="en_US" w:bidi="en_US"/>
-          </w:rPr>
-          <w:rPr>
-            <w:color w:val="0000EE"/>
-            <w:u w:val="single"/>
-          </w:rPr>
-          <w:t>18:3</w:t>
-        </w:r>
-      </w:hyperlink>
-      <w:r>
-        <w:rPr>
-          <w:lang w:val="en_US" w:bidi="en_US"/>
-        </w:rPr>
-        <w:t xml:space="preserve">; </w:t>
-      </w:r>
-      <w:hyperlink r:id="rId118">
-        <w:r>
-          <w:rPr>
-            <w:lang w:val="en_US" w:bidi="en_US"/>
-          </w:rPr>
-          <w:rPr>
-            <w:color w:val="0000EE"/>
-            <w:u w:val="single"/>
-          </w:rPr>
-          <w:t>Acts 5:27–40</w:t>
-        </w:r>
-      </w:hyperlink>
-      <w:r>
-        <w:rPr>
-          <w:lang w:val="en_US" w:bidi="en_US"/>
-        </w:rPr>
-        <w:t xml:space="preserve">; </w:t>
-      </w:r>
-      <w:hyperlink r:id="rId119">
-        <w:r>
-          <w:rPr>
-            <w:lang w:val="en_US" w:bidi="en_US"/>
-          </w:rPr>
-          <w:rPr>
-            <w:color w:val="0000EE"/>
-            <w:u w:val="single"/>
-          </w:rPr>
-          <w:t>15:5</w:t>
-        </w:r>
-      </w:hyperlink>
-      <w:r>
-        <w:rPr>
-          <w:lang w:val="en_US" w:bidi="en_US"/>
-        </w:rPr>
-        <w:t xml:space="preserve">; </w:t>
-      </w:r>
-      <w:hyperlink r:id="rId120">
-        <w:r>
-          <w:rPr>
-            <w:lang w:val="en_US" w:bidi="en_US"/>
-          </w:rPr>
-          <w:rPr>
-            <w:color w:val="0000EE"/>
-            <w:u w:val="single"/>
-          </w:rPr>
-          <w:t>23:6–10</w:t>
-        </w:r>
-      </w:hyperlink>
-      <w:r>
-        <w:rPr>
-          <w:lang w:val="en_US" w:bidi="en_US"/>
-        </w:rPr>
-        <w:t xml:space="preserve">; </w:t>
-      </w:r>
-      <w:hyperlink r:id="rId121">
-        <w:r>
-          <w:rPr>
-            <w:lang w:val="en_US" w:bidi="en_US"/>
-          </w:rPr>
-          <w:rPr>
-            <w:color w:val="0000EE"/>
-            <w:u w:val="single"/>
-          </w:rPr>
-          <w:t>26:4–5</w:t>
-        </w:r>
-      </w:hyperlink>
-      <w:r>
-        <w:rPr>
-          <w:lang w:val="en_US" w:bidi="en_US"/>
-        </w:rPr>
-        <w:t xml:space="preserve">; </w:t>
-      </w:r>
-      <w:hyperlink r:id="rId122">
-        <w:r>
-          <w:rPr>
-            <w:lang w:val="en_US" w:bidi="en_US"/>
-          </w:rPr>
-          <w:rPr>
-            <w:color w:val="0000EE"/>
-            <w:u w:val="single"/>
-          </w:rPr>
-          <w:t>Philippians 3:5–7</w:t>
-        </w:r>
-      </w:hyperlink>
+      <w:r>
+        <w:rPr>
+          <w:lang w:val="en_US" w:bidi="en_US"/>
+        </w:rPr>
+        <w:t>42</w:t>
+      </w:r>
+      <w:r>
+        <w:rPr>
+          <w:lang w:val="en_US" w:bidi="en_US"/>
+        </w:rPr>
+        <w:t xml:space="preserve">; </w:t>
+      </w:r>
+      <w:r>
+        <w:rPr>
+          <w:lang w:val="en_US" w:bidi="en_US"/>
+        </w:rPr>
+        <w:t>18:3</w:t>
+      </w:r>
+      <w:r>
+        <w:rPr>
+          <w:lang w:val="en_US" w:bidi="en_US"/>
+        </w:rPr>
+        <w:t xml:space="preserve">; </w:t>
+      </w:r>
+      <w:r>
+        <w:rPr>
+          <w:lang w:val="en_US" w:bidi="en_US"/>
+        </w:rPr>
+        <w:t>Acts 5:27–40</w:t>
+      </w:r>
+      <w:r>
+        <w:rPr>
+          <w:lang w:val="en_US" w:bidi="en_US"/>
+        </w:rPr>
+        <w:t xml:space="preserve">; </w:t>
+      </w:r>
+      <w:r>
+        <w:rPr>
+          <w:lang w:val="en_US" w:bidi="en_US"/>
+        </w:rPr>
+        <w:t>15:5</w:t>
+      </w:r>
+      <w:r>
+        <w:rPr>
+          <w:lang w:val="en_US" w:bidi="en_US"/>
+        </w:rPr>
+        <w:t xml:space="preserve">; </w:t>
+      </w:r>
+      <w:r>
+        <w:rPr>
+          <w:lang w:val="en_US" w:bidi="en_US"/>
+        </w:rPr>
+        <w:t>23:6–10</w:t>
+      </w:r>
+      <w:r>
+        <w:rPr>
+          <w:lang w:val="en_US" w:bidi="en_US"/>
+        </w:rPr>
+        <w:t xml:space="preserve">; </w:t>
+      </w:r>
+      <w:r>
+        <w:rPr>
+          <w:lang w:val="en_US" w:bidi="en_US"/>
+        </w:rPr>
+        <w:t>26:4–5</w:t>
+      </w:r>
+      <w:r>
+        <w:rPr>
+          <w:lang w:val="en_US" w:bidi="en_US"/>
+        </w:rPr>
+        <w:t xml:space="preserve">; </w:t>
+      </w:r>
+      <w:r>
+        <w:rPr>
+          <w:lang w:val="en_US" w:bidi="en_US"/>
+        </w:rPr>
+        <w:t>Philippians 3:5–7</w:t>
+      </w:r>
       <w:r>
         <w:rPr>
           <w:lang w:val="en_US" w:bidi="en_US"/>
@@ -2824,18 +2158,12 @@
         </w:rPr>
         <w:t>Philip was among the first to share the good news about Jesus with people outside Judea. Highly respected by early Christians, he was one of seven men selected to manage the food distribution program for needy believers in Jerusalem (</w:t>
       </w:r>
-      <w:hyperlink r:id="rId123">
-        <w:r>
-          <w:rPr>
-            <w:lang w:val="en_US" w:bidi="en_US"/>
-          </w:rPr>
-          <w:rPr>
-            <w:color w:val="0000EE"/>
-            <w:u w:val="single"/>
-          </w:rPr>
-          <w:t>Acts 6:1–6</w:t>
-        </w:r>
-      </w:hyperlink>
+      <w:r>
+        <w:rPr>
+          <w:lang w:val="en_US" w:bidi="en_US"/>
+        </w:rPr>
+        <w:t>Acts 6:1–6</w:t>
+      </w:r>
       <w:r>
         <w:rPr>
           <w:lang w:val="en_US" w:bidi="en_US"/>
@@ -2856,54 +2184,36 @@
         </w:rPr>
         <w:t>After Stephen's death, Christians fled Jerusalem (</w:t>
       </w:r>
-      <w:hyperlink r:id="rId124">
-        <w:r>
-          <w:rPr>
-            <w:lang w:val="en_US" w:bidi="en_US"/>
-          </w:rPr>
-          <w:rPr>
-            <w:color w:val="0000EE"/>
-            <w:u w:val="single"/>
-          </w:rPr>
-          <w:t>Acts 8:1–5</w:t>
-        </w:r>
-      </w:hyperlink>
+      <w:r>
+        <w:rPr>
+          <w:lang w:val="en_US" w:bidi="en_US"/>
+        </w:rPr>
+        <w:t>Acts 8:1–5</w:t>
+      </w:r>
       <w:r>
         <w:rPr>
           <w:lang w:val="en_US" w:bidi="en_US"/>
         </w:rPr>
         <w:t>). Philip took the message of Christ to Samaria, a city with diverse people. There, he healed many and drove out evil spirits, and people eagerly accepted his message (</w:t>
       </w:r>
-      <w:hyperlink r:id="rId125">
-        <w:r>
-          <w:rPr>
-            <w:lang w:val="en_US" w:bidi="en_US"/>
-          </w:rPr>
-          <w:rPr>
-            <w:color w:val="0000EE"/>
-            <w:u w:val="single"/>
-          </w:rPr>
-          <w:t>acts 8:5–8</w:t>
-        </w:r>
-      </w:hyperlink>
+      <w:r>
+        <w:rPr>
+          <w:lang w:val="en_US" w:bidi="en_US"/>
+        </w:rPr>
+        <w:t>acts 8:5–8</w:t>
+      </w:r>
       <w:r>
         <w:rPr>
           <w:lang w:val="en_US" w:bidi="en_US"/>
         </w:rPr>
         <w:t>). Many, including a well-known sorcerer named Simon, were baptized (</w:t>
       </w:r>
-      <w:hyperlink r:id="rId126">
-        <w:r>
-          <w:rPr>
-            <w:lang w:val="en_US" w:bidi="en_US"/>
-          </w:rPr>
-          <w:rPr>
-            <w:color w:val="0000EE"/>
-            <w:u w:val="single"/>
-          </w:rPr>
-          <w:t>Acts 8:9–13</w:t>
-        </w:r>
-      </w:hyperlink>
+      <w:r>
+        <w:rPr>
+          <w:lang w:val="en_US" w:bidi="en_US"/>
+        </w:rPr>
+        <w:t>Acts 8:9–13</w:t>
+      </w:r>
       <w:r>
         <w:rPr>
           <w:lang w:val="en_US" w:bidi="en_US"/>
@@ -2924,144 +2234,96 @@
         </w:rPr>
         <w:t>An angel then guided Philip to travel southwest from Jerusalem toward Gaza (</w:t>
       </w:r>
-      <w:hyperlink r:id="rId127">
-        <w:r>
-          <w:rPr>
-            <w:lang w:val="en_US" w:bidi="en_US"/>
-          </w:rPr>
-          <w:rPr>
-            <w:color w:val="0000EE"/>
-            <w:u w:val="single"/>
-          </w:rPr>
-          <w:t>Acts 8:26</w:t>
-        </w:r>
-      </w:hyperlink>
+      <w:r>
+        <w:rPr>
+          <w:lang w:val="en_US" w:bidi="en_US"/>
+        </w:rPr>
+        <w:t>Acts 8:26</w:t>
+      </w:r>
       <w:r>
         <w:rPr>
           <w:lang w:val="en_US" w:bidi="en_US"/>
         </w:rPr>
         <w:t>). There, the Spirit led him to meet Ethiopia's treasurer, who was returning home from Jerusalem (</w:t>
       </w:r>
-      <w:hyperlink r:id="rId128">
-        <w:r>
-          <w:rPr>
-            <w:lang w:val="en_US" w:bidi="en_US"/>
-          </w:rPr>
-          <w:rPr>
-            <w:color w:val="0000EE"/>
-            <w:u w:val="single"/>
-          </w:rPr>
-          <w:t>Acts 8:27–28</w:t>
-        </w:r>
-      </w:hyperlink>
+      <w:r>
+        <w:rPr>
+          <w:lang w:val="en_US" w:bidi="en_US"/>
+        </w:rPr>
+        <w:t>Acts 8:27–28</w:t>
+      </w:r>
       <w:r>
         <w:rPr>
           <w:lang w:val="en_US" w:bidi="en_US"/>
         </w:rPr>
         <w:t xml:space="preserve">). The Ethiopian asked Philip to explain </w:t>
       </w:r>
-      <w:hyperlink r:id="rId129">
-        <w:r>
-          <w:rPr>
-            <w:lang w:val="en_US" w:bidi="en_US"/>
-          </w:rPr>
-          <w:rPr>
-            <w:color w:val="0000EE"/>
-            <w:u w:val="single"/>
-          </w:rPr>
-          <w:t>Isaiah 53</w:t>
-        </w:r>
-      </w:hyperlink>
+      <w:r>
+        <w:rPr>
+          <w:lang w:val="en_US" w:bidi="en_US"/>
+        </w:rPr>
+        <w:t>Isaiah 53</w:t>
+      </w:r>
       <w:r>
         <w:rPr>
           <w:lang w:val="en_US" w:bidi="en_US"/>
         </w:rPr>
         <w:t>. Philip shared the message about Jesus (</w:t>
       </w:r>
-      <w:hyperlink r:id="rId130">
-        <w:r>
-          <w:rPr>
-            <w:lang w:val="en_US" w:bidi="en_US"/>
-          </w:rPr>
-          <w:rPr>
-            <w:color w:val="0000EE"/>
-            <w:u w:val="single"/>
-          </w:rPr>
-          <w:t>Acts 8:30–35</w:t>
-        </w:r>
-      </w:hyperlink>
+      <w:r>
+        <w:rPr>
+          <w:lang w:val="en_US" w:bidi="en_US"/>
+        </w:rPr>
+        <w:t>Acts 8:30–35</w:t>
+      </w:r>
       <w:r>
         <w:rPr>
           <w:lang w:val="en_US" w:bidi="en_US"/>
         </w:rPr>
         <w:t>) and baptized the man by the roadside (</w:t>
       </w:r>
-      <w:hyperlink r:id="rId131">
-        <w:r>
-          <w:rPr>
-            <w:lang w:val="en_US" w:bidi="en_US"/>
-          </w:rPr>
-          <w:rPr>
-            <w:color w:val="0000EE"/>
-            <w:u w:val="single"/>
-          </w:rPr>
-          <w:t>8:36–38</w:t>
-        </w:r>
-      </w:hyperlink>
+      <w:r>
+        <w:rPr>
+          <w:lang w:val="en_US" w:bidi="en_US"/>
+        </w:rPr>
+        <w:t>8:36–38</w:t>
+      </w:r>
       <w:r>
         <w:rPr>
           <w:lang w:val="en_US" w:bidi="en_US"/>
         </w:rPr>
         <w:t>). The Spirit of God then suddenly took Philip to Azotus (</w:t>
       </w:r>
-      <w:hyperlink r:id="rId132">
-        <w:r>
-          <w:rPr>
-            <w:lang w:val="en_US" w:bidi="en_US"/>
-          </w:rPr>
-          <w:rPr>
-            <w:color w:val="0000EE"/>
-            <w:u w:val="single"/>
-          </w:rPr>
-          <w:t>Acts 8:39–40</w:t>
-        </w:r>
-      </w:hyperlink>
+      <w:r>
+        <w:rPr>
+          <w:lang w:val="en_US" w:bidi="en_US"/>
+        </w:rPr>
+        <w:t>Acts 8:39–40</w:t>
+      </w:r>
       <w:r>
         <w:rPr>
           <w:lang w:val="en_US" w:bidi="en_US"/>
         </w:rPr>
         <w:t>). He preached the message there and traveled through coastal towns until reaching Caesarea, a large Roman city, where he likely settled (</w:t>
       </w:r>
-      <w:hyperlink r:id="rId133">
-        <w:r>
-          <w:rPr>
-            <w:lang w:val="en_US" w:bidi="en_US"/>
-          </w:rPr>
-          <w:rPr>
-            <w:color w:val="0000EE"/>
-            <w:u w:val="single"/>
-          </w:rPr>
-          <w:t>Acts 8:40</w:t>
-        </w:r>
-      </w:hyperlink>
-      <w:r>
-        <w:rPr>
-          <w:lang w:val="en_US" w:bidi="en_US"/>
-        </w:rPr>
-        <w:t xml:space="preserve">; </w:t>
-      </w:r>
-      <w:hyperlink r:id="rId134">
-        <w:r>
-          <w:rPr>
-            <w:lang w:val="en_US" w:bidi="en_US"/>
-          </w:rPr>
-          <w:rPr>
-            <w:color w:val="0000EE"/>
-            <w:u w:val="single"/>
-          </w:rPr>
-          <w:t>21:8–9</w:t>
-        </w:r>
-      </w:hyperlink>
+      <w:r>
+        <w:rPr>
+          <w:lang w:val="en_US" w:bidi="en_US"/>
+        </w:rPr>
+        <w:t>Acts 8:40</w:t>
+      </w:r>
+      <w:r>
+        <w:rPr>
+          <w:lang w:val="en_US" w:bidi="en_US"/>
+        </w:rPr>
+        <w:t xml:space="preserve">; </w:t>
+      </w:r>
+      <w:r>
+        <w:rPr>
+          <w:lang w:val="en_US" w:bidi="en_US"/>
+        </w:rPr>
+        <w:t>21:8–9</w:t>
+      </w:r>
       <w:r>
         <w:rPr>
           <w:lang w:val="en_US" w:bidi="en_US"/>
@@ -3082,36 +2344,24 @@
         </w:rPr>
         <w:t>Many years later, Paul stayed overnight at Philip's home in Caesarea (</w:t>
       </w:r>
-      <w:hyperlink r:id="rId135">
-        <w:r>
-          <w:rPr>
-            <w:lang w:val="en_US" w:bidi="en_US"/>
-          </w:rPr>
-          <w:rPr>
-            <w:color w:val="0000EE"/>
-            <w:u w:val="single"/>
-          </w:rPr>
-          <w:t>Acts 21:8</w:t>
-        </w:r>
-      </w:hyperlink>
+      <w:r>
+        <w:rPr>
+          <w:lang w:val="en_US" w:bidi="en_US"/>
+        </w:rPr>
+        <w:t>Acts 21:8</w:t>
+      </w:r>
       <w:r>
         <w:rPr>
           <w:lang w:val="en_US" w:bidi="en_US"/>
         </w:rPr>
         <w:t>). By then, people knew Philip as Philip the Evangelist. He had four unmarried daughters, and all of them had the gift of prophecy (</w:t>
       </w:r>
-      <w:hyperlink r:id="rId136">
-        <w:r>
-          <w:rPr>
-            <w:lang w:val="en_US" w:bidi="en_US"/>
-          </w:rPr>
-          <w:rPr>
-            <w:color w:val="0000EE"/>
-            <w:u w:val="single"/>
-          </w:rPr>
-          <w:t>Acts 21:9</w:t>
-        </w:r>
-      </w:hyperlink>
+      <w:r>
+        <w:rPr>
+          <w:lang w:val="en_US" w:bidi="en_US"/>
+        </w:rPr>
+        <w:t>Acts 21:9</w:t>
+      </w:r>
       <w:r>
         <w:rPr>
           <w:lang w:val="en_US" w:bidi="en_US"/>
@@ -3132,162 +2382,108 @@
         </w:rPr>
         <w:t xml:space="preserve">Philip represents early Christian evangelists. The Holy Spirit empowered and guided them to confirm their message (see also </w:t>
       </w:r>
-      <w:hyperlink r:id="rId137">
-        <w:r>
-          <w:rPr>
-            <w:lang w:val="en_US" w:bidi="en_US"/>
-          </w:rPr>
-          <w:rPr>
-            <w:color w:val="0000EE"/>
-            <w:u w:val="single"/>
-          </w:rPr>
-          <w:t>Acts 1:8</w:t>
-        </w:r>
-      </w:hyperlink>
-      <w:r>
-        <w:rPr>
-          <w:lang w:val="en_US" w:bidi="en_US"/>
-        </w:rPr>
-        <w:t xml:space="preserve">; </w:t>
-      </w:r>
-      <w:hyperlink r:id="rId138">
-        <w:r>
-          <w:rPr>
-            <w:lang w:val="en_US" w:bidi="en_US"/>
-          </w:rPr>
-          <w:rPr>
-            <w:color w:val="0000EE"/>
-            <w:u w:val="single"/>
-          </w:rPr>
-          <w:t>3:4–8</w:t>
-        </w:r>
-      </w:hyperlink>
-      <w:r>
-        <w:rPr>
-          <w:lang w:val="en_US" w:bidi="en_US"/>
-        </w:rPr>
-        <w:t xml:space="preserve">; </w:t>
-      </w:r>
-      <w:hyperlink r:id="rId139">
-        <w:r>
-          <w:rPr>
-            <w:lang w:val="en_US" w:bidi="en_US"/>
-          </w:rPr>
-          <w:rPr>
-            <w:color w:val="0000EE"/>
-            <w:u w:val="single"/>
-          </w:rPr>
-          <w:t>5:12–16</w:t>
-        </w:r>
-      </w:hyperlink>
-      <w:r>
-        <w:rPr>
-          <w:lang w:val="en_US" w:bidi="en_US"/>
-        </w:rPr>
-        <w:t xml:space="preserve">; </w:t>
-      </w:r>
-      <w:hyperlink r:id="rId140">
-        <w:r>
-          <w:rPr>
-            <w:lang w:val="en_US" w:bidi="en_US"/>
-          </w:rPr>
-          <w:rPr>
-            <w:color w:val="0000EE"/>
-            <w:u w:val="single"/>
-          </w:rPr>
-          <w:t>6:8</w:t>
-        </w:r>
-      </w:hyperlink>
-      <w:r>
-        <w:rPr>
-          <w:lang w:val="en_US" w:bidi="en_US"/>
-        </w:rPr>
-        <w:t xml:space="preserve">; </w:t>
-      </w:r>
-      <w:hyperlink r:id="rId141">
-        <w:r>
-          <w:rPr>
-            <w:lang w:val="en_US" w:bidi="en_US"/>
-          </w:rPr>
-          <w:rPr>
-            <w:color w:val="0000EE"/>
-            <w:u w:val="single"/>
-          </w:rPr>
-          <w:t>10:9–20</w:t>
-        </w:r>
-      </w:hyperlink>
-      <w:r>
-        <w:rPr>
-          <w:lang w:val="en_US" w:bidi="en_US"/>
-        </w:rPr>
-        <w:t xml:space="preserve">; </w:t>
-      </w:r>
-      <w:hyperlink r:id="rId142">
-        <w:r>
-          <w:rPr>
-            <w:lang w:val="en_US" w:bidi="en_US"/>
-          </w:rPr>
-          <w:rPr>
-            <w:color w:val="0000EE"/>
-            <w:u w:val="single"/>
-          </w:rPr>
-          <w:t>13:2</w:t>
-        </w:r>
-      </w:hyperlink>
-      <w:r>
-        <w:rPr>
-          <w:lang w:val="en_US" w:bidi="en_US"/>
-        </w:rPr>
-        <w:t xml:space="preserve">; </w:t>
-      </w:r>
-      <w:hyperlink r:id="rId143">
-        <w:r>
-          <w:rPr>
-            <w:lang w:val="en_US" w:bidi="en_US"/>
-          </w:rPr>
-          <w:rPr>
-            <w:color w:val="0000EE"/>
-            <w:u w:val="single"/>
-          </w:rPr>
-          <w:t>16:6–10</w:t>
-        </w:r>
-      </w:hyperlink>
-      <w:r>
-        <w:rPr>
-          <w:lang w:val="en_US" w:bidi="en_US"/>
-        </w:rPr>
-        <w:t xml:space="preserve">; </w:t>
-      </w:r>
-      <w:hyperlink r:id="rId144">
-        <w:r>
-          <w:rPr>
-            <w:lang w:val="en_US" w:bidi="en_US"/>
-          </w:rPr>
-          <w:rPr>
-            <w:color w:val="0000EE"/>
-            <w:u w:val="single"/>
-          </w:rPr>
-          <w:t>19:11–12</w:t>
-        </w:r>
-      </w:hyperlink>
-      <w:r>
-        <w:rPr>
-          <w:lang w:val="en_US" w:bidi="en_US"/>
-        </w:rPr>
-        <w:t xml:space="preserve">; </w:t>
-      </w:r>
-      <w:hyperlink r:id="rId145">
-        <w:r>
-          <w:rPr>
-            <w:lang w:val="en_US" w:bidi="en_US"/>
-          </w:rPr>
-          <w:rPr>
-            <w:color w:val="0000EE"/>
-            <w:u w:val="single"/>
-          </w:rPr>
-          <w:t>20:22–23</w:t>
-        </w:r>
-      </w:hyperlink>
+      <w:r>
+        <w:rPr>
+          <w:lang w:val="en_US" w:bidi="en_US"/>
+        </w:rPr>
+        <w:t>Acts 1:8</w:t>
+      </w:r>
+      <w:r>
+        <w:rPr>
+          <w:lang w:val="en_US" w:bidi="en_US"/>
+        </w:rPr>
+        <w:t xml:space="preserve">; </w:t>
+      </w:r>
+      <w:r>
+        <w:rPr>
+          <w:lang w:val="en_US" w:bidi="en_US"/>
+        </w:rPr>
+        <w:t>3:4–8</w:t>
+      </w:r>
+      <w:r>
+        <w:rPr>
+          <w:lang w:val="en_US" w:bidi="en_US"/>
+        </w:rPr>
+        <w:t xml:space="preserve">; </w:t>
+      </w:r>
+      <w:r>
+        <w:rPr>
+          <w:lang w:val="en_US" w:bidi="en_US"/>
+        </w:rPr>
+        <w:t>5:12–16</w:t>
+      </w:r>
+      <w:r>
+        <w:rPr>
+          <w:lang w:val="en_US" w:bidi="en_US"/>
+        </w:rPr>
+        <w:t xml:space="preserve">; </w:t>
+      </w:r>
+      <w:r>
+        <w:rPr>
+          <w:lang w:val="en_US" w:bidi="en_US"/>
+        </w:rPr>
+        <w:t>6:8</w:t>
+      </w:r>
+      <w:r>
+        <w:rPr>
+          <w:lang w:val="en_US" w:bidi="en_US"/>
+        </w:rPr>
+        <w:t xml:space="preserve">; </w:t>
+      </w:r>
+      <w:r>
+        <w:rPr>
+          <w:lang w:val="en_US" w:bidi="en_US"/>
+        </w:rPr>
+        <w:t>10:9–20</w:t>
+      </w:r>
+      <w:r>
+        <w:rPr>
+          <w:lang w:val="en_US" w:bidi="en_US"/>
+        </w:rPr>
+        <w:t xml:space="preserve">; </w:t>
+      </w:r>
+      <w:r>
+        <w:rPr>
+          <w:lang w:val="en_US" w:bidi="en_US"/>
+        </w:rPr>
+        <w:t>13:2</w:t>
+      </w:r>
+      <w:r>
+        <w:rPr>
+          <w:lang w:val="en_US" w:bidi="en_US"/>
+        </w:rPr>
+        <w:t xml:space="preserve">; </w:t>
+      </w:r>
+      <w:r>
+        <w:rPr>
+          <w:lang w:val="en_US" w:bidi="en_US"/>
+        </w:rPr>
+        <w:t>16:6–10</w:t>
+      </w:r>
+      <w:r>
+        <w:rPr>
+          <w:lang w:val="en_US" w:bidi="en_US"/>
+        </w:rPr>
+        <w:t xml:space="preserve">; </w:t>
+      </w:r>
+      <w:r>
+        <w:rPr>
+          <w:lang w:val="en_US" w:bidi="en_US"/>
+        </w:rPr>
+        <w:t>19:11–12</w:t>
+      </w:r>
+      <w:r>
+        <w:rPr>
+          <w:lang w:val="en_US" w:bidi="en_US"/>
+        </w:rPr>
+        <w:t xml:space="preserve">; </w:t>
+      </w:r>
+      <w:r>
+        <w:rPr>
+          <w:lang w:val="en_US" w:bidi="en_US"/>
+        </w:rPr>
+        <w:t>20:22–23</w:t>
+      </w:r>
       <w:r>
         <w:rPr>
           <w:lang w:val="en_US" w:bidi="en_US"/>
@@ -3317,72 +2513,48 @@
           <w:lang w:val="en_US" w:bidi="en_US"/>
         </w:rPr>
       </w:r>
-      <w:hyperlink r:id="rId146">
-        <w:r>
-          <w:rPr>
-            <w:lang w:val="en_US" w:bidi="en_US"/>
-          </w:rPr>
-          <w:rPr>
-            <w:color w:val="0000EE"/>
-            <w:u w:val="single"/>
-          </w:rPr>
-          <w:t>Acts 6:5</w:t>
-        </w:r>
-      </w:hyperlink>
-      <w:r>
-        <w:rPr>
-          <w:lang w:val="en_US" w:bidi="en_US"/>
-        </w:rPr>
-        <w:t xml:space="preserve">; </w:t>
-      </w:r>
-      <w:hyperlink r:id="rId147">
-        <w:r>
-          <w:rPr>
-            <w:lang w:val="en_US" w:bidi="en_US"/>
-          </w:rPr>
-          <w:rPr>
-            <w:color w:val="0000EE"/>
-            <w:u w:val="single"/>
-          </w:rPr>
-          <w:t>8:4–13</w:t>
-        </w:r>
-      </w:hyperlink>
+      <w:r>
+        <w:rPr>
+          <w:lang w:val="en_US" w:bidi="en_US"/>
+        </w:rPr>
+        <w:t>Acts 6:5</w:t>
+      </w:r>
+      <w:r>
+        <w:rPr>
+          <w:lang w:val="en_US" w:bidi="en_US"/>
+        </w:rPr>
+        <w:t xml:space="preserve">; </w:t>
+      </w:r>
+      <w:r>
+        <w:rPr>
+          <w:lang w:val="en_US" w:bidi="en_US"/>
+        </w:rPr>
+        <w:t>8:4–13</w:t>
+      </w:r>
       <w:r>
         <w:rPr>
           <w:lang w:val="en_US" w:bidi="en_US"/>
         </w:rPr>
         <w:t xml:space="preserve">, </w:t>
       </w:r>
-      <w:hyperlink r:id="rId148">
-        <w:r>
-          <w:rPr>
-            <w:lang w:val="en_US" w:bidi="en_US"/>
-          </w:rPr>
-          <w:rPr>
-            <w:color w:val="0000EE"/>
-            <w:u w:val="single"/>
-          </w:rPr>
-          <w:t>26–40</w:t>
-        </w:r>
-      </w:hyperlink>
-      <w:r>
-        <w:rPr>
-          <w:lang w:val="en_US" w:bidi="en_US"/>
-        </w:rPr>
-        <w:t xml:space="preserve">; </w:t>
-      </w:r>
-      <w:hyperlink r:id="rId134">
-        <w:r>
-          <w:rPr>
-            <w:lang w:val="en_US" w:bidi="en_US"/>
-          </w:rPr>
-          <w:rPr>
-            <w:color w:val="0000EE"/>
-            <w:u w:val="single"/>
-          </w:rPr>
-          <w:t>21:8–9</w:t>
-        </w:r>
-      </w:hyperlink>
+      <w:r>
+        <w:rPr>
+          <w:lang w:val="en_US" w:bidi="en_US"/>
+        </w:rPr>
+        <w:t>26–40</w:t>
+      </w:r>
+      <w:r>
+        <w:rPr>
+          <w:lang w:val="en_US" w:bidi="en_US"/>
+        </w:rPr>
+        <w:t xml:space="preserve">; </w:t>
+      </w:r>
+      <w:r>
+        <w:rPr>
+          <w:lang w:val="en_US" w:bidi="en_US"/>
+        </w:rPr>
+        <w:t>21:8–9</w:t>
+      </w:r>
       <w:r>
         <w:rPr>
           <w:lang w:val="en_US" w:bidi="en_US"/>
@@ -3445,18 +2617,12 @@
         </w:rPr>
         <w:t xml:space="preserve">Many veterans from the war of 42 BC and other battles settled in Philippi. When Paul visited the city, it still showed its Roman military heritage. Located on the Egnatian Way, it was an important stop on the major military road connecting the Adriatic Sea with the Aegean Sea. It had strong civic pride as a Roman colony, enjoying many privileges like tax exemption, and promoted Latin as its official language. Its government was based on the municipal constitution of Rome, and the people considered themselves Romans (see </w:t>
       </w:r>
-      <w:hyperlink r:id="rId149">
-        <w:r>
-          <w:rPr>
-            <w:lang w:val="en_US" w:bidi="en_US"/>
-          </w:rPr>
-          <w:rPr>
-            <w:color w:val="0000EE"/>
-            <w:u w:val="single"/>
-          </w:rPr>
-          <w:t>Acts 16:21</w:t>
-        </w:r>
-      </w:hyperlink>
+      <w:r>
+        <w:rPr>
+          <w:lang w:val="en_US" w:bidi="en_US"/>
+        </w:rPr>
+        <w:t>Acts 16:21</w:t>
+      </w:r>
       <w:r>
         <w:rPr>
           <w:lang w:val="en_US" w:bidi="en_US"/>
@@ -3477,36 +2643,24 @@
         </w:rPr>
         <w:t>Paul visited the city on his second missionary journey, and the book of Acts describes this visit in detail (</w:t>
       </w:r>
-      <w:hyperlink r:id="rId150">
-        <w:r>
-          <w:rPr>
-            <w:lang w:val="en_US" w:bidi="en_US"/>
-          </w:rPr>
-          <w:rPr>
-            <w:color w:val="0000EE"/>
-            <w:u w:val="single"/>
-          </w:rPr>
-          <w:t>Acts 16:12–40</w:t>
-        </w:r>
-      </w:hyperlink>
+      <w:r>
+        <w:rPr>
+          <w:lang w:val="en_US" w:bidi="en_US"/>
+        </w:rPr>
+        <w:t>Acts 16:12–40</w:t>
+      </w:r>
       <w:r>
         <w:rPr>
           <w:lang w:val="en_US" w:bidi="en_US"/>
         </w:rPr>
         <w:t>). The story often highlights the city's Roman background. Paul uses his Roman citizenship to defend himself successfully (</w:t>
       </w:r>
-      <w:hyperlink r:id="rId151">
-        <w:r>
-          <w:rPr>
-            <w:lang w:val="en_US" w:bidi="en_US"/>
-          </w:rPr>
-          <w:rPr>
-            <w:color w:val="0000EE"/>
-            <w:u w:val="single"/>
-          </w:rPr>
-          <w:t>Acts 16:37–39</w:t>
-        </w:r>
-      </w:hyperlink>
+      <w:r>
+        <w:rPr>
+          <w:lang w:val="en_US" w:bidi="en_US"/>
+        </w:rPr>
+        <w:t>Acts 16:37–39</w:t>
+      </w:r>
       <w:r>
         <w:rPr>
           <w:lang w:val="en_US" w:bidi="en_US"/>
@@ -3539,36 +2693,24 @@
         </w:rPr>
         <w:t xml:space="preserve"> in Greek (</w:t>
       </w:r>
-      <w:hyperlink r:id="rId152">
-        <w:r>
-          <w:rPr>
-            <w:lang w:val="en_US" w:bidi="en_US"/>
-          </w:rPr>
-          <w:rPr>
-            <w:color w:val="0000EE"/>
-            <w:u w:val="single"/>
-          </w:rPr>
-          <w:t>Acts 16:20–22</w:t>
-        </w:r>
-      </w:hyperlink>
+      <w:r>
+        <w:rPr>
+          <w:lang w:val="en_US" w:bidi="en_US"/>
+        </w:rPr>
+        <w:t>Acts 16:20–22</w:t>
+      </w:r>
       <w:r>
         <w:rPr>
           <w:lang w:val="en_US" w:bidi="en_US"/>
         </w:rPr>
         <w:t xml:space="preserve">, </w:t>
       </w:r>
-      <w:hyperlink r:id="rId153">
-        <w:r>
-          <w:rPr>
-            <w:lang w:val="en_US" w:bidi="en_US"/>
-          </w:rPr>
-          <w:rPr>
-            <w:color w:val="0000EE"/>
-            <w:u w:val="single"/>
-          </w:rPr>
-          <w:t>38</w:t>
-        </w:r>
-      </w:hyperlink>
+      <w:r>
+        <w:rPr>
+          <w:lang w:val="en_US" w:bidi="en_US"/>
+        </w:rPr>
+        <w:t>38</w:t>
+      </w:r>
       <w:r>
         <w:rPr>
           <w:lang w:val="en_US" w:bidi="en_US"/>
@@ -3589,90 +2731,60 @@
         </w:rPr>
         <w:t>The church started with Jewish women who believed and met outside the city because there was no synagogue. Later, they gathered in the home of a well-known woman convert named Lydia (</w:t>
       </w:r>
-      <w:hyperlink r:id="rId154">
-        <w:r>
-          <w:rPr>
-            <w:lang w:val="en_US" w:bidi="en_US"/>
-          </w:rPr>
-          <w:rPr>
-            <w:color w:val="0000EE"/>
-            <w:u w:val="single"/>
-          </w:rPr>
-          <w:t>Acts 16:14–15</w:t>
-        </w:r>
-      </w:hyperlink>
+      <w:r>
+        <w:rPr>
+          <w:lang w:val="en_US" w:bidi="en_US"/>
+        </w:rPr>
+        <w:t>Acts 16:14–15</w:t>
+      </w:r>
       <w:r>
         <w:rPr>
           <w:lang w:val="en_US" w:bidi="en_US"/>
         </w:rPr>
         <w:t xml:space="preserve">, </w:t>
       </w:r>
-      <w:hyperlink r:id="rId155">
-        <w:r>
-          <w:rPr>
-            <w:lang w:val="en_US" w:bidi="en_US"/>
-          </w:rPr>
-          <w:rPr>
-            <w:color w:val="0000EE"/>
-            <w:u w:val="single"/>
-          </w:rPr>
-          <w:t>40</w:t>
-        </w:r>
-      </w:hyperlink>
+      <w:r>
+        <w:rPr>
+          <w:lang w:val="en_US" w:bidi="en_US"/>
+        </w:rPr>
+        <w:t>40</w:t>
+      </w:r>
       <w:r>
         <w:rPr>
           <w:lang w:val="en_US" w:bidi="en_US"/>
         </w:rPr>
         <w:t>). Luke likely stayed in Philippi when Paul left for Thessalonica (</w:t>
       </w:r>
-      <w:hyperlink r:id="rId156">
-        <w:r>
-          <w:rPr>
-            <w:lang w:val="en_US" w:bidi="en_US"/>
-          </w:rPr>
-          <w:rPr>
-            <w:color w:val="0000EE"/>
-            <w:u w:val="single"/>
-          </w:rPr>
-          <w:t>Acts 16:12</w:t>
-        </w:r>
-      </w:hyperlink>
+      <w:r>
+        <w:rPr>
+          <w:lang w:val="en_US" w:bidi="en_US"/>
+        </w:rPr>
+        <w:t>Acts 16:12</w:t>
+      </w:r>
       <w:r>
         <w:rPr>
           <w:lang w:val="en_US" w:bidi="en_US"/>
         </w:rPr>
         <w:t xml:space="preserve">, </w:t>
       </w:r>
-      <w:hyperlink r:id="rId155">
-        <w:r>
-          <w:rPr>
-            <w:lang w:val="en_US" w:bidi="en_US"/>
-          </w:rPr>
-          <w:rPr>
-            <w:color w:val="0000EE"/>
-            <w:u w:val="single"/>
-          </w:rPr>
-          <w:t>40</w:t>
-        </w:r>
-      </w:hyperlink>
+      <w:r>
+        <w:rPr>
+          <w:lang w:val="en_US" w:bidi="en_US"/>
+        </w:rPr>
+        <w:t>40</w:t>
+      </w:r>
       <w:r>
         <w:rPr>
           <w:lang w:val="en_US" w:bidi="en_US"/>
         </w:rPr>
         <w:t>) and rejoined Paul at Philippi during Paul's third missionary journey several years later (</w:t>
       </w:r>
-      <w:hyperlink r:id="rId157">
-        <w:r>
-          <w:rPr>
-            <w:lang w:val="en_US" w:bidi="en_US"/>
-          </w:rPr>
-          <w:rPr>
-            <w:color w:val="0000EE"/>
-            <w:u w:val="single"/>
-          </w:rPr>
-          <w:t>Acts 20:6</w:t>
-        </w:r>
-      </w:hyperlink>
+      <w:r>
+        <w:rPr>
+          <w:lang w:val="en_US" w:bidi="en_US"/>
+        </w:rPr>
+        <w:t>Acts 20:6</w:t>
+      </w:r>
       <w:r>
         <w:rPr>
           <w:lang w:val="en_US" w:bidi="en_US"/>
@@ -3702,126 +2814,84 @@
           <w:lang w:val="en_US" w:bidi="en_US"/>
         </w:rPr>
       </w:r>
-      <w:hyperlink r:id="rId150">
-        <w:r>
-          <w:rPr>
-            <w:lang w:val="en_US" w:bidi="en_US"/>
-          </w:rPr>
-          <w:rPr>
-            <w:color w:val="0000EE"/>
-            <w:u w:val="single"/>
-          </w:rPr>
-          <w:t>Acts 16:12–40</w:t>
-        </w:r>
-      </w:hyperlink>
-      <w:r>
-        <w:rPr>
-          <w:lang w:val="en_US" w:bidi="en_US"/>
-        </w:rPr>
-        <w:t xml:space="preserve">; </w:t>
-      </w:r>
-      <w:hyperlink r:id="rId157">
-        <w:r>
-          <w:rPr>
-            <w:lang w:val="en_US" w:bidi="en_US"/>
-          </w:rPr>
-          <w:rPr>
-            <w:color w:val="0000EE"/>
-            <w:u w:val="single"/>
-          </w:rPr>
-          <w:t>20:6</w:t>
-        </w:r>
-      </w:hyperlink>
-      <w:r>
-        <w:rPr>
-          <w:lang w:val="en_US" w:bidi="en_US"/>
-        </w:rPr>
-        <w:t xml:space="preserve">; </w:t>
-      </w:r>
-      <w:hyperlink r:id="rId158">
-        <w:r>
-          <w:rPr>
-            <w:lang w:val="en_US" w:bidi="en_US"/>
-          </w:rPr>
-          <w:rPr>
-            <w:color w:val="0000EE"/>
-            <w:u w:val="single"/>
-          </w:rPr>
-          <w:t>Philippians 1:1</w:t>
-        </w:r>
-      </w:hyperlink>
-      <w:r>
-        <w:rPr>
-          <w:lang w:val="en_US" w:bidi="en_US"/>
-        </w:rPr>
-        <w:t xml:space="preserve">; </w:t>
-      </w:r>
-      <w:hyperlink r:id="rId159">
-        <w:r>
-          <w:rPr>
-            <w:lang w:val="en_US" w:bidi="en_US"/>
-          </w:rPr>
-          <w:rPr>
-            <w:color w:val="0000EE"/>
-            <w:u w:val="single"/>
-          </w:rPr>
-          <w:t>2:19–30</w:t>
-        </w:r>
-      </w:hyperlink>
-      <w:r>
-        <w:rPr>
-          <w:lang w:val="en_US" w:bidi="en_US"/>
-        </w:rPr>
-        <w:t xml:space="preserve">; </w:t>
-      </w:r>
-      <w:hyperlink r:id="rId160">
-        <w:r>
-          <w:rPr>
-            <w:lang w:val="en_US" w:bidi="en_US"/>
-          </w:rPr>
-          <w:rPr>
-            <w:color w:val="0000EE"/>
-            <w:u w:val="single"/>
-          </w:rPr>
-          <w:t>4:2–3</w:t>
-        </w:r>
-      </w:hyperlink>
+      <w:r>
+        <w:rPr>
+          <w:lang w:val="en_US" w:bidi="en_US"/>
+        </w:rPr>
+        <w:t>Acts 16:12–40</w:t>
+      </w:r>
+      <w:r>
+        <w:rPr>
+          <w:lang w:val="en_US" w:bidi="en_US"/>
+        </w:rPr>
+        <w:t xml:space="preserve">; </w:t>
+      </w:r>
+      <w:r>
+        <w:rPr>
+          <w:lang w:val="en_US" w:bidi="en_US"/>
+        </w:rPr>
+        <w:t>20:6</w:t>
+      </w:r>
+      <w:r>
+        <w:rPr>
+          <w:lang w:val="en_US" w:bidi="en_US"/>
+        </w:rPr>
+        <w:t xml:space="preserve">; </w:t>
+      </w:r>
+      <w:r>
+        <w:rPr>
+          <w:lang w:val="en_US" w:bidi="en_US"/>
+        </w:rPr>
+        <w:t>Philippians 1:1</w:t>
+      </w:r>
+      <w:r>
+        <w:rPr>
+          <w:lang w:val="en_US" w:bidi="en_US"/>
+        </w:rPr>
+        <w:t xml:space="preserve">; </w:t>
+      </w:r>
+      <w:r>
+        <w:rPr>
+          <w:lang w:val="en_US" w:bidi="en_US"/>
+        </w:rPr>
+        <w:t>2:19–30</w:t>
+      </w:r>
+      <w:r>
+        <w:rPr>
+          <w:lang w:val="en_US" w:bidi="en_US"/>
+        </w:rPr>
+        <w:t xml:space="preserve">; </w:t>
+      </w:r>
+      <w:r>
+        <w:rPr>
+          <w:lang w:val="en_US" w:bidi="en_US"/>
+        </w:rPr>
+        <w:t>4:2–3</w:t>
+      </w:r>
       <w:r>
         <w:rPr>
           <w:lang w:val="en_US" w:bidi="en_US"/>
         </w:rPr>
         <w:t xml:space="preserve">, </w:t>
       </w:r>
-      <w:hyperlink r:id="rId161">
-        <w:r>
-          <w:rPr>
-            <w:lang w:val="en_US" w:bidi="en_US"/>
-          </w:rPr>
-          <w:rPr>
-            <w:color w:val="0000EE"/>
-            <w:u w:val="single"/>
-          </w:rPr>
-          <w:t>10–22</w:t>
-        </w:r>
-      </w:hyperlink>
-      <w:r>
-        <w:rPr>
-          <w:lang w:val="en_US" w:bidi="en_US"/>
-        </w:rPr>
-        <w:t xml:space="preserve">; </w:t>
-      </w:r>
-      <w:hyperlink r:id="rId162">
-        <w:r>
-          <w:rPr>
-            <w:lang w:val="en_US" w:bidi="en_US"/>
-          </w:rPr>
-          <w:rPr>
-            <w:color w:val="0000EE"/>
-            <w:u w:val="single"/>
-          </w:rPr>
-          <w:t>1 Thessalonians 2:2</w:t>
-        </w:r>
-      </w:hyperlink>
+      <w:r>
+        <w:rPr>
+          <w:lang w:val="en_US" w:bidi="en_US"/>
+        </w:rPr>
+        <w:t>10–22</w:t>
+      </w:r>
+      <w:r>
+        <w:rPr>
+          <w:lang w:val="en_US" w:bidi="en_US"/>
+        </w:rPr>
+        <w:t xml:space="preserve">; </w:t>
+      </w:r>
+      <w:r>
+        <w:rPr>
+          <w:lang w:val="en_US" w:bidi="en_US"/>
+        </w:rPr>
+        <w:t>1 Thessalonians 2:2</w:t>
+      </w:r>
       <w:r>
         <w:rPr>
           <w:lang w:val="en_US" w:bidi="en_US"/>
@@ -3978,234 +3048,156 @@
         </w:rPr>
         <w:t xml:space="preserve">The Philistines were not simple; they were skilled in politics and technology. They were also strong warriors. Their iron technology made them nearly unbeatable enemies (see </w:t>
       </w:r>
-      <w:hyperlink r:id="rId163">
-        <w:r>
-          <w:rPr>
-            <w:lang w:val="en_US" w:bidi="en_US"/>
-          </w:rPr>
-          <w:rPr>
-            <w:color w:val="0000EE"/>
-            <w:u w:val="single"/>
-          </w:rPr>
-          <w:t>1 Samuel 13:19–22</w:t>
-        </w:r>
-      </w:hyperlink>
+      <w:r>
+        <w:rPr>
+          <w:lang w:val="en_US" w:bidi="en_US"/>
+        </w:rPr>
+        <w:t>1 Samuel 13:19–22</w:t>
+      </w:r>
       <w:r>
         <w:rPr>
           <w:lang w:val="en_US" w:bidi="en_US"/>
         </w:rPr>
         <w:t>). They often fought the Israelites during the time of the judges, around 1350 to 1050 BC, and the early united monarchy, from about 1050 to 970 BC. Saul died fighting the Philistines (</w:t>
       </w:r>
-      <w:hyperlink r:id="rId164">
-        <w:r>
-          <w:rPr>
-            <w:lang w:val="en_US" w:bidi="en_US"/>
-          </w:rPr>
-          <w:rPr>
-            <w:color w:val="0000EE"/>
-            <w:u w:val="single"/>
-          </w:rPr>
-          <w:t>1 Samuel 31:1–13</w:t>
-        </w:r>
-      </w:hyperlink>
+      <w:r>
+        <w:rPr>
+          <w:lang w:val="en_US" w:bidi="en_US"/>
+        </w:rPr>
+        <w:t>1 Samuel 31:1–13</w:t>
+      </w:r>
       <w:r>
         <w:rPr>
           <w:lang w:val="en_US" w:bidi="en_US"/>
         </w:rPr>
         <w:t>). However, David defeated them before he became king (</w:t>
       </w:r>
-      <w:hyperlink r:id="rId165">
-        <w:r>
-          <w:rPr>
-            <w:lang w:val="en_US" w:bidi="en_US"/>
-          </w:rPr>
-          <w:rPr>
-            <w:color w:val="0000EE"/>
-            <w:u w:val="single"/>
-          </w:rPr>
-          <w:t>1 Samuel 18:20–30</w:t>
-        </w:r>
-      </w:hyperlink>
-      <w:r>
-        <w:rPr>
-          <w:lang w:val="en_US" w:bidi="en_US"/>
-        </w:rPr>
-        <w:t xml:space="preserve">; </w:t>
-      </w:r>
-      <w:hyperlink r:id="rId166">
-        <w:r>
-          <w:rPr>
-            <w:lang w:val="en_US" w:bidi="en_US"/>
-          </w:rPr>
-          <w:rPr>
-            <w:color w:val="0000EE"/>
-            <w:u w:val="single"/>
-          </w:rPr>
-          <w:t>19:8</w:t>
-        </w:r>
-      </w:hyperlink>
-      <w:r>
-        <w:rPr>
-          <w:lang w:val="en_US" w:bidi="en_US"/>
-        </w:rPr>
-        <w:t xml:space="preserve">; </w:t>
-      </w:r>
-      <w:hyperlink r:id="rId167">
-        <w:r>
-          <w:rPr>
-            <w:lang w:val="en_US" w:bidi="en_US"/>
-          </w:rPr>
-          <w:rPr>
-            <w:color w:val="0000EE"/>
-            <w:u w:val="single"/>
-          </w:rPr>
-          <w:t>23:1–5</w:t>
-        </w:r>
-      </w:hyperlink>
+      <w:r>
+        <w:rPr>
+          <w:lang w:val="en_US" w:bidi="en_US"/>
+        </w:rPr>
+        <w:t>1 Samuel 18:20–30</w:t>
+      </w:r>
+      <w:r>
+        <w:rPr>
+          <w:lang w:val="en_US" w:bidi="en_US"/>
+        </w:rPr>
+        <w:t xml:space="preserve">; </w:t>
+      </w:r>
+      <w:r>
+        <w:rPr>
+          <w:lang w:val="en_US" w:bidi="en_US"/>
+        </w:rPr>
+        <w:t>19:8</w:t>
+      </w:r>
+      <w:r>
+        <w:rPr>
+          <w:lang w:val="en_US" w:bidi="en_US"/>
+        </w:rPr>
+        <w:t xml:space="preserve">; </w:t>
+      </w:r>
+      <w:r>
+        <w:rPr>
+          <w:lang w:val="en_US" w:bidi="en_US"/>
+        </w:rPr>
+        <w:t>23:1–5</w:t>
+      </w:r>
       <w:r>
         <w:rPr>
           <w:lang w:val="en_US" w:bidi="en_US"/>
         </w:rPr>
         <w:t>) and continued to win against them during his rule (</w:t>
       </w:r>
-      <w:hyperlink r:id="rId168">
-        <w:r>
-          <w:rPr>
-            <w:lang w:val="en_US" w:bidi="en_US"/>
-          </w:rPr>
-          <w:rPr>
-            <w:color w:val="0000EE"/>
-            <w:u w:val="single"/>
-          </w:rPr>
-          <w:t>2 Samuel 5:17–25</w:t>
-        </w:r>
-      </w:hyperlink>
-      <w:r>
-        <w:rPr>
-          <w:lang w:val="en_US" w:bidi="en_US"/>
-        </w:rPr>
-        <w:t xml:space="preserve">; </w:t>
-      </w:r>
-      <w:hyperlink r:id="rId169">
-        <w:r>
-          <w:rPr>
-            <w:lang w:val="en_US" w:bidi="en_US"/>
-          </w:rPr>
-          <w:rPr>
-            <w:color w:val="0000EE"/>
-            <w:u w:val="single"/>
-          </w:rPr>
-          <w:t>8:1</w:t>
-        </w:r>
-      </w:hyperlink>
-      <w:r>
-        <w:rPr>
-          <w:lang w:val="en_US" w:bidi="en_US"/>
-        </w:rPr>
-        <w:t xml:space="preserve">; </w:t>
-      </w:r>
-      <w:hyperlink r:id="rId170">
-        <w:r>
-          <w:rPr>
-            <w:lang w:val="en_US" w:bidi="en_US"/>
-          </w:rPr>
-          <w:rPr>
-            <w:color w:val="0000EE"/>
-            <w:u w:val="single"/>
-          </w:rPr>
-          <w:t>21:15–22</w:t>
-        </w:r>
-      </w:hyperlink>
+      <w:r>
+        <w:rPr>
+          <w:lang w:val="en_US" w:bidi="en_US"/>
+        </w:rPr>
+        <w:t>2 Samuel 5:17–25</w:t>
+      </w:r>
+      <w:r>
+        <w:rPr>
+          <w:lang w:val="en_US" w:bidi="en_US"/>
+        </w:rPr>
+        <w:t xml:space="preserve">; </w:t>
+      </w:r>
+      <w:r>
+        <w:rPr>
+          <w:lang w:val="en_US" w:bidi="en_US"/>
+        </w:rPr>
+        <w:t>8:1</w:t>
+      </w:r>
+      <w:r>
+        <w:rPr>
+          <w:lang w:val="en_US" w:bidi="en_US"/>
+        </w:rPr>
+        <w:t xml:space="preserve">; </w:t>
+      </w:r>
+      <w:r>
+        <w:rPr>
+          <w:lang w:val="en_US" w:bidi="en_US"/>
+        </w:rPr>
+        <w:t>21:15–22</w:t>
+      </w:r>
       <w:r>
         <w:rPr>
           <w:lang w:val="en_US" w:bidi="en_US"/>
         </w:rPr>
         <w:t>). Although the Philistines never fully disappeared while Israel existed as a nation (</w:t>
       </w:r>
-      <w:hyperlink r:id="rId171">
-        <w:r>
-          <w:rPr>
-            <w:lang w:val="en_US" w:bidi="en_US"/>
-          </w:rPr>
-          <w:rPr>
-            <w:color w:val="0000EE"/>
-            <w:u w:val="single"/>
-          </w:rPr>
-          <w:t>2 Kings 18:8</w:t>
-        </w:r>
-      </w:hyperlink>
-      <w:r>
-        <w:rPr>
-          <w:lang w:val="en_US" w:bidi="en_US"/>
-        </w:rPr>
-        <w:t xml:space="preserve">; </w:t>
-      </w:r>
-      <w:hyperlink r:id="rId172">
-        <w:r>
-          <w:rPr>
-            <w:lang w:val="en_US" w:bidi="en_US"/>
-          </w:rPr>
-          <w:rPr>
-            <w:color w:val="0000EE"/>
-            <w:u w:val="single"/>
-          </w:rPr>
-          <w:t>2 Chronicles 17:11</w:t>
-        </w:r>
-      </w:hyperlink>
-      <w:r>
-        <w:rPr>
-          <w:lang w:val="en_US" w:bidi="en_US"/>
-        </w:rPr>
-        <w:t xml:space="preserve">; </w:t>
-      </w:r>
-      <w:hyperlink r:id="rId173">
-        <w:r>
-          <w:rPr>
-            <w:lang w:val="en_US" w:bidi="en_US"/>
-          </w:rPr>
-          <w:rPr>
-            <w:color w:val="0000EE"/>
-            <w:u w:val="single"/>
-          </w:rPr>
-          <w:t>21:16–17</w:t>
-        </w:r>
-      </w:hyperlink>
-      <w:r>
-        <w:rPr>
-          <w:lang w:val="en_US" w:bidi="en_US"/>
-        </w:rPr>
-        <w:t xml:space="preserve">; </w:t>
-      </w:r>
-      <w:hyperlink r:id="rId174">
-        <w:r>
-          <w:rPr>
-            <w:lang w:val="en_US" w:bidi="en_US"/>
-          </w:rPr>
-          <w:rPr>
-            <w:color w:val="0000EE"/>
-            <w:u w:val="single"/>
-          </w:rPr>
-          <w:t>26:6–7</w:t>
-        </w:r>
-      </w:hyperlink>
-      <w:r>
-        <w:rPr>
-          <w:lang w:val="en_US" w:bidi="en_US"/>
-        </w:rPr>
-        <w:t xml:space="preserve">; </w:t>
-      </w:r>
-      <w:hyperlink r:id="rId175">
-        <w:r>
-          <w:rPr>
-            <w:lang w:val="en_US" w:bidi="en_US"/>
-          </w:rPr>
-          <w:rPr>
-            <w:color w:val="0000EE"/>
-            <w:u w:val="single"/>
-          </w:rPr>
-          <w:t>28:18</w:t>
-        </w:r>
-      </w:hyperlink>
+      <w:r>
+        <w:rPr>
+          <w:lang w:val="en_US" w:bidi="en_US"/>
+        </w:rPr>
+        <w:t>2 Kings 18:8</w:t>
+      </w:r>
+      <w:r>
+        <w:rPr>
+          <w:lang w:val="en_US" w:bidi="en_US"/>
+        </w:rPr>
+        <w:t xml:space="preserve">; </w:t>
+      </w:r>
+      <w:r>
+        <w:rPr>
+          <w:lang w:val="en_US" w:bidi="en_US"/>
+        </w:rPr>
+        <w:t>2 Chronicles 17:11</w:t>
+      </w:r>
+      <w:r>
+        <w:rPr>
+          <w:lang w:val="en_US" w:bidi="en_US"/>
+        </w:rPr>
+        <w:t xml:space="preserve">; </w:t>
+      </w:r>
+      <w:r>
+        <w:rPr>
+          <w:lang w:val="en_US" w:bidi="en_US"/>
+        </w:rPr>
+        <w:t>21:16–17</w:t>
+      </w:r>
+      <w:r>
+        <w:rPr>
+          <w:lang w:val="en_US" w:bidi="en_US"/>
+        </w:rPr>
+        <w:t xml:space="preserve">; </w:t>
+      </w:r>
+      <w:r>
+        <w:rPr>
+          <w:lang w:val="en_US" w:bidi="en_US"/>
+        </w:rPr>
+        <w:t>26:6–7</w:t>
+      </w:r>
+      <w:r>
+        <w:rPr>
+          <w:lang w:val="en_US" w:bidi="en_US"/>
+        </w:rPr>
+        <w:t xml:space="preserve">; </w:t>
+      </w:r>
+      <w:r>
+        <w:rPr>
+          <w:lang w:val="en_US" w:bidi="en_US"/>
+        </w:rPr>
+        <w:t>28:18</w:t>
+      </w:r>
       <w:r>
         <w:rPr>
           <w:lang w:val="en_US" w:bidi="en_US"/>
@@ -4226,180 +3218,120 @@
         </w:rPr>
         <w:t>In 1 Samuel, God used the Philistines to remove Eli's sinful family (</w:t>
       </w:r>
-      <w:hyperlink r:id="rId176">
-        <w:r>
-          <w:rPr>
-            <w:lang w:val="en_US" w:bidi="en_US"/>
-          </w:rPr>
-          <w:rPr>
-            <w:color w:val="0000EE"/>
-            <w:u w:val="single"/>
-          </w:rPr>
-          <w:t>1 Samuel 4:10–22</w:t>
-        </w:r>
-      </w:hyperlink>
+      <w:r>
+        <w:rPr>
+          <w:lang w:val="en_US" w:bidi="en_US"/>
+        </w:rPr>
+        <w:t>1 Samuel 4:10–22</w:t>
+      </w:r>
       <w:r>
         <w:rPr>
           <w:lang w:val="en_US" w:bidi="en_US"/>
         </w:rPr>
         <w:t>). The Philistines also helped build David's military and political career (</w:t>
       </w:r>
-      <w:hyperlink r:id="rId177">
-        <w:r>
-          <w:rPr>
-            <w:lang w:val="en_US" w:bidi="en_US"/>
-          </w:rPr>
-          <w:rPr>
-            <w:color w:val="0000EE"/>
-            <w:u w:val="single"/>
-          </w:rPr>
-          <w:t>1 Samuel 17:32–58</w:t>
-        </w:r>
-      </w:hyperlink>
-      <w:r>
-        <w:rPr>
-          <w:lang w:val="en_US" w:bidi="en_US"/>
-        </w:rPr>
-        <w:t xml:space="preserve">; </w:t>
-      </w:r>
-      <w:hyperlink r:id="rId165">
-        <w:r>
-          <w:rPr>
-            <w:lang w:val="en_US" w:bidi="en_US"/>
-          </w:rPr>
-          <w:rPr>
-            <w:color w:val="0000EE"/>
-            <w:u w:val="single"/>
-          </w:rPr>
-          <w:t>18:20–30</w:t>
-        </w:r>
-      </w:hyperlink>
+      <w:r>
+        <w:rPr>
+          <w:lang w:val="en_US" w:bidi="en_US"/>
+        </w:rPr>
+        <w:t>1 Samuel 17:32–58</w:t>
+      </w:r>
+      <w:r>
+        <w:rPr>
+          <w:lang w:val="en_US" w:bidi="en_US"/>
+        </w:rPr>
+        <w:t xml:space="preserve">; </w:t>
+      </w:r>
+      <w:r>
+        <w:rPr>
+          <w:lang w:val="en_US" w:bidi="en_US"/>
+        </w:rPr>
+        <w:t>18:20–30</w:t>
+      </w:r>
       <w:r>
         <w:rPr>
           <w:lang w:val="en_US" w:bidi="en_US"/>
         </w:rPr>
         <w:t>). They distracted Saul when he was close to capturing David (</w:t>
       </w:r>
-      <w:hyperlink r:id="rId178">
-        <w:r>
-          <w:rPr>
-            <w:lang w:val="en_US" w:bidi="en_US"/>
-          </w:rPr>
-          <w:rPr>
-            <w:color w:val="0000EE"/>
-            <w:u w:val="single"/>
-          </w:rPr>
-          <w:t>1 Samuel 23:26–28</w:t>
-        </w:r>
-      </w:hyperlink>
+      <w:r>
+        <w:rPr>
+          <w:lang w:val="en_US" w:bidi="en_US"/>
+        </w:rPr>
+        <w:t>1 Samuel 23:26–28</w:t>
+      </w:r>
       <w:r>
         <w:rPr>
           <w:lang w:val="en_US" w:bidi="en_US"/>
         </w:rPr>
         <w:t>). They gave David refuge from Saul (</w:t>
       </w:r>
-      <w:hyperlink r:id="rId179">
-        <w:r>
-          <w:rPr>
-            <w:lang w:val="en_US" w:bidi="en_US"/>
-          </w:rPr>
-          <w:rPr>
-            <w:color w:val="0000EE"/>
-            <w:u w:val="single"/>
-          </w:rPr>
-          <w:t>1 Samuel 21:10–15</w:t>
-        </w:r>
-      </w:hyperlink>
-      <w:r>
-        <w:rPr>
-          <w:lang w:val="en_US" w:bidi="en_US"/>
-        </w:rPr>
-        <w:t xml:space="preserve">; </w:t>
-      </w:r>
-      <w:hyperlink r:id="rId180">
-        <w:r>
-          <w:rPr>
-            <w:lang w:val="en_US" w:bidi="en_US"/>
-          </w:rPr>
-          <w:rPr>
-            <w:color w:val="0000EE"/>
-            <w:u w:val="single"/>
-          </w:rPr>
-          <w:t>27:1–12</w:t>
-        </w:r>
-      </w:hyperlink>
+      <w:r>
+        <w:rPr>
+          <w:lang w:val="en_US" w:bidi="en_US"/>
+        </w:rPr>
+        <w:t>1 Samuel 21:10–15</w:t>
+      </w:r>
+      <w:r>
+        <w:rPr>
+          <w:lang w:val="en_US" w:bidi="en_US"/>
+        </w:rPr>
+        <w:t xml:space="preserve">; </w:t>
+      </w:r>
+      <w:r>
+        <w:rPr>
+          <w:lang w:val="en_US" w:bidi="en_US"/>
+        </w:rPr>
+        <w:t>27:1–12</w:t>
+      </w:r>
       <w:r>
         <w:rPr>
           <w:lang w:val="en_US" w:bidi="en_US"/>
         </w:rPr>
         <w:t>). They stopped David from fighting his own people (</w:t>
       </w:r>
-      <w:hyperlink r:id="rId181">
-        <w:r>
-          <w:rPr>
-            <w:lang w:val="en_US" w:bidi="en_US"/>
-          </w:rPr>
-          <w:rPr>
-            <w:color w:val="0000EE"/>
-            <w:u w:val="single"/>
-          </w:rPr>
-          <w:t>1 Samuel 29:1–11</w:t>
-        </w:r>
-      </w:hyperlink>
+      <w:r>
+        <w:rPr>
+          <w:lang w:val="en_US" w:bidi="en_US"/>
+        </w:rPr>
+        <w:t>1 Samuel 29:1–11</w:t>
+      </w:r>
       <w:r>
         <w:rPr>
           <w:lang w:val="en_US" w:bidi="en_US"/>
         </w:rPr>
         <w:t>). They killed Saul and his sons (</w:t>
       </w:r>
-      <w:hyperlink r:id="rId164">
-        <w:r>
-          <w:rPr>
-            <w:lang w:val="en_US" w:bidi="en_US"/>
-          </w:rPr>
-          <w:rPr>
-            <w:color w:val="0000EE"/>
-            <w:u w:val="single"/>
-          </w:rPr>
-          <w:t>1 Samuel 31:1–13</w:t>
-        </w:r>
-      </w:hyperlink>
+      <w:r>
+        <w:rPr>
+          <w:lang w:val="en_US" w:bidi="en_US"/>
+        </w:rPr>
+        <w:t>1 Samuel 31:1–13</w:t>
+      </w:r>
       <w:r>
         <w:rPr>
           <w:lang w:val="en_US" w:bidi="en_US"/>
         </w:rPr>
         <w:t xml:space="preserve">). This made it possible for David to become king. However, in the end, the Philistines experienced God's judgment (see </w:t>
       </w:r>
-      <w:hyperlink r:id="rId182">
-        <w:r>
-          <w:rPr>
-            <w:lang w:val="en_US" w:bidi="en_US"/>
-          </w:rPr>
-          <w:rPr>
-            <w:color w:val="0000EE"/>
-            <w:u w:val="single"/>
-          </w:rPr>
-          <w:t>Ezekiel 25:15–17</w:t>
-        </w:r>
-      </w:hyperlink>
-      <w:r>
-        <w:rPr>
-          <w:lang w:val="en_US" w:bidi="en_US"/>
-        </w:rPr>
-        <w:t xml:space="preserve">; </w:t>
-      </w:r>
-      <w:hyperlink r:id="rId183">
-        <w:r>
-          <w:rPr>
-            <w:lang w:val="en_US" w:bidi="en_US"/>
-          </w:rPr>
-          <w:rPr>
-            <w:color w:val="0000EE"/>
-            <w:u w:val="single"/>
-          </w:rPr>
-          <w:t>Amos 1:6–8</w:t>
-        </w:r>
-      </w:hyperlink>
+      <w:r>
+        <w:rPr>
+          <w:lang w:val="en_US" w:bidi="en_US"/>
+        </w:rPr>
+        <w:t>Ezekiel 25:15–17</w:t>
+      </w:r>
+      <w:r>
+        <w:rPr>
+          <w:lang w:val="en_US" w:bidi="en_US"/>
+        </w:rPr>
+        <w:t xml:space="preserve">; </w:t>
+      </w:r>
+      <w:r>
+        <w:rPr>
+          <w:lang w:val="en_US" w:bidi="en_US"/>
+        </w:rPr>
+        <w:t>Amos 1:6–8</w:t>
+      </w:r>
       <w:r>
         <w:rPr>
           <w:lang w:val="en_US" w:bidi="en_US"/>
@@ -4429,378 +3361,252 @@
           <w:lang w:val="en_US" w:bidi="en_US"/>
         </w:rPr>
       </w:r>
-      <w:hyperlink r:id="rId184">
-        <w:r>
-          <w:rPr>
-            <w:lang w:val="en_US" w:bidi="en_US"/>
-          </w:rPr>
-          <w:rPr>
-            <w:color w:val="0000EE"/>
-            <w:u w:val="single"/>
-          </w:rPr>
-          <w:t>Genesis 10:13–14</w:t>
-        </w:r>
-      </w:hyperlink>
-      <w:r>
-        <w:rPr>
-          <w:lang w:val="en_US" w:bidi="en_US"/>
-        </w:rPr>
-        <w:t xml:space="preserve">; </w:t>
-      </w:r>
-      <w:hyperlink r:id="rId185">
-        <w:r>
-          <w:rPr>
-            <w:lang w:val="en_US" w:bidi="en_US"/>
-          </w:rPr>
-          <w:rPr>
-            <w:color w:val="0000EE"/>
-            <w:u w:val="single"/>
-          </w:rPr>
-          <w:t>Judges 3:1–3</w:t>
-        </w:r>
-      </w:hyperlink>
-      <w:r>
-        <w:rPr>
-          <w:lang w:val="en_US" w:bidi="en_US"/>
-        </w:rPr>
-        <w:t xml:space="preserve">; </w:t>
-      </w:r>
-      <w:hyperlink r:id="rId186">
-        <w:r>
-          <w:rPr>
-            <w:lang w:val="en_US" w:bidi="en_US"/>
-          </w:rPr>
-          <w:rPr>
-            <w:color w:val="0000EE"/>
-            <w:u w:val="single"/>
-          </w:rPr>
-          <w:t>Judges 13:1–16:31</w:t>
-        </w:r>
-      </w:hyperlink>
-      <w:r>
-        <w:rPr>
-          <w:lang w:val="en_US" w:bidi="en_US"/>
-        </w:rPr>
-        <w:t xml:space="preserve">; </w:t>
-      </w:r>
-      <w:hyperlink r:id="rId187">
-        <w:r>
-          <w:rPr>
-            <w:lang w:val="en_US" w:bidi="en_US"/>
-          </w:rPr>
-          <w:rPr>
-            <w:color w:val="0000EE"/>
-            <w:u w:val="single"/>
-          </w:rPr>
-          <w:t>1 Samuel 5:1–6:18</w:t>
-        </w:r>
-      </w:hyperlink>
-      <w:r>
-        <w:rPr>
-          <w:lang w:val="en_US" w:bidi="en_US"/>
-        </w:rPr>
-        <w:t xml:space="preserve">; </w:t>
-      </w:r>
-      <w:hyperlink r:id="rId188">
-        <w:r>
-          <w:rPr>
-            <w:lang w:val="en_US" w:bidi="en_US"/>
-          </w:rPr>
-          <w:rPr>
-            <w:color w:val="0000EE"/>
-            <w:u w:val="single"/>
-          </w:rPr>
-          <w:t>13:16–14:23</w:t>
-        </w:r>
-      </w:hyperlink>
-      <w:r>
-        <w:rPr>
-          <w:lang w:val="en_US" w:bidi="en_US"/>
-        </w:rPr>
-        <w:t xml:space="preserve">; </w:t>
-      </w:r>
-      <w:hyperlink r:id="rId179">
-        <w:r>
-          <w:rPr>
-            <w:lang w:val="en_US" w:bidi="en_US"/>
-          </w:rPr>
-          <w:rPr>
-            <w:color w:val="0000EE"/>
-            <w:u w:val="single"/>
-          </w:rPr>
-          <w:t>21:10–15</w:t>
-        </w:r>
-      </w:hyperlink>
-      <w:r>
-        <w:rPr>
-          <w:lang w:val="en_US" w:bidi="en_US"/>
-        </w:rPr>
-        <w:t xml:space="preserve">; </w:t>
-      </w:r>
-      <w:hyperlink r:id="rId167">
-        <w:r>
-          <w:rPr>
-            <w:lang w:val="en_US" w:bidi="en_US"/>
-          </w:rPr>
-          <w:rPr>
-            <w:color w:val="0000EE"/>
-            <w:u w:val="single"/>
-          </w:rPr>
-          <w:t>23:1–5</w:t>
-        </w:r>
-      </w:hyperlink>
+      <w:r>
+        <w:rPr>
+          <w:lang w:val="en_US" w:bidi="en_US"/>
+        </w:rPr>
+        <w:t>Genesis 10:13–14</w:t>
+      </w:r>
+      <w:r>
+        <w:rPr>
+          <w:lang w:val="en_US" w:bidi="en_US"/>
+        </w:rPr>
+        <w:t xml:space="preserve">; </w:t>
+      </w:r>
+      <w:r>
+        <w:rPr>
+          <w:lang w:val="en_US" w:bidi="en_US"/>
+        </w:rPr>
+        <w:t>Judges 3:1–3</w:t>
+      </w:r>
+      <w:r>
+        <w:rPr>
+          <w:lang w:val="en_US" w:bidi="en_US"/>
+        </w:rPr>
+        <w:t xml:space="preserve">; </w:t>
+      </w:r>
+      <w:r>
+        <w:rPr>
+          <w:lang w:val="en_US" w:bidi="en_US"/>
+        </w:rPr>
+        <w:t>Judges 13:1–16:31</w:t>
+      </w:r>
+      <w:r>
+        <w:rPr>
+          <w:lang w:val="en_US" w:bidi="en_US"/>
+        </w:rPr>
+        <w:t xml:space="preserve">; </w:t>
+      </w:r>
+      <w:r>
+        <w:rPr>
+          <w:lang w:val="en_US" w:bidi="en_US"/>
+        </w:rPr>
+        <w:t>1 Samuel 5:1–6:18</w:t>
+      </w:r>
+      <w:r>
+        <w:rPr>
+          <w:lang w:val="en_US" w:bidi="en_US"/>
+        </w:rPr>
+        <w:t xml:space="preserve">; </w:t>
+      </w:r>
+      <w:r>
+        <w:rPr>
+          <w:lang w:val="en_US" w:bidi="en_US"/>
+        </w:rPr>
+        <w:t>13:16–14:23</w:t>
+      </w:r>
+      <w:r>
+        <w:rPr>
+          <w:lang w:val="en_US" w:bidi="en_US"/>
+        </w:rPr>
+        <w:t xml:space="preserve">; </w:t>
+      </w:r>
+      <w:r>
+        <w:rPr>
+          <w:lang w:val="en_US" w:bidi="en_US"/>
+        </w:rPr>
+        <w:t>21:10–15</w:t>
+      </w:r>
+      <w:r>
+        <w:rPr>
+          <w:lang w:val="en_US" w:bidi="en_US"/>
+        </w:rPr>
+        <w:t xml:space="preserve">; </w:t>
+      </w:r>
+      <w:r>
+        <w:rPr>
+          <w:lang w:val="en_US" w:bidi="en_US"/>
+        </w:rPr>
+        <w:t>23:1–5</w:t>
+      </w:r>
       <w:r>
         <w:rPr>
           <w:lang w:val="en_US" w:bidi="en_US"/>
         </w:rPr>
         <w:t xml:space="preserve">, </w:t>
       </w:r>
-      <w:hyperlink r:id="rId178">
-        <w:r>
-          <w:rPr>
-            <w:lang w:val="en_US" w:bidi="en_US"/>
-          </w:rPr>
-          <w:rPr>
-            <w:color w:val="0000EE"/>
-            <w:u w:val="single"/>
-          </w:rPr>
-          <w:t>26–28</w:t>
-        </w:r>
-      </w:hyperlink>
-      <w:r>
-        <w:rPr>
-          <w:lang w:val="en_US" w:bidi="en_US"/>
-        </w:rPr>
-        <w:t xml:space="preserve">; </w:t>
-      </w:r>
-      <w:hyperlink r:id="rId189">
-        <w:r>
-          <w:rPr>
-            <w:lang w:val="en_US" w:bidi="en_US"/>
-          </w:rPr>
-          <w:rPr>
-            <w:color w:val="0000EE"/>
-            <w:u w:val="single"/>
-          </w:rPr>
-          <w:t>31:1–10</w:t>
-        </w:r>
-      </w:hyperlink>
-      <w:r>
-        <w:rPr>
-          <w:lang w:val="en_US" w:bidi="en_US"/>
-        </w:rPr>
-        <w:t xml:space="preserve">; </w:t>
-      </w:r>
-      <w:hyperlink r:id="rId168">
-        <w:r>
-          <w:rPr>
-            <w:lang w:val="en_US" w:bidi="en_US"/>
-          </w:rPr>
-          <w:rPr>
-            <w:color w:val="0000EE"/>
-            <w:u w:val="single"/>
-          </w:rPr>
-          <w:t>2 Samuel 5:17–25</w:t>
-        </w:r>
-      </w:hyperlink>
-      <w:r>
-        <w:rPr>
-          <w:lang w:val="en_US" w:bidi="en_US"/>
-        </w:rPr>
-        <w:t xml:space="preserve">; </w:t>
-      </w:r>
-      <w:hyperlink r:id="rId169">
-        <w:r>
-          <w:rPr>
-            <w:lang w:val="en_US" w:bidi="en_US"/>
-          </w:rPr>
-          <w:rPr>
-            <w:color w:val="0000EE"/>
-            <w:u w:val="single"/>
-          </w:rPr>
-          <w:t>8:1</w:t>
-        </w:r>
-      </w:hyperlink>
-      <w:r>
-        <w:rPr>
-          <w:lang w:val="en_US" w:bidi="en_US"/>
-        </w:rPr>
-        <w:t xml:space="preserve">; </w:t>
-      </w:r>
-      <w:hyperlink r:id="rId190">
-        <w:r>
-          <w:rPr>
-            <w:lang w:val="en_US" w:bidi="en_US"/>
-          </w:rPr>
-          <w:rPr>
-            <w:color w:val="0000EE"/>
-            <w:u w:val="single"/>
-          </w:rPr>
-          <w:t>21:15–22</w:t>
-        </w:r>
-      </w:hyperlink>
-      <w:r>
-        <w:rPr>
-          <w:lang w:val="en_US" w:bidi="en_US"/>
-        </w:rPr>
-        <w:t xml:space="preserve">; </w:t>
-      </w:r>
-      <w:hyperlink r:id="rId171">
-        <w:r>
-          <w:rPr>
-            <w:lang w:val="en_US" w:bidi="en_US"/>
-          </w:rPr>
-          <w:rPr>
-            <w:color w:val="0000EE"/>
-            <w:u w:val="single"/>
-          </w:rPr>
-          <w:t>2 Kings 18:8</w:t>
-        </w:r>
-      </w:hyperlink>
-      <w:r>
-        <w:rPr>
-          <w:lang w:val="en_US" w:bidi="en_US"/>
-        </w:rPr>
-        <w:t xml:space="preserve">; </w:t>
-      </w:r>
-      <w:hyperlink r:id="rId191">
-        <w:r>
-          <w:rPr>
-            <w:lang w:val="en_US" w:bidi="en_US"/>
-          </w:rPr>
-          <w:rPr>
-            <w:color w:val="0000EE"/>
-            <w:u w:val="single"/>
-          </w:rPr>
-          <w:t>2 Chronicles 17:10–11</w:t>
-        </w:r>
-      </w:hyperlink>
-      <w:r>
-        <w:rPr>
-          <w:lang w:val="en_US" w:bidi="en_US"/>
-        </w:rPr>
-        <w:t xml:space="preserve">; </w:t>
-      </w:r>
-      <w:hyperlink r:id="rId173">
-        <w:r>
-          <w:rPr>
-            <w:lang w:val="en_US" w:bidi="en_US"/>
-          </w:rPr>
-          <w:rPr>
-            <w:color w:val="0000EE"/>
-            <w:u w:val="single"/>
-          </w:rPr>
-          <w:t>21:16–17</w:t>
-        </w:r>
-      </w:hyperlink>
-      <w:r>
-        <w:rPr>
-          <w:lang w:val="en_US" w:bidi="en_US"/>
-        </w:rPr>
-        <w:t xml:space="preserve">; </w:t>
-      </w:r>
-      <w:hyperlink r:id="rId174">
-        <w:r>
-          <w:rPr>
-            <w:lang w:val="en_US" w:bidi="en_US"/>
-          </w:rPr>
-          <w:rPr>
-            <w:color w:val="0000EE"/>
-            <w:u w:val="single"/>
-          </w:rPr>
-          <w:t>26:6–7</w:t>
-        </w:r>
-      </w:hyperlink>
-      <w:r>
-        <w:rPr>
-          <w:lang w:val="en_US" w:bidi="en_US"/>
-        </w:rPr>
-        <w:t xml:space="preserve">; </w:t>
-      </w:r>
-      <w:hyperlink r:id="rId192">
-        <w:r>
-          <w:rPr>
-            <w:lang w:val="en_US" w:bidi="en_US"/>
-          </w:rPr>
-          <w:rPr>
-            <w:color w:val="0000EE"/>
-            <w:u w:val="single"/>
-          </w:rPr>
-          <w:t>28:18–19</w:t>
-        </w:r>
-      </w:hyperlink>
-      <w:r>
-        <w:rPr>
-          <w:lang w:val="en_US" w:bidi="en_US"/>
-        </w:rPr>
-        <w:t xml:space="preserve">; </w:t>
-      </w:r>
-      <w:hyperlink r:id="rId193">
-        <w:r>
-          <w:rPr>
-            <w:lang w:val="en_US" w:bidi="en_US"/>
-          </w:rPr>
-          <w:rPr>
-            <w:color w:val="0000EE"/>
-            <w:u w:val="single"/>
-          </w:rPr>
-          <w:t>Isaiah 2:6</w:t>
-        </w:r>
-      </w:hyperlink>
-      <w:r>
-        <w:rPr>
-          <w:lang w:val="en_US" w:bidi="en_US"/>
-        </w:rPr>
-        <w:t xml:space="preserve">; </w:t>
-      </w:r>
-      <w:hyperlink r:id="rId182">
-        <w:r>
-          <w:rPr>
-            <w:lang w:val="en_US" w:bidi="en_US"/>
-          </w:rPr>
-          <w:rPr>
-            <w:color w:val="0000EE"/>
-            <w:u w:val="single"/>
-          </w:rPr>
-          <w:t>Ezekiel 25:15–17</w:t>
-        </w:r>
-      </w:hyperlink>
-      <w:r>
-        <w:rPr>
-          <w:lang w:val="en_US" w:bidi="en_US"/>
-        </w:rPr>
-        <w:t xml:space="preserve">; </w:t>
-      </w:r>
-      <w:hyperlink r:id="rId183">
-        <w:r>
-          <w:rPr>
-            <w:lang w:val="en_US" w:bidi="en_US"/>
-          </w:rPr>
-          <w:rPr>
-            <w:color w:val="0000EE"/>
-            <w:u w:val="single"/>
-          </w:rPr>
-          <w:t>Amos 1:6–8</w:t>
-        </w:r>
-      </w:hyperlink>
-      <w:r>
-        <w:rPr>
-          <w:lang w:val="en_US" w:bidi="en_US"/>
-        </w:rPr>
-        <w:t xml:space="preserve">; </w:t>
-      </w:r>
-      <w:hyperlink r:id="rId194">
-        <w:r>
-          <w:rPr>
-            <w:lang w:val="en_US" w:bidi="en_US"/>
-          </w:rPr>
-          <w:rPr>
-            <w:color w:val="0000EE"/>
-            <w:u w:val="single"/>
-          </w:rPr>
-          <w:t>9:7</w:t>
-        </w:r>
-      </w:hyperlink>
+      <w:r>
+        <w:rPr>
+          <w:lang w:val="en_US" w:bidi="en_US"/>
+        </w:rPr>
+        <w:t>26–28</w:t>
+      </w:r>
+      <w:r>
+        <w:rPr>
+          <w:lang w:val="en_US" w:bidi="en_US"/>
+        </w:rPr>
+        <w:t xml:space="preserve">; </w:t>
+      </w:r>
+      <w:r>
+        <w:rPr>
+          <w:lang w:val="en_US" w:bidi="en_US"/>
+        </w:rPr>
+        <w:t>31:1–10</w:t>
+      </w:r>
+      <w:r>
+        <w:rPr>
+          <w:lang w:val="en_US" w:bidi="en_US"/>
+        </w:rPr>
+        <w:t xml:space="preserve">; </w:t>
+      </w:r>
+      <w:r>
+        <w:rPr>
+          <w:lang w:val="en_US" w:bidi="en_US"/>
+        </w:rPr>
+        <w:t>2 Samuel 5:17–25</w:t>
+      </w:r>
+      <w:r>
+        <w:rPr>
+          <w:lang w:val="en_US" w:bidi="en_US"/>
+        </w:rPr>
+        <w:t xml:space="preserve">; </w:t>
+      </w:r>
+      <w:r>
+        <w:rPr>
+          <w:lang w:val="en_US" w:bidi="en_US"/>
+        </w:rPr>
+        <w:t>8:1</w:t>
+      </w:r>
+      <w:r>
+        <w:rPr>
+          <w:lang w:val="en_US" w:bidi="en_US"/>
+        </w:rPr>
+        <w:t xml:space="preserve">; </w:t>
+      </w:r>
+      <w:r>
+        <w:rPr>
+          <w:lang w:val="en_US" w:bidi="en_US"/>
+        </w:rPr>
+        <w:t>21:15–22</w:t>
+      </w:r>
+      <w:r>
+        <w:rPr>
+          <w:lang w:val="en_US" w:bidi="en_US"/>
+        </w:rPr>
+        <w:t xml:space="preserve">; </w:t>
+      </w:r>
+      <w:r>
+        <w:rPr>
+          <w:lang w:val="en_US" w:bidi="en_US"/>
+        </w:rPr>
+        <w:t>2 Kings 18:8</w:t>
+      </w:r>
+      <w:r>
+        <w:rPr>
+          <w:lang w:val="en_US" w:bidi="en_US"/>
+        </w:rPr>
+        <w:t xml:space="preserve">; </w:t>
+      </w:r>
+      <w:r>
+        <w:rPr>
+          <w:lang w:val="en_US" w:bidi="en_US"/>
+        </w:rPr>
+        <w:t>2 Chronicles 17:10–11</w:t>
+      </w:r>
+      <w:r>
+        <w:rPr>
+          <w:lang w:val="en_US" w:bidi="en_US"/>
+        </w:rPr>
+        <w:t xml:space="preserve">; </w:t>
+      </w:r>
+      <w:r>
+        <w:rPr>
+          <w:lang w:val="en_US" w:bidi="en_US"/>
+        </w:rPr>
+        <w:t>21:16–17</w:t>
+      </w:r>
+      <w:r>
+        <w:rPr>
+          <w:lang w:val="en_US" w:bidi="en_US"/>
+        </w:rPr>
+        <w:t xml:space="preserve">; </w:t>
+      </w:r>
+      <w:r>
+        <w:rPr>
+          <w:lang w:val="en_US" w:bidi="en_US"/>
+        </w:rPr>
+        <w:t>26:6–7</w:t>
+      </w:r>
+      <w:r>
+        <w:rPr>
+          <w:lang w:val="en_US" w:bidi="en_US"/>
+        </w:rPr>
+        <w:t xml:space="preserve">; </w:t>
+      </w:r>
+      <w:r>
+        <w:rPr>
+          <w:lang w:val="en_US" w:bidi="en_US"/>
+        </w:rPr>
+        <w:t>28:18–19</w:t>
+      </w:r>
+      <w:r>
+        <w:rPr>
+          <w:lang w:val="en_US" w:bidi="en_US"/>
+        </w:rPr>
+        <w:t xml:space="preserve">; </w:t>
+      </w:r>
+      <w:r>
+        <w:rPr>
+          <w:lang w:val="en_US" w:bidi="en_US"/>
+        </w:rPr>
+        <w:t>Isaiah 2:6</w:t>
+      </w:r>
+      <w:r>
+        <w:rPr>
+          <w:lang w:val="en_US" w:bidi="en_US"/>
+        </w:rPr>
+        <w:t xml:space="preserve">; </w:t>
+      </w:r>
+      <w:r>
+        <w:rPr>
+          <w:lang w:val="en_US" w:bidi="en_US"/>
+        </w:rPr>
+        <w:t>Ezekiel 25:15–17</w:t>
+      </w:r>
+      <w:r>
+        <w:rPr>
+          <w:lang w:val="en_US" w:bidi="en_US"/>
+        </w:rPr>
+        <w:t xml:space="preserve">; </w:t>
+      </w:r>
+      <w:r>
+        <w:rPr>
+          <w:lang w:val="en_US" w:bidi="en_US"/>
+        </w:rPr>
+        <w:t>Amos 1:6–8</w:t>
+      </w:r>
+      <w:r>
+        <w:rPr>
+          <w:lang w:val="en_US" w:bidi="en_US"/>
+        </w:rPr>
+        <w:t xml:space="preserve">; </w:t>
+      </w:r>
+      <w:r>
+        <w:rPr>
+          <w:lang w:val="en_US" w:bidi="en_US"/>
+        </w:rPr>
+        <w:t>9:7</w:t>
+      </w:r>
       <w:r>
         <w:rPr>
           <w:lang w:val="en_US" w:bidi="en_US"/>
@@ -4863,36 +3669,24 @@
         </w:rPr>
         <w:t xml:space="preserve">As the governor of Judea, Pilate controlled the Roman forces and the temple, including its funds. He alone could order criminals to be punished with death (see </w:t>
       </w:r>
-      <w:hyperlink r:id="rId195">
-        <w:r>
-          <w:rPr>
-            <w:lang w:val="en_US" w:bidi="en_US"/>
-          </w:rPr>
-          <w:rPr>
-            <w:color w:val="0000EE"/>
-            <w:u w:val="single"/>
-          </w:rPr>
-          <w:t>John 18:31</w:t>
-        </w:r>
-      </w:hyperlink>
+      <w:r>
+        <w:rPr>
+          <w:lang w:val="en_US" w:bidi="en_US"/>
+        </w:rPr>
+        <w:t>John 18:31</w:t>
+      </w:r>
       <w:r>
         <w:rPr>
           <w:lang w:val="en_US" w:bidi="en_US"/>
         </w:rPr>
         <w:t>). Therefore, the Jewish authorities had to present charges to Pilate to have Jesus killed (</w:t>
       </w:r>
-      <w:hyperlink r:id="rId196">
-        <w:r>
-          <w:rPr>
-            <w:lang w:val="en_US" w:bidi="en_US"/>
-          </w:rPr>
-          <w:rPr>
-            <w:color w:val="0000EE"/>
-            <w:u w:val="single"/>
-          </w:rPr>
-          <w:t>Mark 15:1–4</w:t>
-        </w:r>
-      </w:hyperlink>
+      <w:r>
+        <w:rPr>
+          <w:lang w:val="en_US" w:bidi="en_US"/>
+        </w:rPr>
+        <w:t>Mark 15:1–4</w:t>
+      </w:r>
       <w:r>
         <w:rPr>
           <w:lang w:val="en_US" w:bidi="en_US"/>
@@ -4953,18 +3747,12 @@
         </w:rPr>
         <w:t>On another occasion, Pilate killed some Galileans while they were offering sacrifices at the temple (</w:t>
       </w:r>
-      <w:hyperlink r:id="rId197">
-        <w:r>
-          <w:rPr>
-            <w:lang w:val="en_US" w:bidi="en_US"/>
-          </w:rPr>
-          <w:rPr>
-            <w:color w:val="0000EE"/>
-            <w:u w:val="single"/>
-          </w:rPr>
-          <w:t>Luke 13:1</w:t>
-        </w:r>
-      </w:hyperlink>
+      <w:r>
+        <w:rPr>
+          <w:lang w:val="en_US" w:bidi="en_US"/>
+        </w:rPr>
+        <w:t>Luke 13:1</w:t>
+      </w:r>
       <w:r>
         <w:rPr>
           <w:lang w:val="en_US" w:bidi="en_US"/>
@@ -4985,144 +3773,96 @@
         </w:rPr>
         <w:t>Each Gospel describes Pilate's role in the death of Jesus (</w:t>
       </w:r>
-      <w:hyperlink r:id="rId198">
-        <w:r>
-          <w:rPr>
-            <w:lang w:val="en_US" w:bidi="en_US"/>
-          </w:rPr>
-          <w:rPr>
-            <w:color w:val="0000EE"/>
-            <w:u w:val="single"/>
-          </w:rPr>
-          <w:t>Matthew 27:11–26</w:t>
-        </w:r>
-      </w:hyperlink>
-      <w:r>
-        <w:rPr>
-          <w:lang w:val="en_US" w:bidi="en_US"/>
-        </w:rPr>
-        <w:t xml:space="preserve">; </w:t>
-      </w:r>
-      <w:hyperlink r:id="rId199">
-        <w:r>
-          <w:rPr>
-            <w:lang w:val="en_US" w:bidi="en_US"/>
-          </w:rPr>
-          <w:rPr>
-            <w:color w:val="0000EE"/>
-            <w:u w:val="single"/>
-          </w:rPr>
-          <w:t>Mark 15:1:1–15</w:t>
-        </w:r>
-      </w:hyperlink>
-      <w:r>
-        <w:rPr>
-          <w:lang w:val="en_US" w:bidi="en_US"/>
-        </w:rPr>
-        <w:t xml:space="preserve">; </w:t>
-      </w:r>
-      <w:hyperlink r:id="rId200">
-        <w:r>
-          <w:rPr>
-            <w:lang w:val="en_US" w:bidi="en_US"/>
-          </w:rPr>
-          <w:rPr>
-            <w:color w:val="0000EE"/>
-            <w:u w:val="single"/>
-          </w:rPr>
-          <w:t>Luke 23:1–25</w:t>
-        </w:r>
-      </w:hyperlink>
-      <w:r>
-        <w:rPr>
-          <w:lang w:val="en_US" w:bidi="en_US"/>
-        </w:rPr>
-        <w:t xml:space="preserve">; </w:t>
-      </w:r>
-      <w:hyperlink r:id="rId201">
-        <w:r>
-          <w:rPr>
-            <w:lang w:val="en_US" w:bidi="en_US"/>
-          </w:rPr>
-          <w:rPr>
-            <w:color w:val="0000EE"/>
-            <w:u w:val="single"/>
-          </w:rPr>
-          <w:t>John 18:28–19:16</w:t>
-        </w:r>
-      </w:hyperlink>
+      <w:r>
+        <w:rPr>
+          <w:lang w:val="en_US" w:bidi="en_US"/>
+        </w:rPr>
+        <w:t>Matthew 27:11–26</w:t>
+      </w:r>
+      <w:r>
+        <w:rPr>
+          <w:lang w:val="en_US" w:bidi="en_US"/>
+        </w:rPr>
+        <w:t xml:space="preserve">; </w:t>
+      </w:r>
+      <w:r>
+        <w:rPr>
+          <w:lang w:val="en_US" w:bidi="en_US"/>
+        </w:rPr>
+        <w:t>Mark 15:1:1–15</w:t>
+      </w:r>
+      <w:r>
+        <w:rPr>
+          <w:lang w:val="en_US" w:bidi="en_US"/>
+        </w:rPr>
+        <w:t xml:space="preserve">; </w:t>
+      </w:r>
+      <w:r>
+        <w:rPr>
+          <w:lang w:val="en_US" w:bidi="en_US"/>
+        </w:rPr>
+        <w:t>Luke 23:1–25</w:t>
+      </w:r>
+      <w:r>
+        <w:rPr>
+          <w:lang w:val="en_US" w:bidi="en_US"/>
+        </w:rPr>
+        <w:t xml:space="preserve">; </w:t>
+      </w:r>
+      <w:r>
+        <w:rPr>
+          <w:lang w:val="en_US" w:bidi="en_US"/>
+        </w:rPr>
+        <w:t>John 18:28–19:16</w:t>
+      </w:r>
       <w:r>
         <w:rPr>
           <w:lang w:val="en_US" w:bidi="en_US"/>
         </w:rPr>
         <w:t xml:space="preserve">; see also </w:t>
       </w:r>
-      <w:hyperlink r:id="rId202">
-        <w:r>
-          <w:rPr>
-            <w:lang w:val="en_US" w:bidi="en_US"/>
-          </w:rPr>
-          <w:rPr>
-            <w:color w:val="0000EE"/>
-            <w:u w:val="single"/>
-          </w:rPr>
-          <w:t>Acts 3:13</w:t>
-        </w:r>
-      </w:hyperlink>
-      <w:r>
-        <w:rPr>
-          <w:lang w:val="en_US" w:bidi="en_US"/>
-        </w:rPr>
-        <w:t xml:space="preserve">; </w:t>
-      </w:r>
-      <w:hyperlink r:id="rId203">
-        <w:r>
-          <w:rPr>
-            <w:lang w:val="en_US" w:bidi="en_US"/>
-          </w:rPr>
-          <w:rPr>
-            <w:color w:val="0000EE"/>
-            <w:u w:val="single"/>
-          </w:rPr>
-          <w:t>4:27</w:t>
-        </w:r>
-      </w:hyperlink>
-      <w:r>
-        <w:rPr>
-          <w:lang w:val="en_US" w:bidi="en_US"/>
-        </w:rPr>
-        <w:t xml:space="preserve">; </w:t>
-      </w:r>
-      <w:hyperlink r:id="rId204">
-        <w:r>
-          <w:rPr>
-            <w:lang w:val="en_US" w:bidi="en_US"/>
-          </w:rPr>
-          <w:rPr>
-            <w:color w:val="0000EE"/>
-            <w:u w:val="single"/>
-          </w:rPr>
-          <w:t>13:28</w:t>
-        </w:r>
-      </w:hyperlink>
-      <w:r>
-        <w:rPr>
-          <w:lang w:val="en_US" w:bidi="en_US"/>
-        </w:rPr>
-        <w:t xml:space="preserve">; </w:t>
-      </w:r>
-      <w:hyperlink r:id="rId205">
-        <w:r>
-          <w:rPr>
-            <w:lang w:val="en_US" w:bidi="en_US"/>
-          </w:rPr>
-          <w:rPr>
-            <w:color w:val="0000EE"/>
-            <w:u w:val="single"/>
-          </w:rPr>
-          <w:t>1 Timothy 6:13</w:t>
-        </w:r>
-      </w:hyperlink>
+      <w:r>
+        <w:rPr>
+          <w:lang w:val="en_US" w:bidi="en_US"/>
+        </w:rPr>
+        <w:t>Acts 3:13</w:t>
+      </w:r>
+      <w:r>
+        <w:rPr>
+          <w:lang w:val="en_US" w:bidi="en_US"/>
+        </w:rPr>
+        <w:t xml:space="preserve">; </w:t>
+      </w:r>
+      <w:r>
+        <w:rPr>
+          <w:lang w:val="en_US" w:bidi="en_US"/>
+        </w:rPr>
+        <w:t>4:27</w:t>
+      </w:r>
+      <w:r>
+        <w:rPr>
+          <w:lang w:val="en_US" w:bidi="en_US"/>
+        </w:rPr>
+        <w:t xml:space="preserve">; </w:t>
+      </w:r>
+      <w:r>
+        <w:rPr>
+          <w:lang w:val="en_US" w:bidi="en_US"/>
+        </w:rPr>
+        <w:t>13:28</w:t>
+      </w:r>
+      <w:r>
+        <w:rPr>
+          <w:lang w:val="en_US" w:bidi="en_US"/>
+        </w:rPr>
+        <w:t xml:space="preserve">; </w:t>
+      </w:r>
+      <w:r>
+        <w:rPr>
+          <w:lang w:val="en_US" w:bidi="en_US"/>
+        </w:rPr>
+        <w:t>1 Timothy 6:13</w:t>
+      </w:r>
       <w:r>
         <w:rPr>
           <w:lang w:val="en_US" w:bidi="en_US"/>
@@ -5143,126 +3883,84 @@
         </w:rPr>
         <w:t>Meanwhile, his wife was troubled by a dream about "that innocent man" (</w:t>
       </w:r>
-      <w:hyperlink r:id="rId206">
-        <w:r>
-          <w:rPr>
-            <w:lang w:val="en_US" w:bidi="en_US"/>
-          </w:rPr>
-          <w:rPr>
-            <w:color w:val="0000EE"/>
-            <w:u w:val="single"/>
-          </w:rPr>
-          <w:t>Matthew 27:19</w:t>
-        </w:r>
-      </w:hyperlink>
+      <w:r>
+        <w:rPr>
+          <w:lang w:val="en_US" w:bidi="en_US"/>
+        </w:rPr>
+        <w:t>Matthew 27:19</w:t>
+      </w:r>
       <w:r>
         <w:rPr>
           <w:lang w:val="en_US" w:bidi="en_US"/>
         </w:rPr>
         <w:t>). However, the crowd became threatening, and Jewish leaders suggested Pilate was not taking the threat Jesus posed to Rome seriously. Pilate gave in to their pressure. He ordered Jesus to be whipped and crucified, with the title "King of the Jews" on a sign above him. Pilate did this only after strongly objecting and declaring himself innocent of this unjust death (</w:t>
       </w:r>
-      <w:hyperlink r:id="rId207">
-        <w:r>
-          <w:rPr>
-            <w:lang w:val="en_US" w:bidi="en_US"/>
-          </w:rPr>
-          <w:rPr>
-            <w:color w:val="0000EE"/>
-            <w:u w:val="single"/>
-          </w:rPr>
-          <w:t>Matthew 27:18–25</w:t>
-        </w:r>
-      </w:hyperlink>
-      <w:r>
-        <w:rPr>
-          <w:lang w:val="en_US" w:bidi="en_US"/>
-        </w:rPr>
-        <w:t xml:space="preserve">; </w:t>
-      </w:r>
-      <w:hyperlink r:id="rId208">
-        <w:r>
-          <w:rPr>
-            <w:lang w:val="en_US" w:bidi="en_US"/>
-          </w:rPr>
-          <w:rPr>
-            <w:color w:val="0000EE"/>
-            <w:u w:val="single"/>
-          </w:rPr>
-          <w:t>Mark 15:14</w:t>
-        </w:r>
-      </w:hyperlink>
-      <w:r>
-        <w:rPr>
-          <w:lang w:val="en_US" w:bidi="en_US"/>
-        </w:rPr>
-        <w:t xml:space="preserve">; </w:t>
-      </w:r>
-      <w:hyperlink r:id="rId209">
-        <w:r>
-          <w:rPr>
-            <w:lang w:val="en_US" w:bidi="en_US"/>
-          </w:rPr>
-          <w:rPr>
-            <w:color w:val="0000EE"/>
-            <w:u w:val="single"/>
-          </w:rPr>
-          <w:t>Luke 23:4</w:t>
-        </w:r>
-      </w:hyperlink>
+      <w:r>
+        <w:rPr>
+          <w:lang w:val="en_US" w:bidi="en_US"/>
+        </w:rPr>
+        <w:t>Matthew 27:18–25</w:t>
+      </w:r>
+      <w:r>
+        <w:rPr>
+          <w:lang w:val="en_US" w:bidi="en_US"/>
+        </w:rPr>
+        <w:t xml:space="preserve">; </w:t>
+      </w:r>
+      <w:r>
+        <w:rPr>
+          <w:lang w:val="en_US" w:bidi="en_US"/>
+        </w:rPr>
+        <w:t>Mark 15:14</w:t>
+      </w:r>
+      <w:r>
+        <w:rPr>
+          <w:lang w:val="en_US" w:bidi="en_US"/>
+        </w:rPr>
+        <w:t xml:space="preserve">; </w:t>
+      </w:r>
+      <w:r>
+        <w:rPr>
+          <w:lang w:val="en_US" w:bidi="en_US"/>
+        </w:rPr>
+        <w:t>Luke 23:4</w:t>
+      </w:r>
       <w:r>
         <w:rPr>
           <w:lang w:val="en_US" w:bidi="en_US"/>
         </w:rPr>
         <w:t xml:space="preserve">, </w:t>
       </w:r>
-      <w:hyperlink r:id="rId210">
-        <w:r>
-          <w:rPr>
-            <w:lang w:val="en_US" w:bidi="en_US"/>
-          </w:rPr>
-          <w:rPr>
-            <w:color w:val="0000EE"/>
-            <w:u w:val="single"/>
-          </w:rPr>
-          <w:t>13–23</w:t>
-        </w:r>
-      </w:hyperlink>
-      <w:r>
-        <w:rPr>
-          <w:lang w:val="en_US" w:bidi="en_US"/>
-        </w:rPr>
-        <w:t xml:space="preserve">; </w:t>
-      </w:r>
-      <w:hyperlink r:id="rId211">
-        <w:r>
-          <w:rPr>
-            <w:lang w:val="en_US" w:bidi="en_US"/>
-          </w:rPr>
-          <w:rPr>
-            <w:color w:val="0000EE"/>
-            <w:u w:val="single"/>
-          </w:rPr>
-          <w:t>John 18:38</w:t>
-        </w:r>
-      </w:hyperlink>
-      <w:r>
-        <w:rPr>
-          <w:lang w:val="en_US" w:bidi="en_US"/>
-        </w:rPr>
-        <w:t xml:space="preserve">; </w:t>
-      </w:r>
-      <w:hyperlink r:id="rId212">
-        <w:r>
-          <w:rPr>
-            <w:lang w:val="en_US" w:bidi="en_US"/>
-          </w:rPr>
-          <w:rPr>
-            <w:color w:val="0000EE"/>
-            <w:u w:val="single"/>
-          </w:rPr>
-          <w:t>19:4–16</w:t>
-        </w:r>
-      </w:hyperlink>
+      <w:r>
+        <w:rPr>
+          <w:lang w:val="en_US" w:bidi="en_US"/>
+        </w:rPr>
+        <w:t>13–23</w:t>
+      </w:r>
+      <w:r>
+        <w:rPr>
+          <w:lang w:val="en_US" w:bidi="en_US"/>
+        </w:rPr>
+        <w:t xml:space="preserve">; </w:t>
+      </w:r>
+      <w:r>
+        <w:rPr>
+          <w:lang w:val="en_US" w:bidi="en_US"/>
+        </w:rPr>
+        <w:t>John 18:38</w:t>
+      </w:r>
+      <w:r>
+        <w:rPr>
+          <w:lang w:val="en_US" w:bidi="en_US"/>
+        </w:rPr>
+        <w:t xml:space="preserve">; </w:t>
+      </w:r>
+      <w:r>
+        <w:rPr>
+          <w:lang w:val="en_US" w:bidi="en_US"/>
+        </w:rPr>
+        <w:t>19:4–16</w:t>
+      </w:r>
       <w:r>
         <w:rPr>
           <w:lang w:val="en_US" w:bidi="en_US"/>
@@ -5283,90 +3981,60 @@
         </w:rPr>
         <w:t>After Jesus died, Pilate allowed Joseph of Arimathea to take the body of Jesus from the cross and bury it (</w:t>
       </w:r>
-      <w:hyperlink r:id="rId213">
-        <w:r>
-          <w:rPr>
-            <w:lang w:val="en_US" w:bidi="en_US"/>
-          </w:rPr>
-          <w:rPr>
-            <w:color w:val="0000EE"/>
-            <w:u w:val="single"/>
-          </w:rPr>
-          <w:t>Matthew 27:57–61</w:t>
-        </w:r>
-      </w:hyperlink>
-      <w:r>
-        <w:rPr>
-          <w:lang w:val="en_US" w:bidi="en_US"/>
-        </w:rPr>
-        <w:t xml:space="preserve">; </w:t>
-      </w:r>
-      <w:hyperlink r:id="rId214">
-        <w:r>
-          <w:rPr>
-            <w:lang w:val="en_US" w:bidi="en_US"/>
-          </w:rPr>
-          <w:rPr>
-            <w:color w:val="0000EE"/>
-            <w:u w:val="single"/>
-          </w:rPr>
-          <w:t>Mark 15:42–46</w:t>
-        </w:r>
-      </w:hyperlink>
-      <w:r>
-        <w:rPr>
-          <w:lang w:val="en_US" w:bidi="en_US"/>
-        </w:rPr>
-        <w:t xml:space="preserve">; </w:t>
-      </w:r>
-      <w:hyperlink r:id="rId215">
-        <w:r>
-          <w:rPr>
-            <w:lang w:val="en_US" w:bidi="en_US"/>
-          </w:rPr>
-          <w:rPr>
-            <w:color w:val="0000EE"/>
-            <w:u w:val="single"/>
-          </w:rPr>
-          <w:t>Luke 23:50–53</w:t>
-        </w:r>
-      </w:hyperlink>
-      <w:r>
-        <w:rPr>
-          <w:lang w:val="en_US" w:bidi="en_US"/>
-        </w:rPr>
-        <w:t xml:space="preserve">; </w:t>
-      </w:r>
-      <w:hyperlink r:id="rId216">
-        <w:r>
-          <w:rPr>
-            <w:lang w:val="en_US" w:bidi="en_US"/>
-          </w:rPr>
-          <w:rPr>
-            <w:color w:val="0000EE"/>
-            <w:u w:val="single"/>
-          </w:rPr>
-          <w:t>John 19:38–42</w:t>
-        </w:r>
-      </w:hyperlink>
+      <w:r>
+        <w:rPr>
+          <w:lang w:val="en_US" w:bidi="en_US"/>
+        </w:rPr>
+        <w:t>Matthew 27:57–61</w:t>
+      </w:r>
+      <w:r>
+        <w:rPr>
+          <w:lang w:val="en_US" w:bidi="en_US"/>
+        </w:rPr>
+        <w:t xml:space="preserve">; </w:t>
+      </w:r>
+      <w:r>
+        <w:rPr>
+          <w:lang w:val="en_US" w:bidi="en_US"/>
+        </w:rPr>
+        <w:t>Mark 15:42–46</w:t>
+      </w:r>
+      <w:r>
+        <w:rPr>
+          <w:lang w:val="en_US" w:bidi="en_US"/>
+        </w:rPr>
+        <w:t xml:space="preserve">; </w:t>
+      </w:r>
+      <w:r>
+        <w:rPr>
+          <w:lang w:val="en_US" w:bidi="en_US"/>
+        </w:rPr>
+        <w:t>Luke 23:50–53</w:t>
+      </w:r>
+      <w:r>
+        <w:rPr>
+          <w:lang w:val="en_US" w:bidi="en_US"/>
+        </w:rPr>
+        <w:t xml:space="preserve">; </w:t>
+      </w:r>
+      <w:r>
+        <w:rPr>
+          <w:lang w:val="en_US" w:bidi="en_US"/>
+        </w:rPr>
+        <w:t>John 19:38–42</w:t>
+      </w:r>
       <w:r>
         <w:rPr>
           <w:lang w:val="en_US" w:bidi="en_US"/>
         </w:rPr>
         <w:t>). Pilate also let the Jewish leaders seal the tomb to prevent anyone from stealing the body or making false claims about Jesus rising from the dead (</w:t>
       </w:r>
-      <w:hyperlink r:id="rId217">
-        <w:r>
-          <w:rPr>
-            <w:lang w:val="en_US" w:bidi="en_US"/>
-          </w:rPr>
-          <w:rPr>
-            <w:color w:val="0000EE"/>
-            <w:u w:val="single"/>
-          </w:rPr>
-          <w:t>Matthew 27:62–66</w:t>
-        </w:r>
-      </w:hyperlink>
+      <w:r>
+        <w:rPr>
+          <w:lang w:val="en_US" w:bidi="en_US"/>
+        </w:rPr>
+        <w:t>Matthew 27:62–66</w:t>
+      </w:r>
       <w:r>
         <w:rPr>
           <w:lang w:val="en_US" w:bidi="en_US"/>
@@ -5423,306 +4091,204 @@
           <w:lang w:val="en_US" w:bidi="en_US"/>
         </w:rPr>
       </w:r>
-      <w:hyperlink r:id="rId218">
-        <w:r>
-          <w:rPr>
-            <w:lang w:val="en_US" w:bidi="en_US"/>
-          </w:rPr>
-          <w:rPr>
-            <w:color w:val="0000EE"/>
-            <w:u w:val="single"/>
-          </w:rPr>
-          <w:t>Matthew 27:2</w:t>
-        </w:r>
-      </w:hyperlink>
+      <w:r>
+        <w:rPr>
+          <w:lang w:val="en_US" w:bidi="en_US"/>
+        </w:rPr>
+        <w:t>Matthew 27:2</w:t>
+      </w:r>
       <w:r>
         <w:rPr>
           <w:lang w:val="en_US" w:bidi="en_US"/>
         </w:rPr>
         <w:t xml:space="preserve">, </w:t>
       </w:r>
-      <w:hyperlink r:id="rId198">
-        <w:r>
-          <w:rPr>
-            <w:lang w:val="en_US" w:bidi="en_US"/>
-          </w:rPr>
-          <w:rPr>
-            <w:color w:val="0000EE"/>
-            <w:u w:val="single"/>
-          </w:rPr>
-          <w:t>11–26</w:t>
-        </w:r>
-      </w:hyperlink>
+      <w:r>
+        <w:rPr>
+          <w:lang w:val="en_US" w:bidi="en_US"/>
+        </w:rPr>
+        <w:t>11–26</w:t>
+      </w:r>
       <w:r>
         <w:rPr>
           <w:lang w:val="en_US" w:bidi="en_US"/>
         </w:rPr>
         <w:t xml:space="preserve">, </w:t>
       </w:r>
-      <w:hyperlink r:id="rId219">
-        <w:r>
-          <w:rPr>
-            <w:lang w:val="en_US" w:bidi="en_US"/>
-          </w:rPr>
-          <w:rPr>
-            <w:color w:val="0000EE"/>
-            <w:u w:val="single"/>
-          </w:rPr>
-          <w:t>57–58</w:t>
-        </w:r>
-      </w:hyperlink>
+      <w:r>
+        <w:rPr>
+          <w:lang w:val="en_US" w:bidi="en_US"/>
+        </w:rPr>
+        <w:t>57–58</w:t>
+      </w:r>
       <w:r>
         <w:rPr>
           <w:lang w:val="en_US" w:bidi="en_US"/>
         </w:rPr>
         <w:t xml:space="preserve">, </w:t>
       </w:r>
-      <w:hyperlink r:id="rId220">
-        <w:r>
-          <w:rPr>
-            <w:lang w:val="en_US" w:bidi="en_US"/>
-          </w:rPr>
-          <w:rPr>
-            <w:color w:val="0000EE"/>
-            <w:u w:val="single"/>
-          </w:rPr>
-          <w:t>62–65</w:t>
-        </w:r>
-      </w:hyperlink>
-      <w:r>
-        <w:rPr>
-          <w:lang w:val="en_US" w:bidi="en_US"/>
-        </w:rPr>
-        <w:t xml:space="preserve">; </w:t>
-      </w:r>
-      <w:hyperlink r:id="rId199">
-        <w:r>
-          <w:rPr>
-            <w:lang w:val="en_US" w:bidi="en_US"/>
-          </w:rPr>
-          <w:rPr>
-            <w:color w:val="0000EE"/>
-            <w:u w:val="single"/>
-          </w:rPr>
-          <w:t>Mark 15:1–15</w:t>
-        </w:r>
-      </w:hyperlink>
+      <w:r>
+        <w:rPr>
+          <w:lang w:val="en_US" w:bidi="en_US"/>
+        </w:rPr>
+        <w:t>62–65</w:t>
+      </w:r>
+      <w:r>
+        <w:rPr>
+          <w:lang w:val="en_US" w:bidi="en_US"/>
+        </w:rPr>
+        <w:t xml:space="preserve">; </w:t>
+      </w:r>
+      <w:r>
+        <w:rPr>
+          <w:lang w:val="en_US" w:bidi="en_US"/>
+        </w:rPr>
+        <w:t>Mark 15:1–15</w:t>
+      </w:r>
       <w:r>
         <w:rPr>
           <w:lang w:val="en_US" w:bidi="en_US"/>
         </w:rPr>
         <w:t xml:space="preserve">, </w:t>
       </w:r>
-      <w:hyperlink r:id="rId221">
-        <w:r>
-          <w:rPr>
-            <w:lang w:val="en_US" w:bidi="en_US"/>
-          </w:rPr>
-          <w:rPr>
-            <w:color w:val="0000EE"/>
-            <w:u w:val="single"/>
-          </w:rPr>
-          <w:t>43–45</w:t>
-        </w:r>
-      </w:hyperlink>
-      <w:r>
-        <w:rPr>
-          <w:lang w:val="en_US" w:bidi="en_US"/>
-        </w:rPr>
-        <w:t xml:space="preserve">; </w:t>
-      </w:r>
-      <w:hyperlink r:id="rId222">
-        <w:r>
-          <w:rPr>
-            <w:lang w:val="en_US" w:bidi="en_US"/>
-          </w:rPr>
-          <w:rPr>
-            <w:color w:val="0000EE"/>
-            <w:u w:val="single"/>
-          </w:rPr>
-          <w:t>Luke 3:1</w:t>
-        </w:r>
-      </w:hyperlink>
-      <w:r>
-        <w:rPr>
-          <w:lang w:val="en_US" w:bidi="en_US"/>
-        </w:rPr>
-        <w:t xml:space="preserve">; </w:t>
-      </w:r>
-      <w:hyperlink r:id="rId197">
-        <w:r>
-          <w:rPr>
-            <w:lang w:val="en_US" w:bidi="en_US"/>
-          </w:rPr>
-          <w:rPr>
-            <w:color w:val="0000EE"/>
-            <w:u w:val="single"/>
-          </w:rPr>
-          <w:t>13:1</w:t>
-        </w:r>
-      </w:hyperlink>
-      <w:r>
-        <w:rPr>
-          <w:lang w:val="en_US" w:bidi="en_US"/>
-        </w:rPr>
-        <w:t xml:space="preserve">; </w:t>
-      </w:r>
-      <w:hyperlink r:id="rId200">
-        <w:r>
-          <w:rPr>
-            <w:lang w:val="en_US" w:bidi="en_US"/>
-          </w:rPr>
-          <w:rPr>
-            <w:color w:val="0000EE"/>
-            <w:u w:val="single"/>
-          </w:rPr>
-          <w:t>23:1–25</w:t>
-        </w:r>
-      </w:hyperlink>
+      <w:r>
+        <w:rPr>
+          <w:lang w:val="en_US" w:bidi="en_US"/>
+        </w:rPr>
+        <w:t>43–45</w:t>
+      </w:r>
+      <w:r>
+        <w:rPr>
+          <w:lang w:val="en_US" w:bidi="en_US"/>
+        </w:rPr>
+        <w:t xml:space="preserve">; </w:t>
+      </w:r>
+      <w:r>
+        <w:rPr>
+          <w:lang w:val="en_US" w:bidi="en_US"/>
+        </w:rPr>
+        <w:t>Luke 3:1</w:t>
+      </w:r>
+      <w:r>
+        <w:rPr>
+          <w:lang w:val="en_US" w:bidi="en_US"/>
+        </w:rPr>
+        <w:t xml:space="preserve">; </w:t>
+      </w:r>
+      <w:r>
+        <w:rPr>
+          <w:lang w:val="en_US" w:bidi="en_US"/>
+        </w:rPr>
+        <w:t>13:1</w:t>
+      </w:r>
+      <w:r>
+        <w:rPr>
+          <w:lang w:val="en_US" w:bidi="en_US"/>
+        </w:rPr>
+        <w:t xml:space="preserve">; </w:t>
+      </w:r>
+      <w:r>
+        <w:rPr>
+          <w:lang w:val="en_US" w:bidi="en_US"/>
+        </w:rPr>
+        <w:t>23:1–25</w:t>
+      </w:r>
       <w:r>
         <w:rPr>
           <w:lang w:val="en_US" w:bidi="en_US"/>
         </w:rPr>
         <w:t xml:space="preserve">, </w:t>
       </w:r>
-      <w:hyperlink r:id="rId223">
-        <w:r>
-          <w:rPr>
-            <w:lang w:val="en_US" w:bidi="en_US"/>
-          </w:rPr>
-          <w:rPr>
-            <w:color w:val="0000EE"/>
-            <w:u w:val="single"/>
-          </w:rPr>
-          <w:t>52</w:t>
-        </w:r>
-      </w:hyperlink>
-      <w:r>
-        <w:rPr>
-          <w:lang w:val="en_US" w:bidi="en_US"/>
-        </w:rPr>
-        <w:t xml:space="preserve">; </w:t>
-      </w:r>
-      <w:hyperlink r:id="rId201">
-        <w:r>
-          <w:rPr>
-            <w:lang w:val="en_US" w:bidi="en_US"/>
-          </w:rPr>
-          <w:rPr>
-            <w:color w:val="0000EE"/>
-            <w:u w:val="single"/>
-          </w:rPr>
-          <w:t>18:28–19:16</w:t>
-        </w:r>
-      </w:hyperlink>
-      <w:r>
-        <w:rPr>
-          <w:lang w:val="en_US" w:bidi="en_US"/>
-        </w:rPr>
-        <w:t xml:space="preserve">; </w:t>
-      </w:r>
-      <w:hyperlink r:id="rId224">
-        <w:r>
-          <w:rPr>
-            <w:lang w:val="en_US" w:bidi="en_US"/>
-          </w:rPr>
-          <w:rPr>
-            <w:color w:val="0000EE"/>
-            <w:u w:val="single"/>
-          </w:rPr>
-          <w:t>19:31</w:t>
-        </w:r>
-      </w:hyperlink>
+      <w:r>
+        <w:rPr>
+          <w:lang w:val="en_US" w:bidi="en_US"/>
+        </w:rPr>
+        <w:t>52</w:t>
+      </w:r>
+      <w:r>
+        <w:rPr>
+          <w:lang w:val="en_US" w:bidi="en_US"/>
+        </w:rPr>
+        <w:t xml:space="preserve">; </w:t>
+      </w:r>
+      <w:r>
+        <w:rPr>
+          <w:lang w:val="en_US" w:bidi="en_US"/>
+        </w:rPr>
+        <w:t>18:28–19:16</w:t>
+      </w:r>
+      <w:r>
+        <w:rPr>
+          <w:lang w:val="en_US" w:bidi="en_US"/>
+        </w:rPr>
+        <w:t xml:space="preserve">; </w:t>
+      </w:r>
+      <w:r>
+        <w:rPr>
+          <w:lang w:val="en_US" w:bidi="en_US"/>
+        </w:rPr>
+        <w:t>19:31</w:t>
+      </w:r>
       <w:r>
         <w:rPr>
           <w:lang w:val="en_US" w:bidi="en_US"/>
         </w:rPr>
         <w:t xml:space="preserve">, </w:t>
       </w:r>
-      <w:hyperlink r:id="rId225">
-        <w:r>
-          <w:rPr>
-            <w:lang w:val="en_US" w:bidi="en_US"/>
-          </w:rPr>
-          <w:rPr>
-            <w:color w:val="0000EE"/>
-            <w:u w:val="single"/>
-          </w:rPr>
-          <w:t>38</w:t>
-        </w:r>
-      </w:hyperlink>
-      <w:r>
-        <w:rPr>
-          <w:lang w:val="en_US" w:bidi="en_US"/>
-        </w:rPr>
-        <w:t xml:space="preserve">; </w:t>
-      </w:r>
-      <w:hyperlink r:id="rId202">
-        <w:r>
-          <w:rPr>
-            <w:lang w:val="en_US" w:bidi="en_US"/>
-          </w:rPr>
-          <w:rPr>
-            <w:color w:val="0000EE"/>
-            <w:u w:val="single"/>
-          </w:rPr>
-          <w:t>Acts 3:13</w:t>
-        </w:r>
-      </w:hyperlink>
-      <w:r>
-        <w:rPr>
-          <w:lang w:val="en_US" w:bidi="en_US"/>
-        </w:rPr>
-        <w:t xml:space="preserve">; </w:t>
-      </w:r>
-      <w:hyperlink r:id="rId203">
-        <w:r>
-          <w:rPr>
-            <w:lang w:val="en_US" w:bidi="en_US"/>
-          </w:rPr>
-          <w:rPr>
-            <w:color w:val="0000EE"/>
-            <w:u w:val="single"/>
-          </w:rPr>
-          <w:t>4:27</w:t>
-        </w:r>
-      </w:hyperlink>
-      <w:r>
-        <w:rPr>
-          <w:lang w:val="en_US" w:bidi="en_US"/>
-        </w:rPr>
-        <w:t xml:space="preserve">; </w:t>
-      </w:r>
-      <w:hyperlink r:id="rId204">
-        <w:r>
-          <w:rPr>
-            <w:lang w:val="en_US" w:bidi="en_US"/>
-          </w:rPr>
-          <w:rPr>
-            <w:color w:val="0000EE"/>
-            <w:u w:val="single"/>
-          </w:rPr>
-          <w:t>13:28</w:t>
-        </w:r>
-      </w:hyperlink>
-      <w:r>
-        <w:rPr>
-          <w:lang w:val="en_US" w:bidi="en_US"/>
-        </w:rPr>
-        <w:t xml:space="preserve">; </w:t>
-      </w:r>
-      <w:hyperlink r:id="rId205">
-        <w:r>
-          <w:rPr>
-            <w:lang w:val="en_US" w:bidi="en_US"/>
-          </w:rPr>
-          <w:rPr>
-            <w:color w:val="0000EE"/>
-            <w:u w:val="single"/>
-          </w:rPr>
-          <w:t>1 Timothy 6:13</w:t>
-        </w:r>
-      </w:hyperlink>
+      <w:r>
+        <w:rPr>
+          <w:lang w:val="en_US" w:bidi="en_US"/>
+        </w:rPr>
+        <w:t>38</w:t>
+      </w:r>
+      <w:r>
+        <w:rPr>
+          <w:lang w:val="en_US" w:bidi="en_US"/>
+        </w:rPr>
+        <w:t xml:space="preserve">; </w:t>
+      </w:r>
+      <w:r>
+        <w:rPr>
+          <w:lang w:val="en_US" w:bidi="en_US"/>
+        </w:rPr>
+        <w:t>Acts 3:13</w:t>
+      </w:r>
+      <w:r>
+        <w:rPr>
+          <w:lang w:val="en_US" w:bidi="en_US"/>
+        </w:rPr>
+        <w:t xml:space="preserve">; </w:t>
+      </w:r>
+      <w:r>
+        <w:rPr>
+          <w:lang w:val="en_US" w:bidi="en_US"/>
+        </w:rPr>
+        <w:t>4:27</w:t>
+      </w:r>
+      <w:r>
+        <w:rPr>
+          <w:lang w:val="en_US" w:bidi="en_US"/>
+        </w:rPr>
+        <w:t xml:space="preserve">; </w:t>
+      </w:r>
+      <w:r>
+        <w:rPr>
+          <w:lang w:val="en_US" w:bidi="en_US"/>
+        </w:rPr>
+        <w:t>13:28</w:t>
+      </w:r>
+      <w:r>
+        <w:rPr>
+          <w:lang w:val="en_US" w:bidi="en_US"/>
+        </w:rPr>
+        <w:t xml:space="preserve">; </w:t>
+      </w:r>
+      <w:r>
+        <w:rPr>
+          <w:lang w:val="en_US" w:bidi="en_US"/>
+        </w:rPr>
+        <w:t>1 Timothy 6:13</w:t>
+      </w:r>
       <w:r>
         <w:rPr>
           <w:lang w:val="en_US" w:bidi="en_US"/>
@@ -5785,18 +4351,12 @@
         </w:rPr>
         <w:t>Paul first met Priscilla and Aquila in Corinth. They had recently arrived because the Roman emperor Claudius Caesar had deported all Jews from Rome in AD 49. Paul got to know them, and since they were tentmakers (or possibly leatherworkers) like him, he lived and worked with them during his first year and a half in Corinth, from AD 50 to 52 (</w:t>
       </w:r>
-      <w:hyperlink r:id="rId226">
-        <w:r>
-          <w:rPr>
-            <w:lang w:val="en_US" w:bidi="en_US"/>
-          </w:rPr>
-          <w:rPr>
-            <w:color w:val="0000EE"/>
-            <w:u w:val="single"/>
-          </w:rPr>
-          <w:t>Acts 18:1–3</w:t>
-        </w:r>
-      </w:hyperlink>
+      <w:r>
+        <w:rPr>
+          <w:lang w:val="en_US" w:bidi="en_US"/>
+        </w:rPr>
+        <w:t>Acts 18:1–3</w:t>
+      </w:r>
       <w:r>
         <w:rPr>
           <w:lang w:val="en_US" w:bidi="en_US"/>
@@ -5817,36 +4377,24 @@
         </w:rPr>
         <w:t>When Paul left Corinth, he took Priscilla and Aquila with him and left them in Ephesus (</w:t>
       </w:r>
-      <w:hyperlink r:id="rId227">
-        <w:r>
-          <w:rPr>
-            <w:lang w:val="en_US" w:bidi="en_US"/>
-          </w:rPr>
-          <w:rPr>
-            <w:color w:val="0000EE"/>
-            <w:u w:val="single"/>
-          </w:rPr>
-          <w:t>Acts 18:18–19</w:t>
-        </w:r>
-      </w:hyperlink>
+      <w:r>
+        <w:rPr>
+          <w:lang w:val="en_US" w:bidi="en_US"/>
+        </w:rPr>
+        <w:t>Acts 18:18–19</w:t>
+      </w:r>
       <w:r>
         <w:rPr>
           <w:lang w:val="en_US" w:bidi="en_US"/>
         </w:rPr>
         <w:t>). He returned to Jerusalem and Antioch. Later, when Apollos came to Ephesus, he preached enthusiastically about Jesus in the synagogues. Priscilla and Aquila took him aside and explained the truth of Jesus more fully. With their help, Apollos became a powerful teacher who shared the good news about Jesus and defended the Christian faith (</w:t>
       </w:r>
-      <w:hyperlink r:id="rId228">
-        <w:r>
-          <w:rPr>
-            <w:lang w:val="en_US" w:bidi="en_US"/>
-          </w:rPr>
-          <w:rPr>
-            <w:color w:val="0000EE"/>
-            <w:u w:val="single"/>
-          </w:rPr>
-          <w:t>Acts 18:24–28</w:t>
-        </w:r>
-      </w:hyperlink>
+      <w:r>
+        <w:rPr>
+          <w:lang w:val="en_US" w:bidi="en_US"/>
+        </w:rPr>
+        <w:t>Acts 18:24–28</w:t>
+      </w:r>
       <w:r>
         <w:rPr>
           <w:lang w:val="en_US" w:bidi="en_US"/>
@@ -5867,54 +4415,36 @@
         </w:rPr>
         <w:t>Later, Paul mentions their home as a meeting place for Christians in Ephesus. He includes their greeting with his own to the church in Corinth (</w:t>
       </w:r>
-      <w:hyperlink r:id="rId229">
-        <w:r>
-          <w:rPr>
-            <w:lang w:val="en_US" w:bidi="en_US"/>
-          </w:rPr>
-          <w:rPr>
-            <w:color w:val="0000EE"/>
-            <w:u w:val="single"/>
-          </w:rPr>
-          <w:t>1 Corinthians 16:19</w:t>
-        </w:r>
-      </w:hyperlink>
+      <w:r>
+        <w:rPr>
+          <w:lang w:val="en_US" w:bidi="en_US"/>
+        </w:rPr>
+        <w:t>1 Corinthians 16:19</w:t>
+      </w:r>
       <w:r>
         <w:rPr>
           <w:lang w:val="en_US" w:bidi="en_US"/>
         </w:rPr>
         <w:t xml:space="preserve">; see also </w:t>
       </w:r>
-      <w:hyperlink r:id="rId230">
-        <w:r>
-          <w:rPr>
-            <w:lang w:val="en_US" w:bidi="en_US"/>
-          </w:rPr>
-          <w:rPr>
-            <w:color w:val="0000EE"/>
-            <w:u w:val="single"/>
-          </w:rPr>
-          <w:t>2 Timothy 4:19</w:t>
-        </w:r>
-      </w:hyperlink>
+      <w:r>
+        <w:rPr>
+          <w:lang w:val="en_US" w:bidi="en_US"/>
+        </w:rPr>
+        <w:t>2 Timothy 4:19</w:t>
+      </w:r>
       <w:r>
         <w:rPr>
           <w:lang w:val="en_US" w:bidi="en_US"/>
         </w:rPr>
         <w:t>). It seems they later returned to Rome, likely after Claudius's edict was relaxed. Paul sends his greetings to them first when he writes to the church in Rome (</w:t>
       </w:r>
-      <w:hyperlink r:id="rId231">
-        <w:r>
-          <w:rPr>
-            <w:lang w:val="en_US" w:bidi="en_US"/>
-          </w:rPr>
-          <w:rPr>
-            <w:color w:val="0000EE"/>
-            <w:u w:val="single"/>
-          </w:rPr>
-          <w:t>Romans 16:3–5</w:t>
-        </w:r>
-      </w:hyperlink>
+      <w:r>
+        <w:rPr>
+          <w:lang w:val="en_US" w:bidi="en_US"/>
+        </w:rPr>
+        <w:t>Romans 16:3–5</w:t>
+      </w:r>
       <w:r>
         <w:rPr>
           <w:lang w:val="en_US" w:bidi="en_US"/>
@@ -5970,108 +4500,72 @@
           <w:lang w:val="en_US" w:bidi="en_US"/>
         </w:rPr>
       </w:r>
-      <w:hyperlink r:id="rId226">
-        <w:r>
-          <w:rPr>
-            <w:lang w:val="en_US" w:bidi="en_US"/>
-          </w:rPr>
-          <w:rPr>
-            <w:color w:val="0000EE"/>
-            <w:u w:val="single"/>
-          </w:rPr>
-          <w:t>Acts 18:1–3</w:t>
-        </w:r>
-      </w:hyperlink>
+      <w:r>
+        <w:rPr>
+          <w:lang w:val="en_US" w:bidi="en_US"/>
+        </w:rPr>
+        <w:t>Acts 18:1–3</w:t>
+      </w:r>
       <w:r>
         <w:rPr>
           <w:lang w:val="en_US" w:bidi="en_US"/>
         </w:rPr>
         <w:t xml:space="preserve">, </w:t>
       </w:r>
-      <w:hyperlink r:id="rId227">
-        <w:r>
-          <w:rPr>
-            <w:lang w:val="en_US" w:bidi="en_US"/>
-          </w:rPr>
-          <w:rPr>
-            <w:color w:val="0000EE"/>
-            <w:u w:val="single"/>
-          </w:rPr>
-          <w:t>18–19</w:t>
-        </w:r>
-      </w:hyperlink>
+      <w:r>
+        <w:rPr>
+          <w:lang w:val="en_US" w:bidi="en_US"/>
+        </w:rPr>
+        <w:t>18–19</w:t>
+      </w:r>
       <w:r>
         <w:rPr>
           <w:lang w:val="en_US" w:bidi="en_US"/>
         </w:rPr>
         <w:t xml:space="preserve">, </w:t>
       </w:r>
-      <w:hyperlink r:id="rId228">
-        <w:r>
-          <w:rPr>
-            <w:lang w:val="en_US" w:bidi="en_US"/>
-          </w:rPr>
-          <w:rPr>
-            <w:color w:val="0000EE"/>
-            <w:u w:val="single"/>
-          </w:rPr>
-          <w:t>24–28</w:t>
-        </w:r>
-      </w:hyperlink>
-      <w:r>
-        <w:rPr>
-          <w:lang w:val="en_US" w:bidi="en_US"/>
-        </w:rPr>
-        <w:t xml:space="preserve">; </w:t>
-      </w:r>
-      <w:hyperlink r:id="rId231">
-        <w:r>
-          <w:rPr>
-            <w:lang w:val="en_US" w:bidi="en_US"/>
-          </w:rPr>
-          <w:rPr>
-            <w:color w:val="0000EE"/>
-            <w:u w:val="single"/>
-          </w:rPr>
-          <w:t>Romans 16:3–5</w:t>
-        </w:r>
-      </w:hyperlink>
-      <w:r>
-        <w:rPr>
-          <w:lang w:val="en_US" w:bidi="en_US"/>
-        </w:rPr>
-        <w:t xml:space="preserve">; </w:t>
-      </w:r>
-      <w:hyperlink r:id="rId229">
-        <w:r>
-          <w:rPr>
-            <w:lang w:val="en_US" w:bidi="en_US"/>
-          </w:rPr>
-          <w:rPr>
-            <w:color w:val="0000EE"/>
-            <w:u w:val="single"/>
-          </w:rPr>
-          <w:t>1 Corinthians 16:19</w:t>
-        </w:r>
-      </w:hyperlink>
-      <w:r>
-        <w:rPr>
-          <w:lang w:val="en_US" w:bidi="en_US"/>
-        </w:rPr>
-        <w:t xml:space="preserve">; </w:t>
-      </w:r>
-      <w:hyperlink r:id="rId230">
-        <w:r>
-          <w:rPr>
-            <w:lang w:val="en_US" w:bidi="en_US"/>
-          </w:rPr>
-          <w:rPr>
-            <w:color w:val="0000EE"/>
-            <w:u w:val="single"/>
-          </w:rPr>
-          <w:t>2 Timothy 4:19</w:t>
-        </w:r>
-      </w:hyperlink>
+      <w:r>
+        <w:rPr>
+          <w:lang w:val="en_US" w:bidi="en_US"/>
+        </w:rPr>
+        <w:t>24–28</w:t>
+      </w:r>
+      <w:r>
+        <w:rPr>
+          <w:lang w:val="en_US" w:bidi="en_US"/>
+        </w:rPr>
+        <w:t xml:space="preserve">; </w:t>
+      </w:r>
+      <w:r>
+        <w:rPr>
+          <w:lang w:val="en_US" w:bidi="en_US"/>
+        </w:rPr>
+        <w:t>Romans 16:3–5</w:t>
+      </w:r>
+      <w:r>
+        <w:rPr>
+          <w:lang w:val="en_US" w:bidi="en_US"/>
+        </w:rPr>
+        <w:t xml:space="preserve">; </w:t>
+      </w:r>
+      <w:r>
+        <w:rPr>
+          <w:lang w:val="en_US" w:bidi="en_US"/>
+        </w:rPr>
+        <w:t>1 Corinthians 16:19</w:t>
+      </w:r>
+      <w:r>
+        <w:rPr>
+          <w:lang w:val="en_US" w:bidi="en_US"/>
+        </w:rPr>
+        <w:t xml:space="preserve">; </w:t>
+      </w:r>
+      <w:r>
+        <w:rPr>
+          <w:lang w:val="en_US" w:bidi="en_US"/>
+        </w:rPr>
+        <w:t>2 Timothy 4:19</w:t>
+      </w:r>
       <w:r>
         <w:rPr>
           <w:lang w:val="en_US" w:bidi="en_US"/>
